--- a/hin/docx/018.content.docx
+++ b/hin/docx/018.content.docx
@@ -150,26 +150,6 @@
           <w:lang w:val="hi_IN" w:bidi="hi_IN"/>
         </w:rPr>
         <w:t>द</w:t>
-      </w:r>
-      <w:r>
-        <w:rPr>
-          <w:lang w:val="hi_IN" w:bidi="hi_IN"/>
-        </w:rPr>
-      </w:r>
-    </w:p>
-    <w:p>
-      <w:pPr/>
-      <w:r>
-        <w:rPr>
-          <w:lang w:val="hi_IN" w:bidi="hi_IN"/>
-        </w:rPr>
-      </w:r>
-      <w:r>
-        <w:rPr>
-          <w:i/>
-          <w:lang w:val="hi_IN" w:bidi="hi_IN"/>
-        </w:rPr>
-        <w:t>दर्शन, दाऊद के साथ परमेश्वर की वाचा, दास-अगुवा, दासत्व, दिन आने वाला है, दीन की चिन्ता, दुःख के भजन, दुख भोगी भविष्यद्वक्ता, दूसरे निर्गमन का वादा, दूसरे मन्दिर का निर्माण पूर्ण होना, दूसरों से प्रेम करना, दूसरों से सम्मति</w:t>
       </w:r>
       <w:r>
         <w:rPr>

--- a/hin/docx/018.content.docx
+++ b/hin/docx/018.content.docx
@@ -19,7 +19,7 @@
         <w:rPr>
           <w:lang w:val="hi_IN" w:bidi="hi_IN"/>
         </w:rPr>
-        <w:t>Resource: Study Notes - Themes (Tyndale)</w:t>
+        <w:t>Resource: Tyndale Open Study Notes</w:t>
       </w:r>
       <w:r>
         <w:rPr>
@@ -112,7 +112,7 @@
         <w:rPr>
           <w:lang w:val="hi_IN" w:bidi="hi_IN"/>
         </w:rPr>
-        <w:t>Study Notes - Themes (Tyndale)</w:t>
+        <w:t>Tyndale Open Study Notes</w:t>
       </w:r>
     </w:p>
     <w:p>

--- a/hin/docx/018.content.docx
+++ b/hin/docx/018.content.docx
@@ -19,7 +19,7 @@
         <w:rPr>
           <w:lang w:val="hi_IN" w:bidi="hi_IN"/>
         </w:rPr>
-        <w:t>Resource: Tyndale Open Study Notes</w:t>
+        <w:t>Resource: Aquifer Open Study Notes (Themes)</w:t>
       </w:r>
       <w:r>
         <w:rPr>
@@ -112,7 +112,7 @@
         <w:rPr>
           <w:lang w:val="hi_IN" w:bidi="hi_IN"/>
         </w:rPr>
-        <w:t>Tyndale Open Study Notes</w:t>
+        <w:t>Aquifer Open Study Notes (Themes)</w:t>
       </w:r>
     </w:p>
     <w:p>

--- a/hin/docx/018.content.docx
+++ b/hin/docx/018.content.docx
@@ -233,270 +233,180 @@
         </w:rPr>
         <w:t xml:space="preserve">दुर्भाग्यवश, परमेश्वर का विरोध केवल विश्वासियों के समाज के बाहर के लोगों तक सीमित नहीं है। बाइबल में कई ऐसे लोगों का उल्लेख है जो परमेश्वर को जानते हुए भी उनसे दूर हो गए (देखें </w:t>
       </w:r>
-      <w:hyperlink r:id="rId13">
-        <w:r>
-          <w:rPr>
-            <w:lang w:val="hi_IN" w:bidi="hi_IN"/>
-          </w:rPr>
-          <w:rPr>
-            <w:color w:val="0000EE"/>
-            <w:u w:val="single"/>
-          </w:rPr>
-          <w:t>गिन 16</w:t>
-        </w:r>
-      </w:hyperlink>
-      <w:r>
-        <w:rPr>
-          <w:lang w:val="hi_IN" w:bidi="hi_IN"/>
-        </w:rPr>
-        <w:t xml:space="preserve">; </w:t>
-      </w:r>
-      <w:hyperlink r:id="rId14">
-        <w:r>
-          <w:rPr>
-            <w:lang w:val="hi_IN" w:bidi="hi_IN"/>
-          </w:rPr>
-          <w:rPr>
-            <w:color w:val="0000EE"/>
-            <w:u w:val="single"/>
-          </w:rPr>
-          <w:t>व्य.वि.13</w:t>
-        </w:r>
-      </w:hyperlink>
-      <w:r>
-        <w:rPr>
-          <w:lang w:val="hi_IN" w:bidi="hi_IN"/>
-        </w:rPr>
-        <w:t xml:space="preserve">; </w:t>
-      </w:r>
-      <w:hyperlink r:id="rId15">
-        <w:r>
-          <w:rPr>
-            <w:lang w:val="hi_IN" w:bidi="hi_IN"/>
-          </w:rPr>
-          <w:rPr>
-            <w:color w:val="0000EE"/>
-            <w:u w:val="single"/>
-          </w:rPr>
-          <w:t>2 रा 17:5–23</w:t>
-        </w:r>
-      </w:hyperlink>
-      <w:r>
-        <w:rPr>
-          <w:lang w:val="hi_IN" w:bidi="hi_IN"/>
-        </w:rPr>
-        <w:t xml:space="preserve">; </w:t>
-      </w:r>
-      <w:hyperlink r:id="rId16">
-        <w:r>
-          <w:rPr>
-            <w:lang w:val="hi_IN" w:bidi="hi_IN"/>
-          </w:rPr>
-          <w:rPr>
-            <w:color w:val="0000EE"/>
-            <w:u w:val="single"/>
-          </w:rPr>
-          <w:t>यहे 8</w:t>
-        </w:r>
-      </w:hyperlink>
+      <w:r>
+        <w:rPr>
+          <w:lang w:val="hi_IN" w:bidi="hi_IN"/>
+        </w:rPr>
+        <w:t>गिन 16</w:t>
+      </w:r>
+      <w:r>
+        <w:rPr>
+          <w:lang w:val="hi_IN" w:bidi="hi_IN"/>
+        </w:rPr>
+        <w:t xml:space="preserve">; </w:t>
+      </w:r>
+      <w:r>
+        <w:rPr>
+          <w:lang w:val="hi_IN" w:bidi="hi_IN"/>
+        </w:rPr>
+        <w:t>व्य.वि.13</w:t>
+      </w:r>
+      <w:r>
+        <w:rPr>
+          <w:lang w:val="hi_IN" w:bidi="hi_IN"/>
+        </w:rPr>
+        <w:t xml:space="preserve">; </w:t>
+      </w:r>
+      <w:r>
+        <w:rPr>
+          <w:lang w:val="hi_IN" w:bidi="hi_IN"/>
+        </w:rPr>
+        <w:t>2 रा 17:5–23</w:t>
+      </w:r>
+      <w:r>
+        <w:rPr>
+          <w:lang w:val="hi_IN" w:bidi="hi_IN"/>
+        </w:rPr>
+        <w:t xml:space="preserve">; </w:t>
+      </w:r>
+      <w:r>
+        <w:rPr>
+          <w:lang w:val="hi_IN" w:bidi="hi_IN"/>
+        </w:rPr>
+        <w:t>यहे 8</w:t>
+      </w:r>
       <w:r>
         <w:rPr>
           <w:lang w:val="hi_IN" w:bidi="hi_IN"/>
         </w:rPr>
         <w:t>)। परमेश्वर उन लोगों के लिए उचित परिणाम लाते हैं, जो उनसे दूर हो जाते हैं (</w:t>
       </w:r>
-      <w:hyperlink r:id="rId17">
-        <w:r>
-          <w:rPr>
-            <w:lang w:val="hi_IN" w:bidi="hi_IN"/>
-          </w:rPr>
-          <w:rPr>
-            <w:color w:val="0000EE"/>
-            <w:u w:val="single"/>
-          </w:rPr>
-          <w:t>अय्यू 11:20</w:t>
-        </w:r>
-      </w:hyperlink>
-      <w:r>
-        <w:rPr>
-          <w:lang w:val="hi_IN" w:bidi="hi_IN"/>
-        </w:rPr>
-        <w:t xml:space="preserve">; </w:t>
-      </w:r>
-      <w:hyperlink r:id="rId18">
-        <w:r>
-          <w:rPr>
-            <w:lang w:val="hi_IN" w:bidi="hi_IN"/>
-          </w:rPr>
-          <w:rPr>
-            <w:color w:val="0000EE"/>
-            <w:u w:val="single"/>
-          </w:rPr>
-          <w:t>नीति 1:24–31</w:t>
-        </w:r>
-      </w:hyperlink>
-      <w:r>
-        <w:rPr>
-          <w:lang w:val="hi_IN" w:bidi="hi_IN"/>
-        </w:rPr>
-        <w:t xml:space="preserve">; </w:t>
-      </w:r>
-      <w:hyperlink r:id="rId19">
-        <w:r>
-          <w:rPr>
-            <w:lang w:val="hi_IN" w:bidi="hi_IN"/>
-          </w:rPr>
-          <w:rPr>
-            <w:color w:val="0000EE"/>
-            <w:u w:val="single"/>
-          </w:rPr>
-          <w:t>यिर्म 11:11</w:t>
-        </w:r>
-      </w:hyperlink>
+      <w:r>
+        <w:rPr>
+          <w:lang w:val="hi_IN" w:bidi="hi_IN"/>
+        </w:rPr>
+        <w:t>अय्यू 11:20</w:t>
+      </w:r>
+      <w:r>
+        <w:rPr>
+          <w:lang w:val="hi_IN" w:bidi="hi_IN"/>
+        </w:rPr>
+        <w:t xml:space="preserve">; </w:t>
+      </w:r>
+      <w:r>
+        <w:rPr>
+          <w:lang w:val="hi_IN" w:bidi="hi_IN"/>
+        </w:rPr>
+        <w:t>नीति 1:24–31</w:t>
+      </w:r>
+      <w:r>
+        <w:rPr>
+          <w:lang w:val="hi_IN" w:bidi="hi_IN"/>
+        </w:rPr>
+        <w:t xml:space="preserve">; </w:t>
+      </w:r>
+      <w:r>
+        <w:rPr>
+          <w:lang w:val="hi_IN" w:bidi="hi_IN"/>
+        </w:rPr>
+        <w:t>यिर्म 11:11</w:t>
+      </w:r>
       <w:r>
         <w:rPr>
           <w:lang w:val="hi_IN" w:bidi="hi_IN"/>
         </w:rPr>
         <w:t>)। यीशु ने उन लोगों के बारे में बात की जो "दूर हो जाते हैं" और उनके ह्होने वाले न्याय के बारे में (</w:t>
       </w:r>
-      <w:hyperlink r:id="rId20">
-        <w:r>
-          <w:rPr>
-            <w:lang w:val="hi_IN" w:bidi="hi_IN"/>
-          </w:rPr>
-          <w:rPr>
-            <w:color w:val="0000EE"/>
-            <w:u w:val="single"/>
-          </w:rPr>
-          <w:t>मत्ती 16:27</w:t>
-        </w:r>
-      </w:hyperlink>
-      <w:r>
-        <w:rPr>
-          <w:lang w:val="hi_IN" w:bidi="hi_IN"/>
-        </w:rPr>
-        <w:t xml:space="preserve">; </w:t>
-      </w:r>
-      <w:hyperlink r:id="rId21">
-        <w:r>
-          <w:rPr>
-            <w:lang w:val="hi_IN" w:bidi="hi_IN"/>
-          </w:rPr>
-          <w:rPr>
-            <w:color w:val="0000EE"/>
-            <w:u w:val="single"/>
-          </w:rPr>
-          <w:t>23:13</w:t>
-        </w:r>
-      </w:hyperlink>
-      <w:r>
-        <w:rPr>
-          <w:lang w:val="hi_IN" w:bidi="hi_IN"/>
-        </w:rPr>
-        <w:t xml:space="preserve">; </w:t>
-      </w:r>
-      <w:hyperlink r:id="rId22">
-        <w:r>
-          <w:rPr>
-            <w:lang w:val="hi_IN" w:bidi="hi_IN"/>
-          </w:rPr>
-          <w:rPr>
-            <w:color w:val="0000EE"/>
-            <w:u w:val="single"/>
-          </w:rPr>
-          <w:t>24:10–13</w:t>
-        </w:r>
-      </w:hyperlink>
-      <w:r>
-        <w:rPr>
-          <w:lang w:val="hi_IN" w:bidi="hi_IN"/>
-        </w:rPr>
-        <w:t xml:space="preserve">; </w:t>
-      </w:r>
-      <w:hyperlink r:id="rId23">
-        <w:r>
-          <w:rPr>
-            <w:lang w:val="hi_IN" w:bidi="hi_IN"/>
-          </w:rPr>
-          <w:rPr>
-            <w:color w:val="0000EE"/>
-            <w:u w:val="single"/>
-          </w:rPr>
-          <w:t>25:41–46</w:t>
-        </w:r>
-      </w:hyperlink>
+      <w:r>
+        <w:rPr>
+          <w:lang w:val="hi_IN" w:bidi="hi_IN"/>
+        </w:rPr>
+        <w:t>मत्ती 16:27</w:t>
+      </w:r>
+      <w:r>
+        <w:rPr>
+          <w:lang w:val="hi_IN" w:bidi="hi_IN"/>
+        </w:rPr>
+        <w:t xml:space="preserve">; </w:t>
+      </w:r>
+      <w:r>
+        <w:rPr>
+          <w:lang w:val="hi_IN" w:bidi="hi_IN"/>
+        </w:rPr>
+        <w:t>23:13</w:t>
+      </w:r>
+      <w:r>
+        <w:rPr>
+          <w:lang w:val="hi_IN" w:bidi="hi_IN"/>
+        </w:rPr>
+        <w:t xml:space="preserve">; </w:t>
+      </w:r>
+      <w:r>
+        <w:rPr>
+          <w:lang w:val="hi_IN" w:bidi="hi_IN"/>
+        </w:rPr>
+        <w:t>24:10–13</w:t>
+      </w:r>
+      <w:r>
+        <w:rPr>
+          <w:lang w:val="hi_IN" w:bidi="hi_IN"/>
+        </w:rPr>
+        <w:t xml:space="preserve">; </w:t>
+      </w:r>
+      <w:r>
+        <w:rPr>
+          <w:lang w:val="hi_IN" w:bidi="hi_IN"/>
+        </w:rPr>
+        <w:t>25:41–46</w:t>
+      </w:r>
       <w:r>
         <w:rPr>
           <w:lang w:val="hi_IN" w:bidi="hi_IN"/>
         </w:rPr>
         <w:t>)। नए नियम के लेखक उनके उदाहरण का अनुसरण करते हैं (</w:t>
       </w:r>
-      <w:hyperlink r:id="rId24">
-        <w:r>
-          <w:rPr>
-            <w:lang w:val="hi_IN" w:bidi="hi_IN"/>
-          </w:rPr>
-          <w:rPr>
-            <w:color w:val="0000EE"/>
-            <w:u w:val="single"/>
-          </w:rPr>
-          <w:t>गला 1:6–9</w:t>
-        </w:r>
-      </w:hyperlink>
-      <w:r>
-        <w:rPr>
-          <w:lang w:val="hi_IN" w:bidi="hi_IN"/>
-        </w:rPr>
-        <w:t xml:space="preserve">; </w:t>
-      </w:r>
-      <w:hyperlink r:id="rId25">
-        <w:r>
-          <w:rPr>
-            <w:lang w:val="hi_IN" w:bidi="hi_IN"/>
-          </w:rPr>
-          <w:rPr>
-            <w:color w:val="0000EE"/>
-            <w:u w:val="single"/>
-          </w:rPr>
-          <w:t>2 तीमु 3:1–9</w:t>
-        </w:r>
-      </w:hyperlink>
-      <w:r>
-        <w:rPr>
-          <w:lang w:val="hi_IN" w:bidi="hi_IN"/>
-        </w:rPr>
-        <w:t xml:space="preserve">; </w:t>
-      </w:r>
-      <w:hyperlink r:id="rId26">
-        <w:r>
-          <w:rPr>
-            <w:lang w:val="hi_IN" w:bidi="hi_IN"/>
-          </w:rPr>
-          <w:rPr>
-            <w:color w:val="0000EE"/>
-            <w:u w:val="single"/>
-          </w:rPr>
-          <w:t>2 पत 2:1–22</w:t>
-        </w:r>
-      </w:hyperlink>
-      <w:r>
-        <w:rPr>
-          <w:lang w:val="hi_IN" w:bidi="hi_IN"/>
-        </w:rPr>
-        <w:t xml:space="preserve">; </w:t>
-      </w:r>
-      <w:hyperlink r:id="rId27">
-        <w:r>
-          <w:rPr>
-            <w:lang w:val="hi_IN" w:bidi="hi_IN"/>
-          </w:rPr>
-          <w:rPr>
-            <w:color w:val="0000EE"/>
-            <w:u w:val="single"/>
-          </w:rPr>
-          <w:t>1 यूह 2:18–19</w:t>
-        </w:r>
-      </w:hyperlink>
+      <w:r>
+        <w:rPr>
+          <w:lang w:val="hi_IN" w:bidi="hi_IN"/>
+        </w:rPr>
+        <w:t>गला 1:6–9</w:t>
+      </w:r>
+      <w:r>
+        <w:rPr>
+          <w:lang w:val="hi_IN" w:bidi="hi_IN"/>
+        </w:rPr>
+        <w:t xml:space="preserve">; </w:t>
+      </w:r>
+      <w:r>
+        <w:rPr>
+          <w:lang w:val="hi_IN" w:bidi="hi_IN"/>
+        </w:rPr>
+        <w:t>2 तीमु 3:1–9</w:t>
+      </w:r>
+      <w:r>
+        <w:rPr>
+          <w:lang w:val="hi_IN" w:bidi="hi_IN"/>
+        </w:rPr>
+        <w:t xml:space="preserve">; </w:t>
+      </w:r>
+      <w:r>
+        <w:rPr>
+          <w:lang w:val="hi_IN" w:bidi="hi_IN"/>
+        </w:rPr>
+        <w:t>2 पत 2:1–22</w:t>
+      </w:r>
+      <w:r>
+        <w:rPr>
+          <w:lang w:val="hi_IN" w:bidi="hi_IN"/>
+        </w:rPr>
+        <w:t xml:space="preserve">; </w:t>
+      </w:r>
+      <w:r>
+        <w:rPr>
+          <w:lang w:val="hi_IN" w:bidi="hi_IN"/>
+        </w:rPr>
+        <w:t>1 यूह 2:18–19</w:t>
+      </w:r>
       <w:r>
         <w:rPr>
           <w:lang w:val="hi_IN" w:bidi="hi_IN"/>
@@ -517,180 +427,120 @@
         </w:rPr>
         <w:t xml:space="preserve">बाइबल स्पष्ट रूप से कहती है कि परमेश्वर की अवज्ञा करने से गंभीर परिणाम होते हैं (उदाहरण के लिए देखें, </w:t>
       </w:r>
-      <w:hyperlink r:id="rId28">
-        <w:r>
-          <w:rPr>
-            <w:lang w:val="hi_IN" w:bidi="hi_IN"/>
-          </w:rPr>
-          <w:rPr>
-            <w:color w:val="0000EE"/>
-            <w:u w:val="single"/>
-          </w:rPr>
-          <w:t>उत 9:5–6</w:t>
-        </w:r>
-      </w:hyperlink>
-      <w:r>
-        <w:rPr>
-          <w:lang w:val="hi_IN" w:bidi="hi_IN"/>
-        </w:rPr>
-        <w:t xml:space="preserve">; </w:t>
-      </w:r>
-      <w:hyperlink r:id="rId29">
-        <w:r>
-          <w:rPr>
-            <w:lang w:val="hi_IN" w:bidi="hi_IN"/>
-          </w:rPr>
-          <w:rPr>
-            <w:color w:val="0000EE"/>
-            <w:u w:val="single"/>
-          </w:rPr>
-          <w:t>गिन 35:16–21</w:t>
-        </w:r>
-      </w:hyperlink>
-      <w:r>
-        <w:rPr>
-          <w:lang w:val="hi_IN" w:bidi="hi_IN"/>
-        </w:rPr>
-        <w:t xml:space="preserve">; </w:t>
-      </w:r>
-      <w:hyperlink r:id="rId30">
-        <w:r>
-          <w:rPr>
-            <w:lang w:val="hi_IN" w:bidi="hi_IN"/>
-          </w:rPr>
-          <w:rPr>
-            <w:color w:val="0000EE"/>
-            <w:u w:val="single"/>
-          </w:rPr>
-          <w:t>लैव्य 20:10</w:t>
-        </w:r>
-      </w:hyperlink>
-      <w:r>
-        <w:rPr>
-          <w:lang w:val="hi_IN" w:bidi="hi_IN"/>
-        </w:rPr>
-        <w:t xml:space="preserve">; </w:t>
-      </w:r>
-      <w:hyperlink r:id="rId31">
-        <w:r>
-          <w:rPr>
-            <w:lang w:val="hi_IN" w:bidi="hi_IN"/>
-          </w:rPr>
-          <w:rPr>
-            <w:color w:val="0000EE"/>
-            <w:u w:val="single"/>
-          </w:rPr>
-          <w:t>जक 5:4</w:t>
-        </w:r>
-      </w:hyperlink>
+      <w:r>
+        <w:rPr>
+          <w:lang w:val="hi_IN" w:bidi="hi_IN"/>
+        </w:rPr>
+        <w:t>उत 9:5–6</w:t>
+      </w:r>
+      <w:r>
+        <w:rPr>
+          <w:lang w:val="hi_IN" w:bidi="hi_IN"/>
+        </w:rPr>
+        <w:t xml:space="preserve">; </w:t>
+      </w:r>
+      <w:r>
+        <w:rPr>
+          <w:lang w:val="hi_IN" w:bidi="hi_IN"/>
+        </w:rPr>
+        <w:t>गिन 35:16–21</w:t>
+      </w:r>
+      <w:r>
+        <w:rPr>
+          <w:lang w:val="hi_IN" w:bidi="hi_IN"/>
+        </w:rPr>
+        <w:t xml:space="preserve">; </w:t>
+      </w:r>
+      <w:r>
+        <w:rPr>
+          <w:lang w:val="hi_IN" w:bidi="hi_IN"/>
+        </w:rPr>
+        <w:t>लैव्य 20:10</w:t>
+      </w:r>
+      <w:r>
+        <w:rPr>
+          <w:lang w:val="hi_IN" w:bidi="hi_IN"/>
+        </w:rPr>
+        <w:t xml:space="preserve">; </w:t>
+      </w:r>
+      <w:r>
+        <w:rPr>
+          <w:lang w:val="hi_IN" w:bidi="hi_IN"/>
+        </w:rPr>
+        <w:t>जक 5:4</w:t>
+      </w:r>
       <w:r>
         <w:rPr>
           <w:lang w:val="hi_IN" w:bidi="hi_IN"/>
         </w:rPr>
         <w:t>)। परमेश्वर अंततः उन लोगों को, जो उनकी इच्छा और शासन का विरोध करते है, अपनी जीवन-दायक उपस्थिति से अलग कर देंगे (</w:t>
       </w:r>
-      <w:hyperlink r:id="rId32">
-        <w:r>
-          <w:rPr>
-            <w:lang w:val="hi_IN" w:bidi="hi_IN"/>
-          </w:rPr>
-          <w:rPr>
-            <w:color w:val="0000EE"/>
-            <w:u w:val="single"/>
-          </w:rPr>
-          <w:t>यशा 66:14–24</w:t>
-        </w:r>
-      </w:hyperlink>
+      <w:r>
+        <w:rPr>
+          <w:lang w:val="hi_IN" w:bidi="hi_IN"/>
+        </w:rPr>
+        <w:t>यशा 66:14–24</w:t>
+      </w:r>
       <w:r>
         <w:rPr>
           <w:lang w:val="hi_IN" w:bidi="hi_IN"/>
         </w:rPr>
         <w:t xml:space="preserve">)। इसी तरह, इब्रानियों को लिखे पत्र में कई अंश उन लोगों को चेतावनी देते हैं जो परमेश्वर के वचन को गंभीरता से नहीं लेते। यह कहता है कि वे आत्मिक परेशानी का अनुभव करेंगे और परमेश्वर के न्याय का सामना करेंगे (देखें </w:t>
       </w:r>
-      <w:hyperlink r:id="rId33">
-        <w:r>
-          <w:rPr>
-            <w:lang w:val="hi_IN" w:bidi="hi_IN"/>
-          </w:rPr>
-          <w:rPr>
-            <w:color w:val="0000EE"/>
-            <w:u w:val="single"/>
-          </w:rPr>
-          <w:t>इब्रा 2:1–4</w:t>
-        </w:r>
-      </w:hyperlink>
-      <w:r>
-        <w:rPr>
-          <w:lang w:val="hi_IN" w:bidi="hi_IN"/>
-        </w:rPr>
-        <w:t xml:space="preserve">; </w:t>
-      </w:r>
-      <w:hyperlink r:id="rId34">
-        <w:r>
-          <w:rPr>
-            <w:lang w:val="hi_IN" w:bidi="hi_IN"/>
-          </w:rPr>
-          <w:rPr>
-            <w:color w:val="0000EE"/>
-            <w:u w:val="single"/>
-          </w:rPr>
-          <w:t>4:12–13</w:t>
-        </w:r>
-      </w:hyperlink>
-      <w:r>
-        <w:rPr>
-          <w:lang w:val="hi_IN" w:bidi="hi_IN"/>
-        </w:rPr>
-        <w:t xml:space="preserve">; </w:t>
-      </w:r>
-      <w:hyperlink r:id="rId35">
-        <w:r>
-          <w:rPr>
-            <w:lang w:val="hi_IN" w:bidi="hi_IN"/>
-          </w:rPr>
-          <w:rPr>
-            <w:color w:val="0000EE"/>
-            <w:u w:val="single"/>
-          </w:rPr>
-          <w:t>6:4–8</w:t>
-        </w:r>
-      </w:hyperlink>
-      <w:r>
-        <w:rPr>
-          <w:lang w:val="hi_IN" w:bidi="hi_IN"/>
-        </w:rPr>
-        <w:t xml:space="preserve">; </w:t>
-      </w:r>
-      <w:hyperlink r:id="rId36">
-        <w:r>
-          <w:rPr>
-            <w:lang w:val="hi_IN" w:bidi="hi_IN"/>
-          </w:rPr>
-          <w:rPr>
-            <w:color w:val="0000EE"/>
-            <w:u w:val="single"/>
-          </w:rPr>
-          <w:t>10:26–31</w:t>
-        </w:r>
-      </w:hyperlink>
-      <w:r>
-        <w:rPr>
-          <w:lang w:val="hi_IN" w:bidi="hi_IN"/>
-        </w:rPr>
-        <w:t xml:space="preserve">; </w:t>
-      </w:r>
-      <w:hyperlink r:id="rId37">
-        <w:r>
-          <w:rPr>
-            <w:lang w:val="hi_IN" w:bidi="hi_IN"/>
-          </w:rPr>
-          <w:rPr>
-            <w:color w:val="0000EE"/>
-            <w:u w:val="single"/>
-          </w:rPr>
-          <w:t>12:25–29</w:t>
-        </w:r>
-      </w:hyperlink>
+      <w:r>
+        <w:rPr>
+          <w:lang w:val="hi_IN" w:bidi="hi_IN"/>
+        </w:rPr>
+        <w:t>इब्रा 2:1–4</w:t>
+      </w:r>
+      <w:r>
+        <w:rPr>
+          <w:lang w:val="hi_IN" w:bidi="hi_IN"/>
+        </w:rPr>
+        <w:t xml:space="preserve">; </w:t>
+      </w:r>
+      <w:r>
+        <w:rPr>
+          <w:lang w:val="hi_IN" w:bidi="hi_IN"/>
+        </w:rPr>
+        <w:t>4:12–13</w:t>
+      </w:r>
+      <w:r>
+        <w:rPr>
+          <w:lang w:val="hi_IN" w:bidi="hi_IN"/>
+        </w:rPr>
+        <w:t xml:space="preserve">; </w:t>
+      </w:r>
+      <w:r>
+        <w:rPr>
+          <w:lang w:val="hi_IN" w:bidi="hi_IN"/>
+        </w:rPr>
+        <w:t>6:4–8</w:t>
+      </w:r>
+      <w:r>
+        <w:rPr>
+          <w:lang w:val="hi_IN" w:bidi="hi_IN"/>
+        </w:rPr>
+        <w:t xml:space="preserve">; </w:t>
+      </w:r>
+      <w:r>
+        <w:rPr>
+          <w:lang w:val="hi_IN" w:bidi="hi_IN"/>
+        </w:rPr>
+        <w:t>10:26–31</w:t>
+      </w:r>
+      <w:r>
+        <w:rPr>
+          <w:lang w:val="hi_IN" w:bidi="hi_IN"/>
+        </w:rPr>
+        <w:t xml:space="preserve">; </w:t>
+      </w:r>
+      <w:r>
+        <w:rPr>
+          <w:lang w:val="hi_IN" w:bidi="hi_IN"/>
+        </w:rPr>
+        <w:t>12:25–29</w:t>
+      </w:r>
       <w:r>
         <w:rPr>
           <w:lang w:val="hi_IN" w:bidi="hi_IN"/>
@@ -854,216 +704,144 @@
           <w:lang w:val="hi_IN" w:bidi="hi_IN"/>
         </w:rPr>
       </w:r>
-      <w:hyperlink r:id="rId13">
-        <w:r>
-          <w:rPr>
-            <w:lang w:val="hi_IN" w:bidi="hi_IN"/>
-          </w:rPr>
-          <w:rPr>
-            <w:color w:val="0000EE"/>
-            <w:u w:val="single"/>
-          </w:rPr>
-          <w:t>गिनती 16:1–50</w:t>
-        </w:r>
-      </w:hyperlink>
-      <w:r>
-        <w:rPr>
-          <w:lang w:val="hi_IN" w:bidi="hi_IN"/>
-        </w:rPr>
-        <w:t xml:space="preserve">; </w:t>
-      </w:r>
-      <w:hyperlink r:id="rId14">
-        <w:r>
-          <w:rPr>
-            <w:lang w:val="hi_IN" w:bidi="hi_IN"/>
-          </w:rPr>
-          <w:rPr>
-            <w:color w:val="0000EE"/>
-            <w:u w:val="single"/>
-          </w:rPr>
-          <w:t>व्यवस्थाविवरण 13:1–18</w:t>
-        </w:r>
-      </w:hyperlink>
-      <w:r>
-        <w:rPr>
-          <w:lang w:val="hi_IN" w:bidi="hi_IN"/>
-        </w:rPr>
-        <w:t xml:space="preserve">; </w:t>
-      </w:r>
-      <w:hyperlink r:id="rId15">
-        <w:r>
-          <w:rPr>
-            <w:lang w:val="hi_IN" w:bidi="hi_IN"/>
-          </w:rPr>
-          <w:rPr>
-            <w:color w:val="0000EE"/>
-            <w:u w:val="single"/>
-          </w:rPr>
-          <w:t>2 राजाओं 17:5–23</w:t>
-        </w:r>
-      </w:hyperlink>
-      <w:r>
-        <w:rPr>
-          <w:lang w:val="hi_IN" w:bidi="hi_IN"/>
-        </w:rPr>
-        <w:t xml:space="preserve">; </w:t>
-      </w:r>
-      <w:hyperlink r:id="rId16">
-        <w:r>
-          <w:rPr>
-            <w:lang w:val="hi_IN" w:bidi="hi_IN"/>
-          </w:rPr>
-          <w:rPr>
-            <w:color w:val="0000EE"/>
-            <w:u w:val="single"/>
-          </w:rPr>
-          <w:t>यहेजकेल 8:1–18</w:t>
-        </w:r>
-      </w:hyperlink>
-      <w:r>
-        <w:rPr>
-          <w:lang w:val="hi_IN" w:bidi="hi_IN"/>
-        </w:rPr>
-        <w:t xml:space="preserve">; </w:t>
-      </w:r>
-      <w:hyperlink r:id="rId22">
-        <w:r>
-          <w:rPr>
-            <w:lang w:val="hi_IN" w:bidi="hi_IN"/>
-          </w:rPr>
-          <w:rPr>
-            <w:color w:val="0000EE"/>
-            <w:u w:val="single"/>
-          </w:rPr>
-          <w:t>मत्ती 24:10–13</w:t>
-        </w:r>
-      </w:hyperlink>
-      <w:r>
-        <w:rPr>
-          <w:lang w:val="hi_IN" w:bidi="hi_IN"/>
-        </w:rPr>
-        <w:t xml:space="preserve">; </w:t>
-      </w:r>
-      <w:hyperlink r:id="rId24">
-        <w:r>
-          <w:rPr>
-            <w:lang w:val="hi_IN" w:bidi="hi_IN"/>
-          </w:rPr>
-          <w:rPr>
-            <w:color w:val="0000EE"/>
-            <w:u w:val="single"/>
-          </w:rPr>
-          <w:t>गलातियों 1:6–9</w:t>
-        </w:r>
-      </w:hyperlink>
-      <w:r>
-        <w:rPr>
-          <w:lang w:val="hi_IN" w:bidi="hi_IN"/>
-        </w:rPr>
-        <w:t xml:space="preserve">; </w:t>
-      </w:r>
-      <w:hyperlink r:id="rId25">
-        <w:r>
-          <w:rPr>
-            <w:lang w:val="hi_IN" w:bidi="hi_IN"/>
-          </w:rPr>
-          <w:rPr>
-            <w:color w:val="0000EE"/>
-            <w:u w:val="single"/>
-          </w:rPr>
-          <w:t>2 तीमुथियुस 3:1–9</w:t>
-        </w:r>
-      </w:hyperlink>
-      <w:r>
-        <w:rPr>
-          <w:lang w:val="hi_IN" w:bidi="hi_IN"/>
-        </w:rPr>
-        <w:t xml:space="preserve">; </w:t>
-      </w:r>
-      <w:hyperlink r:id="rId33">
-        <w:r>
-          <w:rPr>
-            <w:lang w:val="hi_IN" w:bidi="hi_IN"/>
-          </w:rPr>
-          <w:rPr>
-            <w:color w:val="0000EE"/>
-            <w:u w:val="single"/>
-          </w:rPr>
-          <w:t>इब्रानियों 2:1–4</w:t>
-        </w:r>
-      </w:hyperlink>
-      <w:r>
-        <w:rPr>
-          <w:lang w:val="hi_IN" w:bidi="hi_IN"/>
-        </w:rPr>
-        <w:t xml:space="preserve">; </w:t>
-      </w:r>
-      <w:hyperlink r:id="rId35">
-        <w:r>
-          <w:rPr>
-            <w:lang w:val="hi_IN" w:bidi="hi_IN"/>
-          </w:rPr>
-          <w:rPr>
-            <w:color w:val="0000EE"/>
-            <w:u w:val="single"/>
-          </w:rPr>
-          <w:t>6:4–8</w:t>
-        </w:r>
-      </w:hyperlink>
-      <w:r>
-        <w:rPr>
-          <w:lang w:val="hi_IN" w:bidi="hi_IN"/>
-        </w:rPr>
-        <w:t xml:space="preserve">; </w:t>
-      </w:r>
-      <w:hyperlink r:id="rId36">
-        <w:r>
-          <w:rPr>
-            <w:lang w:val="hi_IN" w:bidi="hi_IN"/>
-          </w:rPr>
-          <w:rPr>
-            <w:color w:val="0000EE"/>
-            <w:u w:val="single"/>
-          </w:rPr>
-          <w:t>10:26–31</w:t>
-        </w:r>
-      </w:hyperlink>
-      <w:r>
-        <w:rPr>
-          <w:lang w:val="hi_IN" w:bidi="hi_IN"/>
-        </w:rPr>
-        <w:t xml:space="preserve">; </w:t>
-      </w:r>
-      <w:hyperlink r:id="rId26">
-        <w:r>
-          <w:rPr>
-            <w:lang w:val="hi_IN" w:bidi="hi_IN"/>
-          </w:rPr>
-          <w:rPr>
-            <w:color w:val="0000EE"/>
-            <w:u w:val="single"/>
-          </w:rPr>
-          <w:t>2 पतरस 2:1–22</w:t>
-        </w:r>
-      </w:hyperlink>
-      <w:r>
-        <w:rPr>
-          <w:lang w:val="hi_IN" w:bidi="hi_IN"/>
-        </w:rPr>
-        <w:t xml:space="preserve">; </w:t>
-      </w:r>
-      <w:hyperlink r:id="rId27">
-        <w:r>
-          <w:rPr>
-            <w:lang w:val="hi_IN" w:bidi="hi_IN"/>
-          </w:rPr>
-          <w:rPr>
-            <w:color w:val="0000EE"/>
-            <w:u w:val="single"/>
-          </w:rPr>
-          <w:t>1 यूहन्ना 2:18–19</w:t>
-        </w:r>
-      </w:hyperlink>
+      <w:r>
+        <w:rPr>
+          <w:lang w:val="hi_IN" w:bidi="hi_IN"/>
+        </w:rPr>
+        <w:t>गिनती 16:1–50</w:t>
+      </w:r>
+      <w:r>
+        <w:rPr>
+          <w:lang w:val="hi_IN" w:bidi="hi_IN"/>
+        </w:rPr>
+        <w:t xml:space="preserve">; </w:t>
+      </w:r>
+      <w:r>
+        <w:rPr>
+          <w:lang w:val="hi_IN" w:bidi="hi_IN"/>
+        </w:rPr>
+        <w:t>व्यवस्थाविवरण 13:1–18</w:t>
+      </w:r>
+      <w:r>
+        <w:rPr>
+          <w:lang w:val="hi_IN" w:bidi="hi_IN"/>
+        </w:rPr>
+        <w:t xml:space="preserve">; </w:t>
+      </w:r>
+      <w:r>
+        <w:rPr>
+          <w:lang w:val="hi_IN" w:bidi="hi_IN"/>
+        </w:rPr>
+        <w:t>2 राजाओं 17:5–23</w:t>
+      </w:r>
+      <w:r>
+        <w:rPr>
+          <w:lang w:val="hi_IN" w:bidi="hi_IN"/>
+        </w:rPr>
+        <w:t xml:space="preserve">; </w:t>
+      </w:r>
+      <w:r>
+        <w:rPr>
+          <w:lang w:val="hi_IN" w:bidi="hi_IN"/>
+        </w:rPr>
+        <w:t>यहेजकेल 8:1–18</w:t>
+      </w:r>
+      <w:r>
+        <w:rPr>
+          <w:lang w:val="hi_IN" w:bidi="hi_IN"/>
+        </w:rPr>
+        <w:t xml:space="preserve">; </w:t>
+      </w:r>
+      <w:r>
+        <w:rPr>
+          <w:lang w:val="hi_IN" w:bidi="hi_IN"/>
+        </w:rPr>
+        <w:t>मत्ती 24:10–13</w:t>
+      </w:r>
+      <w:r>
+        <w:rPr>
+          <w:lang w:val="hi_IN" w:bidi="hi_IN"/>
+        </w:rPr>
+        <w:t xml:space="preserve">; </w:t>
+      </w:r>
+      <w:r>
+        <w:rPr>
+          <w:lang w:val="hi_IN" w:bidi="hi_IN"/>
+        </w:rPr>
+        <w:t>गलातियों 1:6–9</w:t>
+      </w:r>
+      <w:r>
+        <w:rPr>
+          <w:lang w:val="hi_IN" w:bidi="hi_IN"/>
+        </w:rPr>
+        <w:t xml:space="preserve">; </w:t>
+      </w:r>
+      <w:r>
+        <w:rPr>
+          <w:lang w:val="hi_IN" w:bidi="hi_IN"/>
+        </w:rPr>
+        <w:t>2 तीमुथियुस 3:1–9</w:t>
+      </w:r>
+      <w:r>
+        <w:rPr>
+          <w:lang w:val="hi_IN" w:bidi="hi_IN"/>
+        </w:rPr>
+        <w:t xml:space="preserve">; </w:t>
+      </w:r>
+      <w:r>
+        <w:rPr>
+          <w:lang w:val="hi_IN" w:bidi="hi_IN"/>
+        </w:rPr>
+        <w:t>इब्रानियों 2:1–4</w:t>
+      </w:r>
+      <w:r>
+        <w:rPr>
+          <w:lang w:val="hi_IN" w:bidi="hi_IN"/>
+        </w:rPr>
+        <w:t xml:space="preserve">; </w:t>
+      </w:r>
+      <w:r>
+        <w:rPr>
+          <w:lang w:val="hi_IN" w:bidi="hi_IN"/>
+        </w:rPr>
+        <w:t>6:4–8</w:t>
+      </w:r>
+      <w:r>
+        <w:rPr>
+          <w:lang w:val="hi_IN" w:bidi="hi_IN"/>
+        </w:rPr>
+        <w:t xml:space="preserve">; </w:t>
+      </w:r>
+      <w:r>
+        <w:rPr>
+          <w:lang w:val="hi_IN" w:bidi="hi_IN"/>
+        </w:rPr>
+        <w:t>10:26–31</w:t>
+      </w:r>
+      <w:r>
+        <w:rPr>
+          <w:lang w:val="hi_IN" w:bidi="hi_IN"/>
+        </w:rPr>
+        <w:t xml:space="preserve">; </w:t>
+      </w:r>
+      <w:r>
+        <w:rPr>
+          <w:lang w:val="hi_IN" w:bidi="hi_IN"/>
+        </w:rPr>
+        <w:t>2 पतरस 2:1–22</w:t>
+      </w:r>
+      <w:r>
+        <w:rPr>
+          <w:lang w:val="hi_IN" w:bidi="hi_IN"/>
+        </w:rPr>
+        <w:t xml:space="preserve">; </w:t>
+      </w:r>
+      <w:r>
+        <w:rPr>
+          <w:lang w:val="hi_IN" w:bidi="hi_IN"/>
+        </w:rPr>
+        <w:t>1 यूहन्ना 2:18–19</w:t>
+      </w:r>
       <w:r>
         <w:rPr>
           <w:lang w:val="hi_IN" w:bidi="hi_IN"/>
@@ -1112,18 +890,12 @@
         </w:rPr>
         <w:t>इस्राएल के विभाजित राज्य के समय, लोग अक्सर इस्राएल के उत्तरी राज्य को अविश्वासी और दक्षिणी राज्य यहूदा को विश्वासयोग्य मानते थे। जब यारोबाम ने उत्तरी राज्य की स्थापना की, तो कई धार्मिक लोग उसकी दुष्टता से बचने के लिए यहूदा चले गए (</w:t>
       </w:r>
-      <w:hyperlink r:id="rId38">
-        <w:r>
-          <w:rPr>
-            <w:lang w:val="hi_IN" w:bidi="hi_IN"/>
-          </w:rPr>
-          <w:rPr>
-            <w:color w:val="0000EE"/>
-            <w:u w:val="single"/>
-          </w:rPr>
-          <w:t>2 इति 11:13–17</w:t>
-        </w:r>
-      </w:hyperlink>
+      <w:r>
+        <w:rPr>
+          <w:lang w:val="hi_IN" w:bidi="hi_IN"/>
+        </w:rPr>
+        <w:t>2 इति 11:13–17</w:t>
+      </w:r>
       <w:r>
         <w:rPr>
           <w:lang w:val="hi_IN" w:bidi="hi_IN"/>
@@ -1166,18 +938,12 @@
         </w:rPr>
         <w:t>उन्होंने धातु की मूर्तियाँ बनाईं (</w:t>
       </w:r>
-      <w:hyperlink r:id="rId39">
-        <w:r>
-          <w:rPr>
-            <w:lang w:val="hi_IN" w:bidi="hi_IN"/>
-          </w:rPr>
-          <w:rPr>
-            <w:color w:val="0000EE"/>
-            <w:u w:val="single"/>
-          </w:rPr>
-          <w:t xml:space="preserve">28:2) </w:t>
-        </w:r>
-      </w:hyperlink>
+      <w:r>
+        <w:rPr>
+          <w:lang w:val="hi_IN" w:bidi="hi_IN"/>
+        </w:rPr>
+        <w:t xml:space="preserve">28:2) </w:t>
+      </w:r>
       <w:r>
         <w:rPr>
           <w:lang w:val="hi_IN" w:bidi="hi_IN"/>
@@ -1202,18 +968,12 @@
         </w:rPr>
         <w:t>उन्होंने दमिश्क के देवताओं की पूजा की (</w:t>
       </w:r>
-      <w:hyperlink r:id="rId40">
-        <w:r>
-          <w:rPr>
-            <w:lang w:val="hi_IN" w:bidi="hi_IN"/>
-          </w:rPr>
-          <w:rPr>
-            <w:color w:val="0000EE"/>
-            <w:u w:val="single"/>
-          </w:rPr>
-          <w:t>28:23</w:t>
-        </w:r>
-      </w:hyperlink>
+      <w:r>
+        <w:rPr>
+          <w:lang w:val="hi_IN" w:bidi="hi_IN"/>
+        </w:rPr>
+        <w:t>28:23</w:t>
+      </w:r>
       <w:r>
         <w:rPr>
           <w:lang w:val="hi_IN" w:bidi="hi_IN"/>
@@ -1238,54 +998,36 @@
         </w:rPr>
         <w:t>उन्होंने मंदिर की उपेक्षा की (</w:t>
       </w:r>
-      <w:hyperlink r:id="rId41">
-        <w:r>
-          <w:rPr>
-            <w:lang w:val="hi_IN" w:bidi="hi_IN"/>
-          </w:rPr>
-          <w:rPr>
-            <w:color w:val="0000EE"/>
-            <w:u w:val="single"/>
-          </w:rPr>
-          <w:t>28:24</w:t>
-        </w:r>
-      </w:hyperlink>
-      <w:r>
-        <w:rPr>
-          <w:lang w:val="hi_IN" w:bidi="hi_IN"/>
-        </w:rPr>
-        <w:t xml:space="preserve">; </w:t>
-      </w:r>
-      <w:hyperlink r:id="rId42">
-        <w:r>
-          <w:rPr>
-            <w:lang w:val="hi_IN" w:bidi="hi_IN"/>
-          </w:rPr>
-          <w:rPr>
-            <w:color w:val="0000EE"/>
-            <w:u w:val="single"/>
-          </w:rPr>
-          <w:t>29:7</w:t>
-        </w:r>
-      </w:hyperlink>
+      <w:r>
+        <w:rPr>
+          <w:lang w:val="hi_IN" w:bidi="hi_IN"/>
+        </w:rPr>
+        <w:t>28:24</w:t>
+      </w:r>
+      <w:r>
+        <w:rPr>
+          <w:lang w:val="hi_IN" w:bidi="hi_IN"/>
+        </w:rPr>
+        <w:t xml:space="preserve">; </w:t>
+      </w:r>
+      <w:r>
+        <w:rPr>
+          <w:lang w:val="hi_IN" w:bidi="hi_IN"/>
+        </w:rPr>
+        <w:t>29:7</w:t>
+      </w:r>
       <w:r>
         <w:rPr>
           <w:lang w:val="hi_IN" w:bidi="hi_IN"/>
         </w:rPr>
         <w:t xml:space="preserve">, </w:t>
       </w:r>
-      <w:hyperlink r:id="rId43">
-        <w:r>
-          <w:rPr>
-            <w:lang w:val="hi_IN" w:bidi="hi_IN"/>
-          </w:rPr>
-          <w:rPr>
-            <w:color w:val="0000EE"/>
-            <w:u w:val="single"/>
-          </w:rPr>
-          <w:t>19</w:t>
-        </w:r>
-      </w:hyperlink>
+      <w:r>
+        <w:rPr>
+          <w:lang w:val="hi_IN" w:bidi="hi_IN"/>
+        </w:rPr>
+        <w:t>19</w:t>
+      </w:r>
       <w:r>
         <w:rPr>
           <w:lang w:val="hi_IN" w:bidi="hi_IN"/>
@@ -1310,18 +1052,12 @@
         </w:rPr>
         <w:t>उन्होंने झूठी आराधना को बढ़ावा दिया (</w:t>
       </w:r>
-      <w:hyperlink r:id="rId44">
-        <w:r>
-          <w:rPr>
-            <w:lang w:val="hi_IN" w:bidi="hi_IN"/>
-          </w:rPr>
-          <w:rPr>
-            <w:color w:val="0000EE"/>
-            <w:u w:val="single"/>
-          </w:rPr>
-          <w:t>28:24–25</w:t>
-        </w:r>
-      </w:hyperlink>
+      <w:r>
+        <w:rPr>
+          <w:lang w:val="hi_IN" w:bidi="hi_IN"/>
+        </w:rPr>
+        <w:t>28:24–25</w:t>
+      </w:r>
       <w:r>
         <w:rPr>
           <w:lang w:val="hi_IN" w:bidi="hi_IN"/>
@@ -1346,18 +1082,12 @@
         </w:rPr>
         <w:t xml:space="preserve">उसकी बेवफाई इतनी गंभीर थी कि उस समय उत्तर में यहूदा से अधिक धार्मिकता थी (देखें </w:t>
       </w:r>
-      <w:hyperlink r:id="rId45">
-        <w:r>
-          <w:rPr>
-            <w:lang w:val="hi_IN" w:bidi="hi_IN"/>
-          </w:rPr>
-          <w:rPr>
-            <w:color w:val="0000EE"/>
-            <w:u w:val="single"/>
-          </w:rPr>
-          <w:t>28:9–15</w:t>
-        </w:r>
-      </w:hyperlink>
+      <w:r>
+        <w:rPr>
+          <w:lang w:val="hi_IN" w:bidi="hi_IN"/>
+        </w:rPr>
+        <w:t>28:9–15</w:t>
+      </w:r>
       <w:r>
         <w:rPr>
           <w:lang w:val="hi_IN" w:bidi="hi_IN"/>
@@ -1378,18 +1108,12 @@
         </w:rPr>
         <w:t>जिस व्यक्ति ने इतिहास की पुस्तकें लिखी, उन्होंने परमेश्वर द्वारा यहूदा को पुनर्स्थापित करने के लिए आशा को प्रेरित करने के लिए लिखा। उन्होंने दिखाया कि परमेश्वर हमेशा उन लोगों को क्षमा करते हैं जो मन फिराते हैं। पश्चाताप पुनःस्थापन और परमेश्वर के साथ मेल-मिलाप (शांति बनाना) की ओर ले जा सकता है। यह उत्तरी अगुवों की प्रतिक्रिया में देखा गया जब भविष्यद्वक्ता उनकी विजयी सेना के सामने खड़े हो गए (</w:t>
       </w:r>
-      <w:hyperlink r:id="rId46">
-        <w:r>
-          <w:rPr>
-            <w:lang w:val="hi_IN" w:bidi="hi_IN"/>
-          </w:rPr>
-          <w:rPr>
-            <w:color w:val="0000EE"/>
-            <w:u w:val="single"/>
-          </w:rPr>
-          <w:t>28:8–15</w:t>
-        </w:r>
-      </w:hyperlink>
+      <w:r>
+        <w:rPr>
+          <w:lang w:val="hi_IN" w:bidi="hi_IN"/>
+        </w:rPr>
+        <w:t>28:8–15</w:t>
+      </w:r>
       <w:r>
         <w:rPr>
           <w:lang w:val="hi_IN" w:bidi="hi_IN"/>
@@ -1410,72 +1134,48 @@
         </w:rPr>
         <w:t>राजा हिजकिय्याह के अधीन यहूदा नवीनीकरण पुनःस्थापन और एकता का एक आदर्श था, जो राजा सुलैमान के शासन के समान था। अपने शासन के पहले वर्ष में, हिजकिय्याह ने मन्दिर को पुनःस्थापित करना आरंभ किया (</w:t>
       </w:r>
-      <w:hyperlink r:id="rId47">
-        <w:r>
-          <w:rPr>
-            <w:lang w:val="hi_IN" w:bidi="hi_IN"/>
-          </w:rPr>
-          <w:rPr>
-            <w:color w:val="0000EE"/>
-            <w:u w:val="single"/>
-          </w:rPr>
-          <w:t>29:3</w:t>
-        </w:r>
-      </w:hyperlink>
+      <w:r>
+        <w:rPr>
+          <w:lang w:val="hi_IN" w:bidi="hi_IN"/>
+        </w:rPr>
+        <w:t>29:3</w:t>
+      </w:r>
       <w:r>
         <w:rPr>
           <w:lang w:val="hi_IN" w:bidi="hi_IN"/>
         </w:rPr>
         <w:t>)। जब हिजकिय्याह ने फसह का उत्सव मनाया, तो उन्होंने उत्तरी राज्य के लोगों को आमंत्रित किया। इससे यह दिखाया गया कि दोनों राज्य परमेश्वर द्वारा चुने गए स्थान पर एक साथ आराधना कर सकते थे (</w:t>
       </w:r>
-      <w:hyperlink r:id="rId48">
-        <w:r>
-          <w:rPr>
-            <w:lang w:val="hi_IN" w:bidi="hi_IN"/>
-          </w:rPr>
-          <w:rPr>
-            <w:color w:val="0000EE"/>
-            <w:u w:val="single"/>
-          </w:rPr>
-          <w:t>30:18–20</w:t>
-        </w:r>
-      </w:hyperlink>
+      <w:r>
+        <w:rPr>
+          <w:lang w:val="hi_IN" w:bidi="hi_IN"/>
+        </w:rPr>
+        <w:t>30:18–20</w:t>
+      </w:r>
       <w:r>
         <w:rPr>
           <w:lang w:val="hi_IN" w:bidi="hi_IN"/>
         </w:rPr>
         <w:t>)। उन्होंने अस्थायी रूप से सुलैमान के समय की महिमा को पुनःस्थापित किया (</w:t>
       </w:r>
-      <w:hyperlink r:id="rId49">
-        <w:r>
-          <w:rPr>
-            <w:lang w:val="hi_IN" w:bidi="hi_IN"/>
-          </w:rPr>
-          <w:rPr>
-            <w:color w:val="0000EE"/>
-            <w:u w:val="single"/>
-          </w:rPr>
-          <w:t>30:26</w:t>
-        </w:r>
-      </w:hyperlink>
+      <w:r>
+        <w:rPr>
+          <w:lang w:val="hi_IN" w:bidi="hi_IN"/>
+        </w:rPr>
+        <w:t>30:26</w:t>
+      </w:r>
       <w:r>
         <w:rPr>
           <w:lang w:val="hi_IN" w:bidi="hi_IN"/>
         </w:rPr>
         <w:t xml:space="preserve">; तुलना करें </w:t>
       </w:r>
-      <w:hyperlink r:id="rId50">
-        <w:r>
-          <w:rPr>
-            <w:lang w:val="hi_IN" w:bidi="hi_IN"/>
-          </w:rPr>
-          <w:rPr>
-            <w:color w:val="0000EE"/>
-            <w:u w:val="single"/>
-          </w:rPr>
-          <w:t>7:8–10</w:t>
-        </w:r>
-      </w:hyperlink>
+      <w:r>
+        <w:rPr>
+          <w:lang w:val="hi_IN" w:bidi="hi_IN"/>
+        </w:rPr>
+        <w:t>7:8–10</w:t>
+      </w:r>
       <w:r>
         <w:rPr>
           <w:lang w:val="hi_IN" w:bidi="hi_IN"/>
@@ -1510,36 +1210,24 @@
         </w:rPr>
         <w:t xml:space="preserve">नवीनीकरण की आशा कलीसिया के लिए भी सत्यता है, यहाँ तक कि जब उत्पीड़न (जो उनके विश्वास के कारण हमले का शिकार हैं) या भ्रष्टाचार के कारण मृत्यु का सामना करना पड़ता है (देखें </w:t>
       </w:r>
-      <w:hyperlink r:id="rId51">
-        <w:r>
-          <w:rPr>
-            <w:lang w:val="hi_IN" w:bidi="hi_IN"/>
-          </w:rPr>
-          <w:rPr>
-            <w:color w:val="0000EE"/>
-            <w:u w:val="single"/>
-          </w:rPr>
-          <w:t>प्रका 2–3</w:t>
-        </w:r>
-      </w:hyperlink>
+      <w:r>
+        <w:rPr>
+          <w:lang w:val="hi_IN" w:bidi="hi_IN"/>
+        </w:rPr>
+        <w:t>प्रका 2–3</w:t>
+      </w:r>
       <w:r>
         <w:rPr>
           <w:lang w:val="hi_IN" w:bidi="hi_IN"/>
         </w:rPr>
         <w:t xml:space="preserve">)। परमेश्वर का राज्य उनके वादों की ठोस "चट्टान" पर खड़ा है (देखें </w:t>
       </w:r>
-      <w:hyperlink r:id="rId52">
-        <w:r>
-          <w:rPr>
-            <w:lang w:val="hi_IN" w:bidi="hi_IN"/>
-          </w:rPr>
-          <w:rPr>
-            <w:color w:val="0000EE"/>
-            <w:u w:val="single"/>
-          </w:rPr>
-          <w:t>मत्ती 16:18</w:t>
-        </w:r>
-      </w:hyperlink>
+      <w:r>
+        <w:rPr>
+          <w:lang w:val="hi_IN" w:bidi="hi_IN"/>
+        </w:rPr>
+        <w:t>मत्ती 16:18</w:t>
+      </w:r>
       <w:r>
         <w:rPr>
           <w:lang w:val="hi_IN" w:bidi="hi_IN"/>
@@ -1569,198 +1257,132 @@
           <w:lang w:val="hi_IN" w:bidi="hi_IN"/>
         </w:rPr>
       </w:r>
-      <w:hyperlink r:id="rId53">
-        <w:r>
-          <w:rPr>
-            <w:lang w:val="hi_IN" w:bidi="hi_IN"/>
-          </w:rPr>
-          <w:rPr>
-            <w:color w:val="0000EE"/>
-            <w:u w:val="single"/>
-          </w:rPr>
-          <w:t>1 राजाओं 21:1–29</w:t>
-        </w:r>
-      </w:hyperlink>
-      <w:r>
-        <w:rPr>
-          <w:lang w:val="hi_IN" w:bidi="hi_IN"/>
-        </w:rPr>
-        <w:t xml:space="preserve">; </w:t>
-      </w:r>
-      <w:hyperlink r:id="rId38">
-        <w:r>
-          <w:rPr>
-            <w:lang w:val="hi_IN" w:bidi="hi_IN"/>
-          </w:rPr>
-          <w:rPr>
-            <w:color w:val="0000EE"/>
-            <w:u w:val="single"/>
-          </w:rPr>
-          <w:t>2 इतिहास 11:13–17</w:t>
-        </w:r>
-      </w:hyperlink>
-      <w:r>
-        <w:rPr>
-          <w:lang w:val="hi_IN" w:bidi="hi_IN"/>
-        </w:rPr>
-        <w:t xml:space="preserve">; </w:t>
-      </w:r>
-      <w:hyperlink r:id="rId54">
-        <w:r>
-          <w:rPr>
-            <w:lang w:val="hi_IN" w:bidi="hi_IN"/>
-          </w:rPr>
-          <w:rPr>
-            <w:color w:val="0000EE"/>
-            <w:u w:val="single"/>
-          </w:rPr>
-          <w:t>28:1–31:21</w:t>
-        </w:r>
-      </w:hyperlink>
-      <w:r>
-        <w:rPr>
-          <w:lang w:val="hi_IN" w:bidi="hi_IN"/>
-        </w:rPr>
-        <w:t xml:space="preserve">; </w:t>
-      </w:r>
-      <w:hyperlink r:id="rId55">
-        <w:r>
-          <w:rPr>
-            <w:lang w:val="hi_IN" w:bidi="hi_IN"/>
-          </w:rPr>
-          <w:rPr>
-            <w:color w:val="0000EE"/>
-            <w:u w:val="single"/>
-          </w:rPr>
-          <w:t>33:1–20</w:t>
-        </w:r>
-      </w:hyperlink>
-      <w:r>
-        <w:rPr>
-          <w:lang w:val="hi_IN" w:bidi="hi_IN"/>
-        </w:rPr>
-        <w:t xml:space="preserve">; </w:t>
-      </w:r>
-      <w:hyperlink r:id="rId56">
-        <w:r>
-          <w:rPr>
-            <w:lang w:val="hi_IN" w:bidi="hi_IN"/>
-          </w:rPr>
-          <w:rPr>
-            <w:color w:val="0000EE"/>
-            <w:u w:val="single"/>
-          </w:rPr>
-          <w:t>यिर्मयाह 18:7–17</w:t>
-        </w:r>
-      </w:hyperlink>
-      <w:r>
-        <w:rPr>
-          <w:lang w:val="hi_IN" w:bidi="hi_IN"/>
-        </w:rPr>
-        <w:t xml:space="preserve">; </w:t>
-      </w:r>
-      <w:hyperlink r:id="rId57">
-        <w:r>
-          <w:rPr>
-            <w:lang w:val="hi_IN" w:bidi="hi_IN"/>
-          </w:rPr>
-          <w:rPr>
-            <w:color w:val="0000EE"/>
-            <w:u w:val="single"/>
-          </w:rPr>
-          <w:t>यहेजकेल 16:1–63</w:t>
-        </w:r>
-      </w:hyperlink>
-      <w:r>
-        <w:rPr>
-          <w:lang w:val="hi_IN" w:bidi="hi_IN"/>
-        </w:rPr>
-        <w:t xml:space="preserve">; </w:t>
-      </w:r>
-      <w:hyperlink r:id="rId58">
-        <w:r>
-          <w:rPr>
-            <w:lang w:val="hi_IN" w:bidi="hi_IN"/>
-          </w:rPr>
-          <w:rPr>
-            <w:color w:val="0000EE"/>
-            <w:u w:val="single"/>
-          </w:rPr>
-          <w:t>33:10–16</w:t>
-        </w:r>
-      </w:hyperlink>
-      <w:r>
-        <w:rPr>
-          <w:lang w:val="hi_IN" w:bidi="hi_IN"/>
-        </w:rPr>
-        <w:t xml:space="preserve">; </w:t>
-      </w:r>
-      <w:hyperlink r:id="rId59">
-        <w:r>
-          <w:rPr>
-            <w:lang w:val="hi_IN" w:bidi="hi_IN"/>
-          </w:rPr>
-          <w:rPr>
-            <w:color w:val="0000EE"/>
-            <w:u w:val="single"/>
-          </w:rPr>
-          <w:t>योएल 2:12–32</w:t>
-        </w:r>
-      </w:hyperlink>
-      <w:r>
-        <w:rPr>
-          <w:lang w:val="hi_IN" w:bidi="hi_IN"/>
-        </w:rPr>
-        <w:t xml:space="preserve">; </w:t>
-      </w:r>
-      <w:hyperlink r:id="rId60">
-        <w:r>
-          <w:rPr>
-            <w:lang w:val="hi_IN" w:bidi="hi_IN"/>
-          </w:rPr>
-          <w:rPr>
-            <w:color w:val="0000EE"/>
-            <w:u w:val="single"/>
-          </w:rPr>
-          <w:t>लूका 19:2–10</w:t>
-        </w:r>
-      </w:hyperlink>
-      <w:r>
-        <w:rPr>
-          <w:lang w:val="hi_IN" w:bidi="hi_IN"/>
-        </w:rPr>
-        <w:t xml:space="preserve">; </w:t>
-      </w:r>
-      <w:hyperlink r:id="rId61">
-        <w:r>
-          <w:rPr>
-            <w:lang w:val="hi_IN" w:bidi="hi_IN"/>
-          </w:rPr>
-          <w:rPr>
-            <w:color w:val="0000EE"/>
-            <w:u w:val="single"/>
-          </w:rPr>
-          <w:t>1 कुरिन्थियों 6:9–11</w:t>
-        </w:r>
-      </w:hyperlink>
-      <w:r>
-        <w:rPr>
-          <w:lang w:val="hi_IN" w:bidi="hi_IN"/>
-        </w:rPr>
-        <w:t xml:space="preserve">; </w:t>
-      </w:r>
-      <w:hyperlink r:id="rId62">
-        <w:r>
-          <w:rPr>
-            <w:lang w:val="hi_IN" w:bidi="hi_IN"/>
-          </w:rPr>
-          <w:rPr>
-            <w:color w:val="0000EE"/>
-            <w:u w:val="single"/>
-          </w:rPr>
-          <w:t>1 तीमुथियुस 1:15–17</w:t>
-        </w:r>
-      </w:hyperlink>
+      <w:r>
+        <w:rPr>
+          <w:lang w:val="hi_IN" w:bidi="hi_IN"/>
+        </w:rPr>
+        <w:t>1 राजाओं 21:1–29</w:t>
+      </w:r>
+      <w:r>
+        <w:rPr>
+          <w:lang w:val="hi_IN" w:bidi="hi_IN"/>
+        </w:rPr>
+        <w:t xml:space="preserve">; </w:t>
+      </w:r>
+      <w:r>
+        <w:rPr>
+          <w:lang w:val="hi_IN" w:bidi="hi_IN"/>
+        </w:rPr>
+        <w:t>2 इतिहास 11:13–17</w:t>
+      </w:r>
+      <w:r>
+        <w:rPr>
+          <w:lang w:val="hi_IN" w:bidi="hi_IN"/>
+        </w:rPr>
+        <w:t xml:space="preserve">; </w:t>
+      </w:r>
+      <w:r>
+        <w:rPr>
+          <w:lang w:val="hi_IN" w:bidi="hi_IN"/>
+        </w:rPr>
+        <w:t>28:1–31:21</w:t>
+      </w:r>
+      <w:r>
+        <w:rPr>
+          <w:lang w:val="hi_IN" w:bidi="hi_IN"/>
+        </w:rPr>
+        <w:t xml:space="preserve">; </w:t>
+      </w:r>
+      <w:r>
+        <w:rPr>
+          <w:lang w:val="hi_IN" w:bidi="hi_IN"/>
+        </w:rPr>
+        <w:t>33:1–20</w:t>
+      </w:r>
+      <w:r>
+        <w:rPr>
+          <w:lang w:val="hi_IN" w:bidi="hi_IN"/>
+        </w:rPr>
+        <w:t xml:space="preserve">; </w:t>
+      </w:r>
+      <w:r>
+        <w:rPr>
+          <w:lang w:val="hi_IN" w:bidi="hi_IN"/>
+        </w:rPr>
+        <w:t>यिर्मयाह 18:7–17</w:t>
+      </w:r>
+      <w:r>
+        <w:rPr>
+          <w:lang w:val="hi_IN" w:bidi="hi_IN"/>
+        </w:rPr>
+        <w:t xml:space="preserve">; </w:t>
+      </w:r>
+      <w:r>
+        <w:rPr>
+          <w:lang w:val="hi_IN" w:bidi="hi_IN"/>
+        </w:rPr>
+        <w:t>यहेजकेल 16:1–63</w:t>
+      </w:r>
+      <w:r>
+        <w:rPr>
+          <w:lang w:val="hi_IN" w:bidi="hi_IN"/>
+        </w:rPr>
+        <w:t xml:space="preserve">; </w:t>
+      </w:r>
+      <w:r>
+        <w:rPr>
+          <w:lang w:val="hi_IN" w:bidi="hi_IN"/>
+        </w:rPr>
+        <w:t>33:10–16</w:t>
+      </w:r>
+      <w:r>
+        <w:rPr>
+          <w:lang w:val="hi_IN" w:bidi="hi_IN"/>
+        </w:rPr>
+        <w:t xml:space="preserve">; </w:t>
+      </w:r>
+      <w:r>
+        <w:rPr>
+          <w:lang w:val="hi_IN" w:bidi="hi_IN"/>
+        </w:rPr>
+        <w:t>योएल 2:12–32</w:t>
+      </w:r>
+      <w:r>
+        <w:rPr>
+          <w:lang w:val="hi_IN" w:bidi="hi_IN"/>
+        </w:rPr>
+        <w:t xml:space="preserve">; </w:t>
+      </w:r>
+      <w:r>
+        <w:rPr>
+          <w:lang w:val="hi_IN" w:bidi="hi_IN"/>
+        </w:rPr>
+        <w:t>लूका 19:2–10</w:t>
+      </w:r>
+      <w:r>
+        <w:rPr>
+          <w:lang w:val="hi_IN" w:bidi="hi_IN"/>
+        </w:rPr>
+        <w:t xml:space="preserve">; </w:t>
+      </w:r>
+      <w:r>
+        <w:rPr>
+          <w:lang w:val="hi_IN" w:bidi="hi_IN"/>
+        </w:rPr>
+        <w:t>1 कुरिन्थियों 6:9–11</w:t>
+      </w:r>
+      <w:r>
+        <w:rPr>
+          <w:lang w:val="hi_IN" w:bidi="hi_IN"/>
+        </w:rPr>
+        <w:t xml:space="preserve">; </w:t>
+      </w:r>
+      <w:r>
+        <w:rPr>
+          <w:lang w:val="hi_IN" w:bidi="hi_IN"/>
+        </w:rPr>
+        <w:t>1 तीमुथियुस 1:15–17</w:t>
+      </w:r>
       <w:r>
         <w:rPr>
           <w:lang w:val="hi_IN" w:bidi="hi_IN"/>
@@ -1815,36 +1437,24 @@
         </w:rPr>
         <w:t xml:space="preserve"> (</w:t>
       </w:r>
-      <w:hyperlink r:id="rId63">
-        <w:r>
-          <w:rPr>
-            <w:lang w:val="hi_IN" w:bidi="hi_IN"/>
-          </w:rPr>
-          <w:rPr>
-            <w:color w:val="0000EE"/>
-            <w:u w:val="single"/>
-          </w:rPr>
-          <w:t>न्या 10:16</w:t>
-        </w:r>
-      </w:hyperlink>
-      <w:r>
-        <w:rPr>
-          <w:lang w:val="hi_IN" w:bidi="hi_IN"/>
-        </w:rPr>
-        <w:t xml:space="preserve">; </w:t>
-      </w:r>
-      <w:hyperlink r:id="rId64">
-        <w:r>
-          <w:rPr>
-            <w:lang w:val="hi_IN" w:bidi="hi_IN"/>
-          </w:rPr>
-          <w:rPr>
-            <w:color w:val="0000EE"/>
-            <w:u w:val="single"/>
-          </w:rPr>
-          <w:t>होशे 11:8–9</w:t>
-        </w:r>
-      </w:hyperlink>
+      <w:r>
+        <w:rPr>
+          <w:lang w:val="hi_IN" w:bidi="hi_IN"/>
+        </w:rPr>
+        <w:t>न्या 10:16</w:t>
+      </w:r>
+      <w:r>
+        <w:rPr>
+          <w:lang w:val="hi_IN" w:bidi="hi_IN"/>
+        </w:rPr>
+        <w:t xml:space="preserve">; </w:t>
+      </w:r>
+      <w:r>
+        <w:rPr>
+          <w:lang w:val="hi_IN" w:bidi="hi_IN"/>
+        </w:rPr>
+        <w:t>होशे 11:8–9</w:t>
+      </w:r>
       <w:r>
         <w:rPr>
           <w:lang w:val="hi_IN" w:bidi="hi_IN"/>
@@ -1899,36 +1509,24 @@
         </w:rPr>
         <w:t xml:space="preserve"> और कार्यों के लिए न्याय का सामना करेंगे (देखें </w:t>
       </w:r>
-      <w:hyperlink r:id="rId65">
-        <w:r>
-          <w:rPr>
-            <w:lang w:val="hi_IN" w:bidi="hi_IN"/>
-          </w:rPr>
-          <w:rPr>
-            <w:color w:val="0000EE"/>
-            <w:u w:val="single"/>
-          </w:rPr>
-          <w:t>2 तीमु 4:1</w:t>
-        </w:r>
-      </w:hyperlink>
-      <w:r>
-        <w:rPr>
-          <w:lang w:val="hi_IN" w:bidi="hi_IN"/>
-        </w:rPr>
-        <w:t xml:space="preserve">; </w:t>
-      </w:r>
-      <w:hyperlink r:id="rId66">
-        <w:r>
-          <w:rPr>
-            <w:lang w:val="hi_IN" w:bidi="hi_IN"/>
-          </w:rPr>
-          <w:rPr>
-            <w:color w:val="0000EE"/>
-            <w:u w:val="single"/>
-          </w:rPr>
-          <w:t>प्रका 20:11–15</w:t>
-        </w:r>
-      </w:hyperlink>
+      <w:r>
+        <w:rPr>
+          <w:lang w:val="hi_IN" w:bidi="hi_IN"/>
+        </w:rPr>
+        <w:t>2 तीमु 4:1</w:t>
+      </w:r>
+      <w:r>
+        <w:rPr>
+          <w:lang w:val="hi_IN" w:bidi="hi_IN"/>
+        </w:rPr>
+        <w:t xml:space="preserve">; </w:t>
+      </w:r>
+      <w:r>
+        <w:rPr>
+          <w:lang w:val="hi_IN" w:bidi="hi_IN"/>
+        </w:rPr>
+        <w:t>प्रका 20:11–15</w:t>
+      </w:r>
       <w:r>
         <w:rPr>
           <w:lang w:val="hi_IN" w:bidi="hi_IN"/>
@@ -1979,18 +1577,12 @@
         </w:rPr>
         <w:t xml:space="preserve"> नहीं धर पाए (</w:t>
       </w:r>
-      <w:hyperlink r:id="rId67">
-        <w:r>
-          <w:rPr>
-            <w:lang w:val="hi_IN" w:bidi="hi_IN"/>
-          </w:rPr>
-          <w:rPr>
-            <w:color w:val="0000EE"/>
-            <w:u w:val="single"/>
-          </w:rPr>
-          <w:t>उत 6:5–7</w:t>
-        </w:r>
-      </w:hyperlink>
+      <w:r>
+        <w:rPr>
+          <w:lang w:val="hi_IN" w:bidi="hi_IN"/>
+        </w:rPr>
+        <w:t>उत 6:5–7</w:t>
+      </w:r>
       <w:r>
         <w:rPr>
           <w:lang w:val="hi_IN" w:bidi="hi_IN"/>
@@ -2035,18 +1627,12 @@
         </w:rPr>
         <w:t>" (</w:t>
       </w:r>
-      <w:hyperlink r:id="rId68">
-        <w:r>
-          <w:rPr>
-            <w:lang w:val="hi_IN" w:bidi="hi_IN"/>
-          </w:rPr>
-          <w:rPr>
-            <w:color w:val="0000EE"/>
-            <w:u w:val="single"/>
-          </w:rPr>
-          <w:t>न्या 10:14</w:t>
-        </w:r>
-      </w:hyperlink>
+      <w:r>
+        <w:rPr>
+          <w:lang w:val="hi_IN" w:bidi="hi_IN"/>
+        </w:rPr>
+        <w:t>न्या 10:14</w:t>
+      </w:r>
       <w:r>
         <w:rPr>
           <w:lang w:val="hi_IN" w:bidi="hi_IN"/>
@@ -2065,36 +1651,24 @@
         </w:rPr>
         <w:t>(</w:t>
       </w:r>
-      <w:hyperlink r:id="rId69">
-        <w:r>
-          <w:rPr>
-            <w:lang w:val="hi_IN" w:bidi="hi_IN"/>
-          </w:rPr>
-          <w:rPr>
-            <w:color w:val="0000EE"/>
-            <w:u w:val="single"/>
-          </w:rPr>
-          <w:t>10:10</w:t>
-        </w:r>
-      </w:hyperlink>
+      <w:r>
+        <w:rPr>
+          <w:lang w:val="hi_IN" w:bidi="hi_IN"/>
+        </w:rPr>
+        <w:t>10:10</w:t>
+      </w:r>
       <w:r>
         <w:rPr>
           <w:lang w:val="hi_IN" w:bidi="hi_IN"/>
         </w:rPr>
         <w:t xml:space="preserve">, </w:t>
       </w:r>
-      <w:hyperlink r:id="rId70">
-        <w:r>
-          <w:rPr>
-            <w:lang w:val="hi_IN" w:bidi="hi_IN"/>
-          </w:rPr>
-          <w:rPr>
-            <w:color w:val="0000EE"/>
-            <w:u w:val="single"/>
-          </w:rPr>
-          <w:t>15–16</w:t>
-        </w:r>
-      </w:hyperlink>
+      <w:r>
+        <w:rPr>
+          <w:lang w:val="hi_IN" w:bidi="hi_IN"/>
+        </w:rPr>
+        <w:t>15–16</w:t>
+      </w:r>
       <w:r>
         <w:rPr>
           <w:lang w:val="hi_IN" w:bidi="hi_IN"/>
@@ -2127,18 +1701,12 @@
         </w:rPr>
         <w:t xml:space="preserve"> नहीं करना चाहते (</w:t>
       </w:r>
-      <w:hyperlink r:id="rId71">
-        <w:r>
-          <w:rPr>
-            <w:lang w:val="hi_IN" w:bidi="hi_IN"/>
-          </w:rPr>
-          <w:rPr>
-            <w:color w:val="0000EE"/>
-            <w:u w:val="single"/>
-          </w:rPr>
-          <w:t>2 पत 3:9</w:t>
-        </w:r>
-      </w:hyperlink>
+      <w:r>
+        <w:rPr>
+          <w:lang w:val="hi_IN" w:bidi="hi_IN"/>
+        </w:rPr>
+        <w:t>2 पत 3:9</w:t>
+      </w:r>
       <w:r>
         <w:rPr>
           <w:lang w:val="hi_IN" w:bidi="hi_IN"/>
@@ -2157,18 +1725,12 @@
         </w:rPr>
         <w:t>" (</w:t>
       </w:r>
-      <w:hyperlink r:id="rId72">
-        <w:r>
-          <w:rPr>
-            <w:lang w:val="hi_IN" w:bidi="hi_IN"/>
-          </w:rPr>
-          <w:rPr>
-            <w:color w:val="0000EE"/>
-            <w:u w:val="single"/>
-          </w:rPr>
-          <w:t>रोमि 3:26</w:t>
-        </w:r>
-      </w:hyperlink>
+      <w:r>
+        <w:rPr>
+          <w:lang w:val="hi_IN" w:bidi="hi_IN"/>
+        </w:rPr>
+        <w:t>रोमि 3:26</w:t>
+      </w:r>
       <w:r>
         <w:rPr>
           <w:lang w:val="hi_IN" w:bidi="hi_IN"/>
@@ -2199,36 +1761,24 @@
         </w:rPr>
         <w:t xml:space="preserve"> (देखें </w:t>
       </w:r>
-      <w:hyperlink r:id="rId73">
-        <w:r>
-          <w:rPr>
-            <w:lang w:val="hi_IN" w:bidi="hi_IN"/>
-          </w:rPr>
-          <w:rPr>
-            <w:color w:val="0000EE"/>
-            <w:u w:val="single"/>
-          </w:rPr>
-          <w:t>यशा 53:3–12</w:t>
-        </w:r>
-      </w:hyperlink>
-      <w:r>
-        <w:rPr>
-          <w:lang w:val="hi_IN" w:bidi="hi_IN"/>
-        </w:rPr>
-        <w:t xml:space="preserve">; </w:t>
-      </w:r>
-      <w:hyperlink r:id="rId74">
-        <w:r>
-          <w:rPr>
-            <w:lang w:val="hi_IN" w:bidi="hi_IN"/>
-          </w:rPr>
-          <w:rPr>
-            <w:color w:val="0000EE"/>
-            <w:u w:val="single"/>
-          </w:rPr>
-          <w:t>2 कुरि 5:19–21</w:t>
-        </w:r>
-      </w:hyperlink>
+      <w:r>
+        <w:rPr>
+          <w:lang w:val="hi_IN" w:bidi="hi_IN"/>
+        </w:rPr>
+        <w:t>यशा 53:3–12</w:t>
+      </w:r>
+      <w:r>
+        <w:rPr>
+          <w:lang w:val="hi_IN" w:bidi="hi_IN"/>
+        </w:rPr>
+        <w:t xml:space="preserve">; </w:t>
+      </w:r>
+      <w:r>
+        <w:rPr>
+          <w:lang w:val="hi_IN" w:bidi="hi_IN"/>
+        </w:rPr>
+        <w:t>2 कुरि 5:19–21</w:t>
+      </w:r>
       <w:r>
         <w:rPr>
           <w:lang w:val="hi_IN" w:bidi="hi_IN"/>
@@ -2258,126 +1808,84 @@
           <w:lang w:val="hi_IN" w:bidi="hi_IN"/>
         </w:rPr>
       </w:r>
-      <w:hyperlink r:id="rId67">
-        <w:r>
-          <w:rPr>
-            <w:lang w:val="hi_IN" w:bidi="hi_IN"/>
-          </w:rPr>
-          <w:rPr>
-            <w:color w:val="0000EE"/>
-            <w:u w:val="single"/>
-          </w:rPr>
-          <w:t>उत्पत्ति 6:5–7</w:t>
-        </w:r>
-      </w:hyperlink>
-      <w:r>
-        <w:rPr>
-          <w:lang w:val="hi_IN" w:bidi="hi_IN"/>
-        </w:rPr>
-        <w:t xml:space="preserve">; </w:t>
-      </w:r>
-      <w:hyperlink r:id="rId75">
-        <w:r>
-          <w:rPr>
-            <w:lang w:val="hi_IN" w:bidi="hi_IN"/>
-          </w:rPr>
-          <w:rPr>
-            <w:color w:val="0000EE"/>
-            <w:u w:val="single"/>
-          </w:rPr>
-          <w:t>न्यायियों 10:6–16</w:t>
-        </w:r>
-      </w:hyperlink>
-      <w:r>
-        <w:rPr>
-          <w:lang w:val="hi_IN" w:bidi="hi_IN"/>
-        </w:rPr>
-        <w:t xml:space="preserve">; </w:t>
-      </w:r>
-      <w:hyperlink r:id="rId76">
-        <w:r>
-          <w:rPr>
-            <w:lang w:val="hi_IN" w:bidi="hi_IN"/>
-          </w:rPr>
-          <w:rPr>
-            <w:color w:val="0000EE"/>
-            <w:u w:val="single"/>
-          </w:rPr>
-          <w:t>यशायाह 5:1–7</w:t>
-        </w:r>
-      </w:hyperlink>
-      <w:r>
-        <w:rPr>
-          <w:lang w:val="hi_IN" w:bidi="hi_IN"/>
-        </w:rPr>
-        <w:t xml:space="preserve">; </w:t>
-      </w:r>
-      <w:hyperlink r:id="rId73">
-        <w:r>
-          <w:rPr>
-            <w:lang w:val="hi_IN" w:bidi="hi_IN"/>
-          </w:rPr>
-          <w:rPr>
-            <w:color w:val="0000EE"/>
-            <w:u w:val="single"/>
-          </w:rPr>
-          <w:t>53:3–12</w:t>
-        </w:r>
-      </w:hyperlink>
-      <w:r>
-        <w:rPr>
-          <w:lang w:val="hi_IN" w:bidi="hi_IN"/>
-        </w:rPr>
-        <w:t xml:space="preserve">; </w:t>
-      </w:r>
-      <w:hyperlink r:id="rId77">
-        <w:r>
-          <w:rPr>
-            <w:lang w:val="hi_IN" w:bidi="hi_IN"/>
-          </w:rPr>
-          <w:rPr>
-            <w:color w:val="0000EE"/>
-            <w:u w:val="single"/>
-          </w:rPr>
-          <w:t>63:10</w:t>
-        </w:r>
-      </w:hyperlink>
-      <w:r>
-        <w:rPr>
-          <w:lang w:val="hi_IN" w:bidi="hi_IN"/>
-        </w:rPr>
-        <w:t xml:space="preserve">; </w:t>
-      </w:r>
-      <w:hyperlink r:id="rId64">
-        <w:r>
-          <w:rPr>
-            <w:lang w:val="hi_IN" w:bidi="hi_IN"/>
-          </w:rPr>
-          <w:rPr>
-            <w:color w:val="0000EE"/>
-            <w:u w:val="single"/>
-          </w:rPr>
-          <w:t>होशे 11:8–9</w:t>
-        </w:r>
-      </w:hyperlink>
-      <w:r>
-        <w:rPr>
-          <w:lang w:val="hi_IN" w:bidi="hi_IN"/>
-        </w:rPr>
-        <w:t xml:space="preserve">; </w:t>
-      </w:r>
-      <w:hyperlink r:id="rId78">
-        <w:r>
-          <w:rPr>
-            <w:lang w:val="hi_IN" w:bidi="hi_IN"/>
-          </w:rPr>
-          <w:rPr>
-            <w:color w:val="0000EE"/>
-            <w:u w:val="single"/>
-          </w:rPr>
-          <w:t>इफिसियों 4:30</w:t>
-        </w:r>
-      </w:hyperlink>
+      <w:r>
+        <w:rPr>
+          <w:lang w:val="hi_IN" w:bidi="hi_IN"/>
+        </w:rPr>
+        <w:t>उत्पत्ति 6:5–7</w:t>
+      </w:r>
+      <w:r>
+        <w:rPr>
+          <w:lang w:val="hi_IN" w:bidi="hi_IN"/>
+        </w:rPr>
+        <w:t xml:space="preserve">; </w:t>
+      </w:r>
+      <w:r>
+        <w:rPr>
+          <w:lang w:val="hi_IN" w:bidi="hi_IN"/>
+        </w:rPr>
+        <w:t>न्यायियों 10:6–16</w:t>
+      </w:r>
+      <w:r>
+        <w:rPr>
+          <w:lang w:val="hi_IN" w:bidi="hi_IN"/>
+        </w:rPr>
+        <w:t xml:space="preserve">; </w:t>
+      </w:r>
+      <w:r>
+        <w:rPr>
+          <w:lang w:val="hi_IN" w:bidi="hi_IN"/>
+        </w:rPr>
+        <w:t>यशायाह 5:1–7</w:t>
+      </w:r>
+      <w:r>
+        <w:rPr>
+          <w:lang w:val="hi_IN" w:bidi="hi_IN"/>
+        </w:rPr>
+        <w:t xml:space="preserve">; </w:t>
+      </w:r>
+      <w:r>
+        <w:rPr>
+          <w:lang w:val="hi_IN" w:bidi="hi_IN"/>
+        </w:rPr>
+        <w:t>53:3–12</w:t>
+      </w:r>
+      <w:r>
+        <w:rPr>
+          <w:lang w:val="hi_IN" w:bidi="hi_IN"/>
+        </w:rPr>
+        <w:t xml:space="preserve">; </w:t>
+      </w:r>
+      <w:r>
+        <w:rPr>
+          <w:lang w:val="hi_IN" w:bidi="hi_IN"/>
+        </w:rPr>
+        <w:t>63:10</w:t>
+      </w:r>
+      <w:r>
+        <w:rPr>
+          <w:lang w:val="hi_IN" w:bidi="hi_IN"/>
+        </w:rPr>
+        <w:t xml:space="preserve">; </w:t>
+      </w:r>
+      <w:r>
+        <w:rPr>
+          <w:lang w:val="hi_IN" w:bidi="hi_IN"/>
+        </w:rPr>
+        <w:t>होशे 11:8–9</w:t>
+      </w:r>
+      <w:r>
+        <w:rPr>
+          <w:lang w:val="hi_IN" w:bidi="hi_IN"/>
+        </w:rPr>
+        <w:t xml:space="preserve">; </w:t>
+      </w:r>
+      <w:r>
+        <w:rPr>
+          <w:lang w:val="hi_IN" w:bidi="hi_IN"/>
+        </w:rPr>
+        <w:t>इफिसियों 4:30</w:t>
+      </w:r>
       <w:r>
         <w:rPr>
           <w:lang w:val="hi_IN" w:bidi="hi_IN"/>
@@ -2426,36 +1934,24 @@
         </w:rPr>
         <w:t>यहूदी मत के धार्मिक शिक्षक (जिन्हें "रब्बी" कहा जाता है) ने</w:t>
       </w:r>
-      <w:hyperlink r:id="rId79">
-        <w:r>
-          <w:rPr>
-            <w:lang w:val="hi_IN" w:bidi="hi_IN"/>
-          </w:rPr>
-          <w:rPr>
-            <w:color w:val="0000EE"/>
-            <w:u w:val="single"/>
-          </w:rPr>
-          <w:t xml:space="preserve"> यहेजकेल 44–48</w:t>
-        </w:r>
-      </w:hyperlink>
+      <w:r>
+        <w:rPr>
+          <w:lang w:val="hi_IN" w:bidi="hi_IN"/>
+        </w:rPr>
+        <w:t xml:space="preserve"> यहेजकेल 44–48</w:t>
+      </w:r>
       <w:r>
         <w:rPr>
           <w:lang w:val="hi_IN" w:bidi="hi_IN"/>
         </w:rPr>
         <w:t xml:space="preserve"> के नियमों को तोरा (मूसा को दिए गए नियम) के नियमों के साथ मिलाने का बहुत प्रयास किया। वे असफल रहे क्योंकि ये अध्याय व्यवस्था से मेल खाने के लिए नहीं थे। यह उसी तरह है जैसे मन्दिर भवन का दर्शन तम्बू या सुलैमान के मन्दिर जैसा दिखने के लिए नहीं बनाया गया था (</w:t>
       </w:r>
-      <w:hyperlink r:id="rId80">
-        <w:r>
-          <w:rPr>
-            <w:lang w:val="hi_IN" w:bidi="hi_IN"/>
-          </w:rPr>
-          <w:rPr>
-            <w:color w:val="0000EE"/>
-            <w:u w:val="single"/>
-          </w:rPr>
-          <w:t>यहेजकेल 40–43</w:t>
-        </w:r>
-      </w:hyperlink>
+      <w:r>
+        <w:rPr>
+          <w:lang w:val="hi_IN" w:bidi="hi_IN"/>
+        </w:rPr>
+        <w:t>यहेजकेल 40–43</w:t>
+      </w:r>
       <w:r>
         <w:rPr>
           <w:lang w:val="hi_IN" w:bidi="hi_IN"/>
@@ -2476,18 +1972,12 @@
         </w:rPr>
         <w:t>इन नियमों ने मन्दिर को राजभवन से अलग करने की आवश्यकता पर जोर दिया। बलिदान समारोह बढ़ेंगे और शुद्धिकरण पर अधिक ध्यान केन्द्रित किया जाएगा। पवित्र लोग फिर से पवित्र परमेश्वर को भेंट चढ़ाएंगे। इन प्रथाओं का उद्देश्य पवित्र को अपवित्र से अलग करना और परमेश्वर के लोगों को शुद्ध करना था। की अशुद्धि और मूर्तिपूजा के कारण प्रभु ने वहाँ से अपना निवास त्याग दिया (</w:t>
       </w:r>
-      <w:hyperlink r:id="rId81">
-        <w:r>
-          <w:rPr>
-            <w:lang w:val="hi_IN" w:bidi="hi_IN"/>
-          </w:rPr>
-          <w:rPr>
-            <w:color w:val="0000EE"/>
-            <w:u w:val="single"/>
-          </w:rPr>
-          <w:t>यहेज 8–11</w:t>
-        </w:r>
-      </w:hyperlink>
+      <w:r>
+        <w:rPr>
+          <w:lang w:val="hi_IN" w:bidi="hi_IN"/>
+        </w:rPr>
+        <w:t>यहेज 8–11</w:t>
+      </w:r>
       <w:r>
         <w:rPr>
           <w:lang w:val="hi_IN" w:bidi="hi_IN"/>
@@ -2522,72 +2012,48 @@
         </w:rPr>
         <w:t>ये नियम भी राजा, राजा दाऊद के वंशज, को प्रभु के प्रति समर्पण की स्थिति में रखते हैं। यीशु का आगमन इस तत्व को पूरा करता है। यीशु एक सेवक राजा के रूप में आए जो पिता की इच्छा को खुशी से पूरा करते थे (</w:t>
       </w:r>
-      <w:hyperlink r:id="rId82">
-        <w:r>
-          <w:rPr>
-            <w:lang w:val="hi_IN" w:bidi="hi_IN"/>
-          </w:rPr>
-          <w:rPr>
-            <w:color w:val="0000EE"/>
-            <w:u w:val="single"/>
-          </w:rPr>
-          <w:t>मत्ती 4:1–11</w:t>
-        </w:r>
-      </w:hyperlink>
-      <w:r>
-        <w:rPr>
-          <w:lang w:val="hi_IN" w:bidi="hi_IN"/>
-        </w:rPr>
-        <w:t xml:space="preserve">; </w:t>
-      </w:r>
-      <w:hyperlink r:id="rId83">
-        <w:r>
-          <w:rPr>
-            <w:lang w:val="hi_IN" w:bidi="hi_IN"/>
-          </w:rPr>
-          <w:rPr>
-            <w:color w:val="0000EE"/>
-            <w:u w:val="single"/>
-          </w:rPr>
-          <w:t>20:25–28</w:t>
-        </w:r>
-      </w:hyperlink>
+      <w:r>
+        <w:rPr>
+          <w:lang w:val="hi_IN" w:bidi="hi_IN"/>
+        </w:rPr>
+        <w:t>मत्ती 4:1–11</w:t>
+      </w:r>
+      <w:r>
+        <w:rPr>
+          <w:lang w:val="hi_IN" w:bidi="hi_IN"/>
+        </w:rPr>
+        <w:t xml:space="preserve">; </w:t>
+      </w:r>
+      <w:r>
+        <w:rPr>
+          <w:lang w:val="hi_IN" w:bidi="hi_IN"/>
+        </w:rPr>
+        <w:t>20:25–28</w:t>
+      </w:r>
       <w:r>
         <w:rPr>
           <w:lang w:val="hi_IN" w:bidi="hi_IN"/>
         </w:rPr>
         <w:t>)। उन्होंने वह पूर्ण बलिदान दिया जो पाप को शुद्ध करता है, स्वर्गीय पवित्र स्थान को एक बार सदा के लिए शुद्ध कर दिया, और सुनिश्चित किया कि परमेश्वर अपने लोगों के बीच हमेशा के लिए रह सकें (</w:t>
       </w:r>
-      <w:hyperlink r:id="rId84">
-        <w:r>
-          <w:rPr>
-            <w:lang w:val="hi_IN" w:bidi="hi_IN"/>
-          </w:rPr>
-          <w:rPr>
-            <w:color w:val="0000EE"/>
-            <w:u w:val="single"/>
-          </w:rPr>
-          <w:t>इब्रा 9:11–12</w:t>
-        </w:r>
-      </w:hyperlink>
+      <w:r>
+        <w:rPr>
+          <w:lang w:val="hi_IN" w:bidi="hi_IN"/>
+        </w:rPr>
+        <w:t>इब्रा 9:11–12</w:t>
+      </w:r>
       <w:r>
         <w:rPr>
           <w:lang w:val="hi_IN" w:bidi="hi_IN"/>
         </w:rPr>
         <w:t xml:space="preserve">, </w:t>
       </w:r>
-      <w:hyperlink r:id="rId85">
-        <w:r>
-          <w:rPr>
-            <w:lang w:val="hi_IN" w:bidi="hi_IN"/>
-          </w:rPr>
-          <w:rPr>
-            <w:color w:val="0000EE"/>
-            <w:u w:val="single"/>
-          </w:rPr>
-          <w:t>23</w:t>
-        </w:r>
-      </w:hyperlink>
+      <w:r>
+        <w:rPr>
+          <w:lang w:val="hi_IN" w:bidi="hi_IN"/>
+        </w:rPr>
+        <w:t>23</w:t>
+      </w:r>
       <w:r>
         <w:rPr>
           <w:lang w:val="hi_IN" w:bidi="hi_IN"/>
@@ -2617,72 +2083,48 @@
           <w:lang w:val="hi_IN" w:bidi="hi_IN"/>
         </w:rPr>
       </w:r>
-      <w:hyperlink r:id="rId86">
-        <w:r>
-          <w:rPr>
-            <w:lang w:val="hi_IN" w:bidi="hi_IN"/>
-          </w:rPr>
-          <w:rPr>
-            <w:color w:val="0000EE"/>
-            <w:u w:val="single"/>
-          </w:rPr>
-          <w:t>यशायाह 56:7</w:t>
-        </w:r>
-      </w:hyperlink>
-      <w:r>
-        <w:rPr>
-          <w:lang w:val="hi_IN" w:bidi="hi_IN"/>
-        </w:rPr>
-        <w:t xml:space="preserve">; </w:t>
-      </w:r>
-      <w:hyperlink r:id="rId81">
-        <w:r>
-          <w:rPr>
-            <w:lang w:val="hi_IN" w:bidi="hi_IN"/>
-          </w:rPr>
-          <w:rPr>
-            <w:color w:val="0000EE"/>
-            <w:u w:val="single"/>
-          </w:rPr>
-          <w:t>यहेजकेल 8:1–11:25</w:t>
-        </w:r>
-      </w:hyperlink>
-      <w:r>
-        <w:rPr>
-          <w:lang w:val="hi_IN" w:bidi="hi_IN"/>
-        </w:rPr>
-        <w:t xml:space="preserve">; </w:t>
-      </w:r>
-      <w:hyperlink r:id="rId80">
-        <w:r>
-          <w:rPr>
-            <w:lang w:val="hi_IN" w:bidi="hi_IN"/>
-          </w:rPr>
-          <w:rPr>
-            <w:color w:val="0000EE"/>
-            <w:u w:val="single"/>
-          </w:rPr>
-          <w:t>40:1–43:27</w:t>
-        </w:r>
-      </w:hyperlink>
-      <w:r>
-        <w:rPr>
-          <w:lang w:val="hi_IN" w:bidi="hi_IN"/>
-        </w:rPr>
-        <w:t xml:space="preserve">; </w:t>
-      </w:r>
-      <w:hyperlink r:id="rId87">
-        <w:r>
-          <w:rPr>
-            <w:lang w:val="hi_IN" w:bidi="hi_IN"/>
-          </w:rPr>
-          <w:rPr>
-            <w:color w:val="0000EE"/>
-            <w:u w:val="single"/>
-          </w:rPr>
-          <w:t>44:1–46:18</w:t>
-        </w:r>
-      </w:hyperlink>
+      <w:r>
+        <w:rPr>
+          <w:lang w:val="hi_IN" w:bidi="hi_IN"/>
+        </w:rPr>
+        <w:t>यशायाह 56:7</w:t>
+      </w:r>
+      <w:r>
+        <w:rPr>
+          <w:lang w:val="hi_IN" w:bidi="hi_IN"/>
+        </w:rPr>
+        <w:t xml:space="preserve">; </w:t>
+      </w:r>
+      <w:r>
+        <w:rPr>
+          <w:lang w:val="hi_IN" w:bidi="hi_IN"/>
+        </w:rPr>
+        <w:t>यहेजकेल 8:1–11:25</w:t>
+      </w:r>
+      <w:r>
+        <w:rPr>
+          <w:lang w:val="hi_IN" w:bidi="hi_IN"/>
+        </w:rPr>
+        <w:t xml:space="preserve">; </w:t>
+      </w:r>
+      <w:r>
+        <w:rPr>
+          <w:lang w:val="hi_IN" w:bidi="hi_IN"/>
+        </w:rPr>
+        <w:t>40:1–43:27</w:t>
+      </w:r>
+      <w:r>
+        <w:rPr>
+          <w:lang w:val="hi_IN" w:bidi="hi_IN"/>
+        </w:rPr>
+        <w:t xml:space="preserve">; </w:t>
+      </w:r>
+      <w:r>
+        <w:rPr>
+          <w:lang w:val="hi_IN" w:bidi="hi_IN"/>
+        </w:rPr>
+        <w:t>44:1–46:18</w:t>
+      </w:r>
       <w:r>
         <w:rPr>
           <w:lang w:val="hi_IN" w:bidi="hi_IN"/>
@@ -2725,36 +2167,24 @@
           <w:lang w:val="hi_IN" w:bidi="hi_IN"/>
         </w:rPr>
       </w:r>
-      <w:hyperlink r:id="rId88">
-        <w:r>
-          <w:rPr>
-            <w:lang w:val="hi_IN" w:bidi="hi_IN"/>
-          </w:rPr>
-          <w:rPr>
-            <w:color w:val="0000EE"/>
-            <w:u w:val="single"/>
-          </w:rPr>
-          <w:t xml:space="preserve">यहेजकेल 47:13–48:35 </w:t>
-        </w:r>
-      </w:hyperlink>
+      <w:r>
+        <w:rPr>
+          <w:lang w:val="hi_IN" w:bidi="hi_IN"/>
+        </w:rPr>
+        <w:t xml:space="preserve">यहेजकेल 47:13–48:35 </w:t>
+      </w:r>
       <w:r>
         <w:rPr>
           <w:lang w:val="hi_IN" w:bidi="hi_IN"/>
         </w:rPr>
         <w:t>में भूमि का विभाजन आत्मिक आदर्शों को एक व्यावहारिक संदेश के साथ जोड़ता है। यह दर्शन के पहले के भागों से विषय-वस्तु को सुदृढ़ करता है (</w:t>
       </w:r>
-      <w:hyperlink r:id="rId89">
-        <w:r>
-          <w:rPr>
-            <w:lang w:val="hi_IN" w:bidi="hi_IN"/>
-          </w:rPr>
-          <w:rPr>
-            <w:color w:val="0000EE"/>
-            <w:u w:val="single"/>
-          </w:rPr>
-          <w:t>यहे 40–46</w:t>
-        </w:r>
-      </w:hyperlink>
+      <w:r>
+        <w:rPr>
+          <w:lang w:val="hi_IN" w:bidi="hi_IN"/>
+        </w:rPr>
+        <w:t>यहे 40–46</w:t>
+      </w:r>
       <w:r>
         <w:rPr>
           <w:lang w:val="hi_IN" w:bidi="hi_IN"/>
@@ -2803,54 +2233,36 @@
         </w:rPr>
         <w:t>वह दर्शन जो</w:t>
       </w:r>
-      <w:hyperlink r:id="rId90">
-        <w:r>
-          <w:rPr>
-            <w:lang w:val="hi_IN" w:bidi="hi_IN"/>
-          </w:rPr>
-          <w:rPr>
-            <w:color w:val="0000EE"/>
-            <w:u w:val="single"/>
-          </w:rPr>
-          <w:t xml:space="preserve"> यहेजकेल 40–48</w:t>
-        </w:r>
-      </w:hyperlink>
+      <w:r>
+        <w:rPr>
+          <w:lang w:val="hi_IN" w:bidi="hi_IN"/>
+        </w:rPr>
+        <w:t xml:space="preserve"> यहेजकेल 40–48</w:t>
+      </w:r>
       <w:r>
         <w:rPr>
           <w:lang w:val="hi_IN" w:bidi="hi_IN"/>
         </w:rPr>
         <w:t xml:space="preserve"> में प्राप्त किया गया वह लोगों को प्रोत्साहित करता है कि वे अपने पिछले पापों के लिए पश्चाताप करें, कठिन समय में विश्वासयोग्य बने रहें, और परमेश्वर की शक्ति और अनुग्रह के माध्यम से एक बेहतर भविष्य की आशा करें। प्रकाशितवाक्य के अंतिम अध्याय इस दर्शन को यीशु में पूरा होते हुए दिखाते हैं (</w:t>
       </w:r>
-      <w:hyperlink r:id="rId91">
-        <w:r>
-          <w:rPr>
-            <w:lang w:val="hi_IN" w:bidi="hi_IN"/>
-          </w:rPr>
-          <w:rPr>
-            <w:color w:val="0000EE"/>
-            <w:u w:val="single"/>
-          </w:rPr>
-          <w:t>प्रका 21–22</w:t>
-        </w:r>
-      </w:hyperlink>
+      <w:r>
+        <w:rPr>
+          <w:lang w:val="hi_IN" w:bidi="hi_IN"/>
+        </w:rPr>
+        <w:t>प्रका 21–22</w:t>
+      </w:r>
       <w:r>
         <w:rPr>
           <w:lang w:val="hi_IN" w:bidi="hi_IN"/>
         </w:rPr>
         <w:t>)। यीशु ने उस आत्मिक वास्तविकता की शुरुआत की जिसे यहेजकेल ने वर्णित किया था। यह एक स्थिर नींव वाला नगर है "जिसका रचनेवाला और बनानेवाला परमेश्वर है" (</w:t>
       </w:r>
-      <w:hyperlink r:id="rId92">
-        <w:r>
-          <w:rPr>
-            <w:lang w:val="hi_IN" w:bidi="hi_IN"/>
-          </w:rPr>
-          <w:rPr>
-            <w:color w:val="0000EE"/>
-            <w:u w:val="single"/>
-          </w:rPr>
-          <w:t>इब्रा 11:10</w:t>
-        </w:r>
-      </w:hyperlink>
+      <w:r>
+        <w:rPr>
+          <w:lang w:val="hi_IN" w:bidi="hi_IN"/>
+        </w:rPr>
+        <w:t>इब्रा 11:10</w:t>
+      </w:r>
       <w:r>
         <w:rPr>
           <w:lang w:val="hi_IN" w:bidi="hi_IN"/>
@@ -2880,54 +2292,36 @@
           <w:lang w:val="hi_IN" w:bidi="hi_IN"/>
         </w:rPr>
       </w:r>
-      <w:hyperlink r:id="rId89">
-        <w:r>
-          <w:rPr>
-            <w:lang w:val="hi_IN" w:bidi="hi_IN"/>
-          </w:rPr>
-          <w:rPr>
-            <w:color w:val="0000EE"/>
-            <w:u w:val="single"/>
-          </w:rPr>
-          <w:t>यहेजकेल 40:1–46:24</w:t>
-        </w:r>
-      </w:hyperlink>
-      <w:r>
-        <w:rPr>
-          <w:lang w:val="hi_IN" w:bidi="hi_IN"/>
-        </w:rPr>
-        <w:t xml:space="preserve">; </w:t>
-      </w:r>
-      <w:hyperlink r:id="rId88">
-        <w:r>
-          <w:rPr>
-            <w:lang w:val="hi_IN" w:bidi="hi_IN"/>
-          </w:rPr>
-          <w:rPr>
-            <w:color w:val="0000EE"/>
-            <w:u w:val="single"/>
-          </w:rPr>
-          <w:t>47:13–48:35</w:t>
-        </w:r>
-      </w:hyperlink>
-      <w:r>
-        <w:rPr>
-          <w:lang w:val="hi_IN" w:bidi="hi_IN"/>
-        </w:rPr>
-        <w:t xml:space="preserve">; </w:t>
-      </w:r>
-      <w:hyperlink r:id="rId93">
-        <w:r>
-          <w:rPr>
-            <w:lang w:val="hi_IN" w:bidi="hi_IN"/>
-          </w:rPr>
-          <w:rPr>
-            <w:color w:val="0000EE"/>
-            <w:u w:val="single"/>
-          </w:rPr>
-          <w:t>प्रकाशितवाक्य 22:1–2</w:t>
-        </w:r>
-      </w:hyperlink>
+      <w:r>
+        <w:rPr>
+          <w:lang w:val="hi_IN" w:bidi="hi_IN"/>
+        </w:rPr>
+        <w:t>यहेजकेल 40:1–46:24</w:t>
+      </w:r>
+      <w:r>
+        <w:rPr>
+          <w:lang w:val="hi_IN" w:bidi="hi_IN"/>
+        </w:rPr>
+        <w:t xml:space="preserve">; </w:t>
+      </w:r>
+      <w:r>
+        <w:rPr>
+          <w:lang w:val="hi_IN" w:bidi="hi_IN"/>
+        </w:rPr>
+        <w:t>47:13–48:35</w:t>
+      </w:r>
+      <w:r>
+        <w:rPr>
+          <w:lang w:val="hi_IN" w:bidi="hi_IN"/>
+        </w:rPr>
+        <w:t xml:space="preserve">; </w:t>
+      </w:r>
+      <w:r>
+        <w:rPr>
+          <w:lang w:val="hi_IN" w:bidi="hi_IN"/>
+        </w:rPr>
+        <w:t>प्रकाशितवाक्य 22:1–2</w:t>
+      </w:r>
       <w:r>
         <w:rPr>
           <w:lang w:val="hi_IN" w:bidi="hi_IN"/>
@@ -3004,54 +2398,36 @@
         </w:rPr>
         <w:t>पवित्रशास्त्र हमें बताता है कि मसीही लोगों को मसीह के दुःखों में भी सहभागी होना आवश्यक है। यह कहता है, "इस समय के दुःख और क्लेश उस महिमा के सामने, जो हम पर प्रगट होनेवाली है, कुछ भी नहीं हैं" (</w:t>
       </w:r>
-      <w:hyperlink r:id="rId94">
-        <w:r>
-          <w:rPr>
-            <w:lang w:val="hi_IN" w:bidi="hi_IN"/>
-          </w:rPr>
-          <w:rPr>
-            <w:color w:val="0000EE"/>
-            <w:u w:val="single"/>
-          </w:rPr>
-          <w:t>रोम 8:17–18</w:t>
-        </w:r>
-      </w:hyperlink>
+      <w:r>
+        <w:rPr>
+          <w:lang w:val="hi_IN" w:bidi="hi_IN"/>
+        </w:rPr>
+        <w:t>रोम 8:17–18</w:t>
+      </w:r>
       <w:r>
         <w:rPr>
           <w:lang w:val="hi_IN" w:bidi="hi_IN"/>
         </w:rPr>
         <w:t xml:space="preserve">)। मसीह का चेला होने का अर्थ है कि उनके साथ दुःखों में भी चलने के लिए तैयार रहना (देखें </w:t>
       </w:r>
-      <w:hyperlink r:id="rId95">
-        <w:r>
-          <w:rPr>
-            <w:lang w:val="hi_IN" w:bidi="hi_IN"/>
-          </w:rPr>
-          <w:rPr>
-            <w:color w:val="0000EE"/>
-            <w:u w:val="single"/>
-          </w:rPr>
-          <w:t>लूका 9:23–25</w:t>
-        </w:r>
-      </w:hyperlink>
-      <w:r>
-        <w:rPr>
-          <w:lang w:val="hi_IN" w:bidi="hi_IN"/>
-        </w:rPr>
-        <w:t xml:space="preserve">; </w:t>
-      </w:r>
-      <w:hyperlink r:id="rId96">
-        <w:r>
-          <w:rPr>
-            <w:lang w:val="hi_IN" w:bidi="hi_IN"/>
-          </w:rPr>
-          <w:rPr>
-            <w:color w:val="0000EE"/>
-            <w:u w:val="single"/>
-          </w:rPr>
-          <w:t>फिलि 3:10–11</w:t>
-        </w:r>
-      </w:hyperlink>
+      <w:r>
+        <w:rPr>
+          <w:lang w:val="hi_IN" w:bidi="hi_IN"/>
+        </w:rPr>
+        <w:t>लूका 9:23–25</w:t>
+      </w:r>
+      <w:r>
+        <w:rPr>
+          <w:lang w:val="hi_IN" w:bidi="hi_IN"/>
+        </w:rPr>
+        <w:t xml:space="preserve">; </w:t>
+      </w:r>
+      <w:r>
+        <w:rPr>
+          <w:lang w:val="hi_IN" w:bidi="hi_IN"/>
+        </w:rPr>
+        <w:t>फिलि 3:10–11</w:t>
+      </w:r>
       <w:r>
         <w:rPr>
           <w:lang w:val="hi_IN" w:bidi="hi_IN"/>
@@ -3072,54 +2448,36 @@
         </w:rPr>
         <w:t>यहाँ तक कि अपने बुड़बुड़ाने में भी, अय्यूब ने यह पहचाना कि केवल परमेश्वर ही वह उत्तर दे सकते हैं जिसकी उसे आवश्यकता थी। जब अय्यूब ने मृत्यु की इच्छा की, तो उन्होंने तब तक राहत की तलाश की जब तक कि परमेश्वर उन्हें बेहतर परिस्थिति में न रख दे (</w:t>
       </w:r>
-      <w:hyperlink r:id="rId97">
-        <w:r>
-          <w:rPr>
-            <w:lang w:val="hi_IN" w:bidi="hi_IN"/>
-          </w:rPr>
-          <w:rPr>
-            <w:color w:val="0000EE"/>
-            <w:u w:val="single"/>
-          </w:rPr>
-          <w:t>अय्यू 14:13</w:t>
-        </w:r>
-      </w:hyperlink>
+      <w:r>
+        <w:rPr>
+          <w:lang w:val="hi_IN" w:bidi="hi_IN"/>
+        </w:rPr>
+        <w:t>अय्यू 14:13</w:t>
+      </w:r>
       <w:r>
         <w:rPr>
           <w:lang w:val="hi_IN" w:bidi="hi_IN"/>
         </w:rPr>
         <w:t>)। जब अय्यूब ने "कोई बिचवई" की इच्छा की, तब वह परमेश्वर का अनुग्रह पाने में सहायता चाहते थे (</w:t>
       </w:r>
-      <w:hyperlink r:id="rId98">
-        <w:r>
-          <w:rPr>
-            <w:lang w:val="hi_IN" w:bidi="hi_IN"/>
-          </w:rPr>
-          <w:rPr>
-            <w:color w:val="0000EE"/>
-            <w:u w:val="single"/>
-          </w:rPr>
-          <w:t>9:33–35</w:t>
-        </w:r>
-      </w:hyperlink>
+      <w:r>
+        <w:rPr>
+          <w:lang w:val="hi_IN" w:bidi="hi_IN"/>
+        </w:rPr>
+        <w:t>9:33–35</w:t>
+      </w:r>
       <w:r>
         <w:rPr>
           <w:lang w:val="hi_IN" w:bidi="hi_IN"/>
         </w:rPr>
         <w:t xml:space="preserve">)। जब अय्यूब ने शिकायत की कि परमेश्वर उनकी नहीं सुनते, तो यह इसलिए था क्योंकि वह जानते थे कि उनके उत्तर केवल परमेश्वर से ही आ सकते हैं (देखें </w:t>
       </w:r>
-      <w:hyperlink r:id="rId99">
-        <w:r>
-          <w:rPr>
-            <w:lang w:val="hi_IN" w:bidi="hi_IN"/>
-          </w:rPr>
-          <w:rPr>
-            <w:color w:val="0000EE"/>
-            <w:u w:val="single"/>
-          </w:rPr>
-          <w:t>19:25–27</w:t>
-        </w:r>
-      </w:hyperlink>
+      <w:r>
+        <w:rPr>
+          <w:lang w:val="hi_IN" w:bidi="hi_IN"/>
+        </w:rPr>
+        <w:t>19:25–27</w:t>
+      </w:r>
       <w:r>
         <w:rPr>
           <w:lang w:val="hi_IN" w:bidi="hi_IN"/>
@@ -3140,90 +2498,60 @@
         </w:rPr>
         <w:t xml:space="preserve">हम सब कुछ जान या समझ नहीं सकते (देखें </w:t>
       </w:r>
-      <w:hyperlink r:id="rId100">
-        <w:r>
-          <w:rPr>
-            <w:lang w:val="hi_IN" w:bidi="hi_IN"/>
-          </w:rPr>
-          <w:rPr>
-            <w:color w:val="0000EE"/>
-            <w:u w:val="single"/>
-          </w:rPr>
-          <w:t>उत 2:16–17</w:t>
-        </w:r>
-      </w:hyperlink>
-      <w:r>
-        <w:rPr>
-          <w:lang w:val="hi_IN" w:bidi="hi_IN"/>
-        </w:rPr>
-        <w:t xml:space="preserve">; </w:t>
-      </w:r>
-      <w:hyperlink r:id="rId101">
-        <w:r>
-          <w:rPr>
-            <w:lang w:val="hi_IN" w:bidi="hi_IN"/>
-          </w:rPr>
-          <w:rPr>
-            <w:color w:val="0000EE"/>
-            <w:u w:val="single"/>
-          </w:rPr>
-          <w:t>व्य.वि. 29:29</w:t>
-        </w:r>
-      </w:hyperlink>
-      <w:r>
-        <w:rPr>
-          <w:lang w:val="hi_IN" w:bidi="hi_IN"/>
-        </w:rPr>
-        <w:t xml:space="preserve">; </w:t>
-      </w:r>
-      <w:hyperlink r:id="rId102">
-        <w:r>
-          <w:rPr>
-            <w:lang w:val="hi_IN" w:bidi="hi_IN"/>
-          </w:rPr>
-          <w:rPr>
-            <w:color w:val="0000EE"/>
-            <w:u w:val="single"/>
-          </w:rPr>
-          <w:t>प्रेरि 1:7</w:t>
-        </w:r>
-      </w:hyperlink>
-      <w:r>
-        <w:rPr>
-          <w:lang w:val="hi_IN" w:bidi="hi_IN"/>
-        </w:rPr>
-        <w:t xml:space="preserve">; </w:t>
-      </w:r>
-      <w:hyperlink r:id="rId103">
-        <w:r>
-          <w:rPr>
-            <w:lang w:val="hi_IN" w:bidi="hi_IN"/>
-          </w:rPr>
-          <w:rPr>
-            <w:color w:val="0000EE"/>
-            <w:u w:val="single"/>
-          </w:rPr>
-          <w:t>1 थिस्स 5:1–2</w:t>
-        </w:r>
-      </w:hyperlink>
+      <w:r>
+        <w:rPr>
+          <w:lang w:val="hi_IN" w:bidi="hi_IN"/>
+        </w:rPr>
+        <w:t>उत 2:16–17</w:t>
+      </w:r>
+      <w:r>
+        <w:rPr>
+          <w:lang w:val="hi_IN" w:bidi="hi_IN"/>
+        </w:rPr>
+        <w:t xml:space="preserve">; </w:t>
+      </w:r>
+      <w:r>
+        <w:rPr>
+          <w:lang w:val="hi_IN" w:bidi="hi_IN"/>
+        </w:rPr>
+        <w:t>व्य.वि. 29:29</w:t>
+      </w:r>
+      <w:r>
+        <w:rPr>
+          <w:lang w:val="hi_IN" w:bidi="hi_IN"/>
+        </w:rPr>
+        <w:t xml:space="preserve">; </w:t>
+      </w:r>
+      <w:r>
+        <w:rPr>
+          <w:lang w:val="hi_IN" w:bidi="hi_IN"/>
+        </w:rPr>
+        <w:t>प्रेरि 1:7</w:t>
+      </w:r>
+      <w:r>
+        <w:rPr>
+          <w:lang w:val="hi_IN" w:bidi="hi_IN"/>
+        </w:rPr>
+        <w:t xml:space="preserve">; </w:t>
+      </w:r>
+      <w:r>
+        <w:rPr>
+          <w:lang w:val="hi_IN" w:bidi="hi_IN"/>
+        </w:rPr>
+        <w:t>1 थिस्स 5:1–2</w:t>
+      </w:r>
       <w:r>
         <w:rPr>
           <w:lang w:val="hi_IN" w:bidi="hi_IN"/>
         </w:rPr>
         <w:t xml:space="preserve">)। कुछ बातें केवल परमेश्वर के लिए हैं, जिन्हें वह अपनी इच्छा के अनुसार समझता और अगुवाई करता है। हमें विश्वास से जीवन जीना चाहिए। यहाँ तक कि जब हम दुःख उठाते हैं, तब भी हम परमेश्वर पर भरोसा कर सकते हैं (देखें </w:t>
       </w:r>
-      <w:hyperlink r:id="rId104">
-        <w:r>
-          <w:rPr>
-            <w:lang w:val="hi_IN" w:bidi="hi_IN"/>
-          </w:rPr>
-          <w:rPr>
-            <w:color w:val="0000EE"/>
-            <w:u w:val="single"/>
-          </w:rPr>
-          <w:t>रोम 8:26–39</w:t>
-        </w:r>
-      </w:hyperlink>
+      <w:r>
+        <w:rPr>
+          <w:lang w:val="hi_IN" w:bidi="hi_IN"/>
+        </w:rPr>
+        <w:t>रोम 8:26–39</w:t>
+      </w:r>
       <w:r>
         <w:rPr>
           <w:lang w:val="hi_IN" w:bidi="hi_IN"/>
@@ -3253,486 +2581,324 @@
           <w:lang w:val="hi_IN" w:bidi="hi_IN"/>
         </w:rPr>
       </w:r>
-      <w:hyperlink r:id="rId105">
-        <w:r>
-          <w:rPr>
-            <w:lang w:val="hi_IN" w:bidi="hi_IN"/>
-          </w:rPr>
-          <w:rPr>
-            <w:color w:val="0000EE"/>
-            <w:u w:val="single"/>
-          </w:rPr>
-          <w:t>उत्पत्ति 4:4–8</w:t>
-        </w:r>
-      </w:hyperlink>
-      <w:r>
-        <w:rPr>
-          <w:lang w:val="hi_IN" w:bidi="hi_IN"/>
-        </w:rPr>
-        <w:t xml:space="preserve">; </w:t>
-      </w:r>
-      <w:hyperlink r:id="rId106">
-        <w:r>
-          <w:rPr>
-            <w:lang w:val="hi_IN" w:bidi="hi_IN"/>
-          </w:rPr>
-          <w:rPr>
-            <w:color w:val="0000EE"/>
-            <w:u w:val="single"/>
-          </w:rPr>
-          <w:t>26:17–33</w:t>
-        </w:r>
-      </w:hyperlink>
-      <w:r>
-        <w:rPr>
-          <w:lang w:val="hi_IN" w:bidi="hi_IN"/>
-        </w:rPr>
-        <w:t xml:space="preserve">; </w:t>
-      </w:r>
-      <w:hyperlink r:id="rId107">
-        <w:r>
-          <w:rPr>
-            <w:lang w:val="hi_IN" w:bidi="hi_IN"/>
-          </w:rPr>
-          <w:rPr>
-            <w:color w:val="0000EE"/>
-            <w:u w:val="single"/>
-          </w:rPr>
-          <w:t>31:38–42</w:t>
-        </w:r>
-      </w:hyperlink>
-      <w:r>
-        <w:rPr>
-          <w:lang w:val="hi_IN" w:bidi="hi_IN"/>
-        </w:rPr>
-        <w:t xml:space="preserve">; </w:t>
-      </w:r>
-      <w:hyperlink r:id="rId108">
-        <w:r>
-          <w:rPr>
-            <w:lang w:val="hi_IN" w:bidi="hi_IN"/>
-          </w:rPr>
-          <w:rPr>
-            <w:color w:val="0000EE"/>
-            <w:u w:val="single"/>
-          </w:rPr>
-          <w:t>37:2–36</w:t>
-        </w:r>
-      </w:hyperlink>
-      <w:r>
-        <w:rPr>
-          <w:lang w:val="hi_IN" w:bidi="hi_IN"/>
-        </w:rPr>
-        <w:t xml:space="preserve">; </w:t>
-      </w:r>
-      <w:hyperlink r:id="rId109">
-        <w:r>
-          <w:rPr>
-            <w:lang w:val="hi_IN" w:bidi="hi_IN"/>
-          </w:rPr>
-          <w:rPr>
-            <w:color w:val="0000EE"/>
-            <w:u w:val="single"/>
-          </w:rPr>
-          <w:t>39:1–20</w:t>
-        </w:r>
-      </w:hyperlink>
-      <w:r>
-        <w:rPr>
-          <w:lang w:val="hi_IN" w:bidi="hi_IN"/>
-        </w:rPr>
-        <w:t xml:space="preserve">; </w:t>
-      </w:r>
-      <w:hyperlink r:id="rId110">
-        <w:r>
-          <w:rPr>
-            <w:lang w:val="hi_IN" w:bidi="hi_IN"/>
-          </w:rPr>
-          <w:rPr>
-            <w:color w:val="0000EE"/>
-            <w:u w:val="single"/>
-          </w:rPr>
-          <w:t>निर्गमन 1:8–11</w:t>
-        </w:r>
-      </w:hyperlink>
-      <w:r>
-        <w:rPr>
-          <w:lang w:val="hi_IN" w:bidi="hi_IN"/>
-        </w:rPr>
-        <w:t xml:space="preserve">; </w:t>
-      </w:r>
-      <w:hyperlink r:id="rId111">
-        <w:r>
-          <w:rPr>
-            <w:lang w:val="hi_IN" w:bidi="hi_IN"/>
-          </w:rPr>
-          <w:rPr>
-            <w:color w:val="0000EE"/>
-            <w:u w:val="single"/>
-          </w:rPr>
-          <w:t>1 शमूएल 18:10–11</w:t>
-        </w:r>
-      </w:hyperlink>
+      <w:r>
+        <w:rPr>
+          <w:lang w:val="hi_IN" w:bidi="hi_IN"/>
+        </w:rPr>
+        <w:t>उत्पत्ति 4:4–8</w:t>
+      </w:r>
+      <w:r>
+        <w:rPr>
+          <w:lang w:val="hi_IN" w:bidi="hi_IN"/>
+        </w:rPr>
+        <w:t xml:space="preserve">; </w:t>
+      </w:r>
+      <w:r>
+        <w:rPr>
+          <w:lang w:val="hi_IN" w:bidi="hi_IN"/>
+        </w:rPr>
+        <w:t>26:17–33</w:t>
+      </w:r>
+      <w:r>
+        <w:rPr>
+          <w:lang w:val="hi_IN" w:bidi="hi_IN"/>
+        </w:rPr>
+        <w:t xml:space="preserve">; </w:t>
+      </w:r>
+      <w:r>
+        <w:rPr>
+          <w:lang w:val="hi_IN" w:bidi="hi_IN"/>
+        </w:rPr>
+        <w:t>31:38–42</w:t>
+      </w:r>
+      <w:r>
+        <w:rPr>
+          <w:lang w:val="hi_IN" w:bidi="hi_IN"/>
+        </w:rPr>
+        <w:t xml:space="preserve">; </w:t>
+      </w:r>
+      <w:r>
+        <w:rPr>
+          <w:lang w:val="hi_IN" w:bidi="hi_IN"/>
+        </w:rPr>
+        <w:t>37:2–36</w:t>
+      </w:r>
+      <w:r>
+        <w:rPr>
+          <w:lang w:val="hi_IN" w:bidi="hi_IN"/>
+        </w:rPr>
+        <w:t xml:space="preserve">; </w:t>
+      </w:r>
+      <w:r>
+        <w:rPr>
+          <w:lang w:val="hi_IN" w:bidi="hi_IN"/>
+        </w:rPr>
+        <w:t>39:1–20</w:t>
+      </w:r>
+      <w:r>
+        <w:rPr>
+          <w:lang w:val="hi_IN" w:bidi="hi_IN"/>
+        </w:rPr>
+        <w:t xml:space="preserve">; </w:t>
+      </w:r>
+      <w:r>
+        <w:rPr>
+          <w:lang w:val="hi_IN" w:bidi="hi_IN"/>
+        </w:rPr>
+        <w:t>निर्गमन 1:8–11</w:t>
+      </w:r>
+      <w:r>
+        <w:rPr>
+          <w:lang w:val="hi_IN" w:bidi="hi_IN"/>
+        </w:rPr>
+        <w:t xml:space="preserve">; </w:t>
+      </w:r>
+      <w:r>
+        <w:rPr>
+          <w:lang w:val="hi_IN" w:bidi="hi_IN"/>
+        </w:rPr>
+        <w:t>1 शमूएल 18:10–11</w:t>
+      </w:r>
       <w:r>
         <w:rPr>
           <w:lang w:val="hi_IN" w:bidi="hi_IN"/>
         </w:rPr>
         <w:t xml:space="preserve">, </w:t>
       </w:r>
-      <w:hyperlink r:id="rId112">
-        <w:r>
-          <w:rPr>
-            <w:lang w:val="hi_IN" w:bidi="hi_IN"/>
-          </w:rPr>
-          <w:rPr>
-            <w:color w:val="0000EE"/>
-            <w:u w:val="single"/>
-          </w:rPr>
-          <w:t>28–29</w:t>
-        </w:r>
-      </w:hyperlink>
-      <w:r>
-        <w:rPr>
-          <w:lang w:val="hi_IN" w:bidi="hi_IN"/>
-        </w:rPr>
-        <w:t xml:space="preserve">; </w:t>
-      </w:r>
-      <w:hyperlink r:id="rId113">
-        <w:r>
-          <w:rPr>
-            <w:lang w:val="hi_IN" w:bidi="hi_IN"/>
-          </w:rPr>
-          <w:rPr>
-            <w:color w:val="0000EE"/>
-            <w:u w:val="single"/>
-          </w:rPr>
-          <w:t>19:10</w:t>
-        </w:r>
-      </w:hyperlink>
-      <w:r>
-        <w:rPr>
-          <w:lang w:val="hi_IN" w:bidi="hi_IN"/>
-        </w:rPr>
-        <w:t xml:space="preserve">; </w:t>
-      </w:r>
-      <w:hyperlink r:id="rId114">
-        <w:r>
-          <w:rPr>
-            <w:lang w:val="hi_IN" w:bidi="hi_IN"/>
-          </w:rPr>
-          <w:rPr>
-            <w:color w:val="0000EE"/>
-            <w:u w:val="single"/>
-          </w:rPr>
-          <w:t>22:1–19</w:t>
-        </w:r>
-      </w:hyperlink>
-      <w:r>
-        <w:rPr>
-          <w:lang w:val="hi_IN" w:bidi="hi_IN"/>
-        </w:rPr>
-        <w:t xml:space="preserve">; </w:t>
-      </w:r>
-      <w:hyperlink r:id="rId115">
-        <w:r>
-          <w:rPr>
-            <w:lang w:val="hi_IN" w:bidi="hi_IN"/>
-          </w:rPr>
-          <w:rPr>
-            <w:color w:val="0000EE"/>
-            <w:u w:val="single"/>
-          </w:rPr>
-          <w:t>1 राजाओं 21:1–15</w:t>
-        </w:r>
-      </w:hyperlink>
-      <w:r>
-        <w:rPr>
-          <w:lang w:val="hi_IN" w:bidi="hi_IN"/>
-        </w:rPr>
-        <w:t xml:space="preserve">; </w:t>
-      </w:r>
-      <w:hyperlink r:id="rId116">
-        <w:r>
-          <w:rPr>
-            <w:lang w:val="hi_IN" w:bidi="hi_IN"/>
-          </w:rPr>
-          <w:rPr>
-            <w:color w:val="0000EE"/>
-            <w:u w:val="single"/>
-          </w:rPr>
-          <w:t>2 इतिहास 24:20–22</w:t>
-        </w:r>
-      </w:hyperlink>
-      <w:r>
-        <w:rPr>
-          <w:lang w:val="hi_IN" w:bidi="hi_IN"/>
-        </w:rPr>
-        <w:t xml:space="preserve">; </w:t>
-      </w:r>
-      <w:hyperlink r:id="rId98">
-        <w:r>
-          <w:rPr>
-            <w:lang w:val="hi_IN" w:bidi="hi_IN"/>
-          </w:rPr>
-          <w:rPr>
-            <w:color w:val="0000EE"/>
-            <w:u w:val="single"/>
-          </w:rPr>
-          <w:t>अय्यूब 9:33–35</w:t>
-        </w:r>
-      </w:hyperlink>
-      <w:r>
-        <w:rPr>
-          <w:lang w:val="hi_IN" w:bidi="hi_IN"/>
-        </w:rPr>
-        <w:t xml:space="preserve">; </w:t>
-      </w:r>
-      <w:hyperlink r:id="rId97">
-        <w:r>
-          <w:rPr>
-            <w:lang w:val="hi_IN" w:bidi="hi_IN"/>
-          </w:rPr>
-          <w:rPr>
-            <w:color w:val="0000EE"/>
-            <w:u w:val="single"/>
-          </w:rPr>
-          <w:t>14:13</w:t>
-        </w:r>
-      </w:hyperlink>
-      <w:r>
-        <w:rPr>
-          <w:lang w:val="hi_IN" w:bidi="hi_IN"/>
-        </w:rPr>
-        <w:t xml:space="preserve">; </w:t>
-      </w:r>
-      <w:hyperlink r:id="rId99">
-        <w:r>
-          <w:rPr>
-            <w:lang w:val="hi_IN" w:bidi="hi_IN"/>
-          </w:rPr>
-          <w:rPr>
-            <w:color w:val="0000EE"/>
-            <w:u w:val="single"/>
-          </w:rPr>
-          <w:t>19:25–27</w:t>
-        </w:r>
-      </w:hyperlink>
-      <w:r>
-        <w:rPr>
-          <w:lang w:val="hi_IN" w:bidi="hi_IN"/>
-        </w:rPr>
-        <w:t xml:space="preserve">; </w:t>
-      </w:r>
-      <w:hyperlink r:id="rId117">
-        <w:r>
-          <w:rPr>
-            <w:lang w:val="hi_IN" w:bidi="hi_IN"/>
-          </w:rPr>
-          <w:rPr>
-            <w:color w:val="0000EE"/>
-            <w:u w:val="single"/>
-          </w:rPr>
-          <w:t>यशायाह 54:17</w:t>
-        </w:r>
-      </w:hyperlink>
-      <w:r>
-        <w:rPr>
-          <w:lang w:val="hi_IN" w:bidi="hi_IN"/>
-        </w:rPr>
-        <w:t xml:space="preserve">; </w:t>
-      </w:r>
-      <w:hyperlink r:id="rId118">
-        <w:r>
-          <w:rPr>
-            <w:lang w:val="hi_IN" w:bidi="hi_IN"/>
-          </w:rPr>
-          <w:rPr>
-            <w:color w:val="0000EE"/>
-            <w:u w:val="single"/>
-          </w:rPr>
-          <w:t>यिर्मयाह 11:18–21</w:t>
-        </w:r>
-      </w:hyperlink>
-      <w:r>
-        <w:rPr>
-          <w:lang w:val="hi_IN" w:bidi="hi_IN"/>
-        </w:rPr>
-        <w:t xml:space="preserve">; </w:t>
-      </w:r>
-      <w:hyperlink r:id="rId119">
-        <w:r>
-          <w:rPr>
-            <w:lang w:val="hi_IN" w:bidi="hi_IN"/>
-          </w:rPr>
-          <w:rPr>
-            <w:color w:val="0000EE"/>
-            <w:u w:val="single"/>
-          </w:rPr>
-          <w:t>26:1–23</w:t>
-        </w:r>
-      </w:hyperlink>
-      <w:r>
-        <w:rPr>
-          <w:lang w:val="hi_IN" w:bidi="hi_IN"/>
-        </w:rPr>
-        <w:t xml:space="preserve">; </w:t>
-      </w:r>
-      <w:hyperlink r:id="rId120">
-        <w:r>
-          <w:rPr>
-            <w:lang w:val="hi_IN" w:bidi="hi_IN"/>
-          </w:rPr>
-          <w:rPr>
-            <w:color w:val="0000EE"/>
-            <w:u w:val="single"/>
-          </w:rPr>
-          <w:t>38:1–13</w:t>
-        </w:r>
-      </w:hyperlink>
-      <w:r>
-        <w:rPr>
-          <w:lang w:val="hi_IN" w:bidi="hi_IN"/>
-        </w:rPr>
-        <w:t xml:space="preserve">; </w:t>
-      </w:r>
-      <w:hyperlink r:id="rId121">
-        <w:r>
-          <w:rPr>
-            <w:lang w:val="hi_IN" w:bidi="hi_IN"/>
-          </w:rPr>
-          <w:rPr>
-            <w:color w:val="0000EE"/>
-            <w:u w:val="single"/>
-          </w:rPr>
-          <w:t>मत्ती 23:29–37</w:t>
-        </w:r>
-      </w:hyperlink>
-      <w:r>
-        <w:rPr>
-          <w:lang w:val="hi_IN" w:bidi="hi_IN"/>
-        </w:rPr>
-        <w:t xml:space="preserve">; </w:t>
-      </w:r>
-      <w:hyperlink r:id="rId122">
-        <w:r>
-          <w:rPr>
-            <w:lang w:val="hi_IN" w:bidi="hi_IN"/>
-          </w:rPr>
-          <w:rPr>
-            <w:color w:val="0000EE"/>
-            <w:u w:val="single"/>
-          </w:rPr>
-          <w:t>यूहन्ना 5:24</w:t>
-        </w:r>
-      </w:hyperlink>
-      <w:r>
-        <w:rPr>
-          <w:lang w:val="hi_IN" w:bidi="hi_IN"/>
-        </w:rPr>
-        <w:t xml:space="preserve">; </w:t>
-      </w:r>
-      <w:hyperlink r:id="rId123">
-        <w:r>
-          <w:rPr>
-            <w:lang w:val="hi_IN" w:bidi="hi_IN"/>
-          </w:rPr>
-          <w:rPr>
-            <w:color w:val="0000EE"/>
-            <w:u w:val="single"/>
-          </w:rPr>
-          <w:t>15:20</w:t>
-        </w:r>
-      </w:hyperlink>
-      <w:r>
-        <w:rPr>
-          <w:lang w:val="hi_IN" w:bidi="hi_IN"/>
-        </w:rPr>
-        <w:t xml:space="preserve">; </w:t>
-      </w:r>
-      <w:hyperlink r:id="rId124">
-        <w:r>
-          <w:rPr>
-            <w:lang w:val="hi_IN" w:bidi="hi_IN"/>
-          </w:rPr>
-          <w:rPr>
-            <w:color w:val="0000EE"/>
-            <w:u w:val="single"/>
-          </w:rPr>
-          <w:t>प्रेरितों के काम 6:8–7:60</w:t>
-        </w:r>
-      </w:hyperlink>
-      <w:r>
-        <w:rPr>
-          <w:lang w:val="hi_IN" w:bidi="hi_IN"/>
-        </w:rPr>
-        <w:t xml:space="preserve">; </w:t>
-      </w:r>
-      <w:hyperlink r:id="rId94">
-        <w:r>
-          <w:rPr>
-            <w:lang w:val="hi_IN" w:bidi="hi_IN"/>
-          </w:rPr>
-          <w:rPr>
-            <w:color w:val="0000EE"/>
-            <w:u w:val="single"/>
-          </w:rPr>
-          <w:t>रोमियों 8:17–18</w:t>
-        </w:r>
-      </w:hyperlink>
+      <w:r>
+        <w:rPr>
+          <w:lang w:val="hi_IN" w:bidi="hi_IN"/>
+        </w:rPr>
+        <w:t>28–29</w:t>
+      </w:r>
+      <w:r>
+        <w:rPr>
+          <w:lang w:val="hi_IN" w:bidi="hi_IN"/>
+        </w:rPr>
+        <w:t xml:space="preserve">; </w:t>
+      </w:r>
+      <w:r>
+        <w:rPr>
+          <w:lang w:val="hi_IN" w:bidi="hi_IN"/>
+        </w:rPr>
+        <w:t>19:10</w:t>
+      </w:r>
+      <w:r>
+        <w:rPr>
+          <w:lang w:val="hi_IN" w:bidi="hi_IN"/>
+        </w:rPr>
+        <w:t xml:space="preserve">; </w:t>
+      </w:r>
+      <w:r>
+        <w:rPr>
+          <w:lang w:val="hi_IN" w:bidi="hi_IN"/>
+        </w:rPr>
+        <w:t>22:1–19</w:t>
+      </w:r>
+      <w:r>
+        <w:rPr>
+          <w:lang w:val="hi_IN" w:bidi="hi_IN"/>
+        </w:rPr>
+        <w:t xml:space="preserve">; </w:t>
+      </w:r>
+      <w:r>
+        <w:rPr>
+          <w:lang w:val="hi_IN" w:bidi="hi_IN"/>
+        </w:rPr>
+        <w:t>1 राजाओं 21:1–15</w:t>
+      </w:r>
+      <w:r>
+        <w:rPr>
+          <w:lang w:val="hi_IN" w:bidi="hi_IN"/>
+        </w:rPr>
+        <w:t xml:space="preserve">; </w:t>
+      </w:r>
+      <w:r>
+        <w:rPr>
+          <w:lang w:val="hi_IN" w:bidi="hi_IN"/>
+        </w:rPr>
+        <w:t>2 इतिहास 24:20–22</w:t>
+      </w:r>
+      <w:r>
+        <w:rPr>
+          <w:lang w:val="hi_IN" w:bidi="hi_IN"/>
+        </w:rPr>
+        <w:t xml:space="preserve">; </w:t>
+      </w:r>
+      <w:r>
+        <w:rPr>
+          <w:lang w:val="hi_IN" w:bidi="hi_IN"/>
+        </w:rPr>
+        <w:t>अय्यूब 9:33–35</w:t>
+      </w:r>
+      <w:r>
+        <w:rPr>
+          <w:lang w:val="hi_IN" w:bidi="hi_IN"/>
+        </w:rPr>
+        <w:t xml:space="preserve">; </w:t>
+      </w:r>
+      <w:r>
+        <w:rPr>
+          <w:lang w:val="hi_IN" w:bidi="hi_IN"/>
+        </w:rPr>
+        <w:t>14:13</w:t>
+      </w:r>
+      <w:r>
+        <w:rPr>
+          <w:lang w:val="hi_IN" w:bidi="hi_IN"/>
+        </w:rPr>
+        <w:t xml:space="preserve">; </w:t>
+      </w:r>
+      <w:r>
+        <w:rPr>
+          <w:lang w:val="hi_IN" w:bidi="hi_IN"/>
+        </w:rPr>
+        <w:t>19:25–27</w:t>
+      </w:r>
+      <w:r>
+        <w:rPr>
+          <w:lang w:val="hi_IN" w:bidi="hi_IN"/>
+        </w:rPr>
+        <w:t xml:space="preserve">; </w:t>
+      </w:r>
+      <w:r>
+        <w:rPr>
+          <w:lang w:val="hi_IN" w:bidi="hi_IN"/>
+        </w:rPr>
+        <w:t>यशायाह 54:17</w:t>
+      </w:r>
+      <w:r>
+        <w:rPr>
+          <w:lang w:val="hi_IN" w:bidi="hi_IN"/>
+        </w:rPr>
+        <w:t xml:space="preserve">; </w:t>
+      </w:r>
+      <w:r>
+        <w:rPr>
+          <w:lang w:val="hi_IN" w:bidi="hi_IN"/>
+        </w:rPr>
+        <w:t>यिर्मयाह 11:18–21</w:t>
+      </w:r>
+      <w:r>
+        <w:rPr>
+          <w:lang w:val="hi_IN" w:bidi="hi_IN"/>
+        </w:rPr>
+        <w:t xml:space="preserve">; </w:t>
+      </w:r>
+      <w:r>
+        <w:rPr>
+          <w:lang w:val="hi_IN" w:bidi="hi_IN"/>
+        </w:rPr>
+        <w:t>26:1–23</w:t>
+      </w:r>
+      <w:r>
+        <w:rPr>
+          <w:lang w:val="hi_IN" w:bidi="hi_IN"/>
+        </w:rPr>
+        <w:t xml:space="preserve">; </w:t>
+      </w:r>
+      <w:r>
+        <w:rPr>
+          <w:lang w:val="hi_IN" w:bidi="hi_IN"/>
+        </w:rPr>
+        <w:t>38:1–13</w:t>
+      </w:r>
+      <w:r>
+        <w:rPr>
+          <w:lang w:val="hi_IN" w:bidi="hi_IN"/>
+        </w:rPr>
+        <w:t xml:space="preserve">; </w:t>
+      </w:r>
+      <w:r>
+        <w:rPr>
+          <w:lang w:val="hi_IN" w:bidi="hi_IN"/>
+        </w:rPr>
+        <w:t>मत्ती 23:29–37</w:t>
+      </w:r>
+      <w:r>
+        <w:rPr>
+          <w:lang w:val="hi_IN" w:bidi="hi_IN"/>
+        </w:rPr>
+        <w:t xml:space="preserve">; </w:t>
+      </w:r>
+      <w:r>
+        <w:rPr>
+          <w:lang w:val="hi_IN" w:bidi="hi_IN"/>
+        </w:rPr>
+        <w:t>यूहन्ना 5:24</w:t>
+      </w:r>
+      <w:r>
+        <w:rPr>
+          <w:lang w:val="hi_IN" w:bidi="hi_IN"/>
+        </w:rPr>
+        <w:t xml:space="preserve">; </w:t>
+      </w:r>
+      <w:r>
+        <w:rPr>
+          <w:lang w:val="hi_IN" w:bidi="hi_IN"/>
+        </w:rPr>
+        <w:t>15:20</w:t>
+      </w:r>
+      <w:r>
+        <w:rPr>
+          <w:lang w:val="hi_IN" w:bidi="hi_IN"/>
+        </w:rPr>
+        <w:t xml:space="preserve">; </w:t>
+      </w:r>
+      <w:r>
+        <w:rPr>
+          <w:lang w:val="hi_IN" w:bidi="hi_IN"/>
+        </w:rPr>
+        <w:t>प्रेरितों के काम 6:8–7:60</w:t>
+      </w:r>
+      <w:r>
+        <w:rPr>
+          <w:lang w:val="hi_IN" w:bidi="hi_IN"/>
+        </w:rPr>
+        <w:t xml:space="preserve">; </w:t>
+      </w:r>
+      <w:r>
+        <w:rPr>
+          <w:lang w:val="hi_IN" w:bidi="hi_IN"/>
+        </w:rPr>
+        <w:t>रोमियों 8:17–18</w:t>
+      </w:r>
       <w:r>
         <w:rPr>
           <w:lang w:val="hi_IN" w:bidi="hi_IN"/>
         </w:rPr>
         <w:t xml:space="preserve">, </w:t>
       </w:r>
-      <w:hyperlink r:id="rId104">
-        <w:r>
-          <w:rPr>
-            <w:lang w:val="hi_IN" w:bidi="hi_IN"/>
-          </w:rPr>
-          <w:rPr>
-            <w:color w:val="0000EE"/>
-            <w:u w:val="single"/>
-          </w:rPr>
-          <w:t>26–39</w:t>
-        </w:r>
-      </w:hyperlink>
-      <w:r>
-        <w:rPr>
-          <w:lang w:val="hi_IN" w:bidi="hi_IN"/>
-        </w:rPr>
-        <w:t xml:space="preserve">; </w:t>
-      </w:r>
-      <w:hyperlink r:id="rId125">
-        <w:r>
-          <w:rPr>
-            <w:lang w:val="hi_IN" w:bidi="hi_IN"/>
-          </w:rPr>
-          <w:rPr>
-            <w:color w:val="0000EE"/>
-            <w:u w:val="single"/>
-          </w:rPr>
-          <w:t>इब्रानियों 12:1–13</w:t>
-        </w:r>
-      </w:hyperlink>
-      <w:r>
-        <w:rPr>
-          <w:lang w:val="hi_IN" w:bidi="hi_IN"/>
-        </w:rPr>
-        <w:t xml:space="preserve">; </w:t>
-      </w:r>
-      <w:hyperlink r:id="rId126">
-        <w:r>
-          <w:rPr>
-            <w:lang w:val="hi_IN" w:bidi="hi_IN"/>
-          </w:rPr>
-          <w:rPr>
-            <w:color w:val="0000EE"/>
-            <w:u w:val="single"/>
-          </w:rPr>
-          <w:t>1 पतरस 4:12–16</w:t>
-        </w:r>
-      </w:hyperlink>
+      <w:r>
+        <w:rPr>
+          <w:lang w:val="hi_IN" w:bidi="hi_IN"/>
+        </w:rPr>
+        <w:t>26–39</w:t>
+      </w:r>
+      <w:r>
+        <w:rPr>
+          <w:lang w:val="hi_IN" w:bidi="hi_IN"/>
+        </w:rPr>
+        <w:t xml:space="preserve">; </w:t>
+      </w:r>
+      <w:r>
+        <w:rPr>
+          <w:lang w:val="hi_IN" w:bidi="hi_IN"/>
+        </w:rPr>
+        <w:t>इब्रानियों 12:1–13</w:t>
+      </w:r>
+      <w:r>
+        <w:rPr>
+          <w:lang w:val="hi_IN" w:bidi="hi_IN"/>
+        </w:rPr>
+        <w:t xml:space="preserve">; </w:t>
+      </w:r>
+      <w:r>
+        <w:rPr>
+          <w:lang w:val="hi_IN" w:bidi="hi_IN"/>
+        </w:rPr>
+        <w:t>1 पतरस 4:12–16</w:t>
+      </w:r>
       <w:r>
         <w:rPr>
           <w:lang w:val="hi_IN" w:bidi="hi_IN"/>
@@ -3809,18 +2975,12 @@
         </w:rPr>
         <w:t xml:space="preserve">क्यों? इन कार्यों का मूल्य था, क्योंकि प्रभु ने स्वयं इन्हें निर्धारित किया था! लेकिन लोगों की आराधना में ईमानदारी नहीं थी। इसमें वह व्यक्तिगत पवित्रता और सामाजिक न्याय की कमी थी जिसकी परमेश्वर अपेक्षा करते हैं (उदाहरण के लिए देखें, </w:t>
       </w:r>
-      <w:hyperlink r:id="rId127">
-        <w:r>
-          <w:rPr>
-            <w:lang w:val="hi_IN" w:bidi="hi_IN"/>
-          </w:rPr>
-          <w:rPr>
-            <w:color w:val="0000EE"/>
-            <w:u w:val="single"/>
-          </w:rPr>
-          <w:t>लैव्य 19:13–17</w:t>
-        </w:r>
-      </w:hyperlink>
+      <w:r>
+        <w:rPr>
+          <w:lang w:val="hi_IN" w:bidi="hi_IN"/>
+        </w:rPr>
+        <w:t>लैव्य 19:13–17</w:t>
+      </w:r>
       <w:r>
         <w:rPr>
           <w:lang w:val="hi_IN" w:bidi="hi_IN"/>
@@ -3841,72 +3001,48 @@
         </w:rPr>
         <w:t>कई वर्षों बाद, यशायाह के समय की तरह, यीशु ने फरीसियों के पाखंड को संबोधित किया। उन्होंने उन्हें परमेश्वर द्वारा प्रकट की गई सभी बातों का पालन करने का आग्रह किया, न कि केवल उन भागों का जो उन्हें लोकप्रिय बनाते थे (</w:t>
       </w:r>
-      <w:hyperlink r:id="rId128">
-        <w:r>
-          <w:rPr>
-            <w:lang w:val="hi_IN" w:bidi="hi_IN"/>
-          </w:rPr>
-          <w:rPr>
-            <w:color w:val="0000EE"/>
-            <w:u w:val="single"/>
-          </w:rPr>
-          <w:t>मत्ती 23:1–36</w:t>
-        </w:r>
-      </w:hyperlink>
+      <w:r>
+        <w:rPr>
+          <w:lang w:val="hi_IN" w:bidi="hi_IN"/>
+        </w:rPr>
+        <w:t>मत्ती 23:1–36</w:t>
+      </w:r>
       <w:r>
         <w:rPr>
           <w:lang w:val="hi_IN" w:bidi="hi_IN"/>
         </w:rPr>
         <w:t xml:space="preserve">, विशेष रूप से </w:t>
       </w:r>
-      <w:hyperlink r:id="rId129">
-        <w:r>
-          <w:rPr>
-            <w:lang w:val="hi_IN" w:bidi="hi_IN"/>
-          </w:rPr>
-          <w:rPr>
-            <w:color w:val="0000EE"/>
-            <w:u w:val="single"/>
-          </w:rPr>
-          <w:t>मत्ती 23:23</w:t>
-        </w:r>
-      </w:hyperlink>
+      <w:r>
+        <w:rPr>
+          <w:lang w:val="hi_IN" w:bidi="hi_IN"/>
+        </w:rPr>
+        <w:t>मत्ती 23:23</w:t>
+      </w:r>
       <w:r>
         <w:rPr>
           <w:lang w:val="hi_IN" w:bidi="hi_IN"/>
         </w:rPr>
         <w:t>)। प्रेरित पौलुस और याकूब ने भी धार्मिक कार्यों और सच्ची आत्मिकता के बीच के अंतर पर जोर दिया (</w:t>
       </w:r>
-      <w:hyperlink r:id="rId130">
-        <w:r>
-          <w:rPr>
-            <w:lang w:val="hi_IN" w:bidi="hi_IN"/>
-          </w:rPr>
-          <w:rPr>
-            <w:color w:val="0000EE"/>
-            <w:u w:val="single"/>
-          </w:rPr>
-          <w:t>1 कुरि 3:1–23</w:t>
-        </w:r>
-      </w:hyperlink>
-      <w:r>
-        <w:rPr>
-          <w:lang w:val="hi_IN" w:bidi="hi_IN"/>
-        </w:rPr>
-        <w:t xml:space="preserve">; </w:t>
-      </w:r>
-      <w:hyperlink r:id="rId131">
-        <w:r>
-          <w:rPr>
-            <w:lang w:val="hi_IN" w:bidi="hi_IN"/>
-          </w:rPr>
-          <w:rPr>
-            <w:color w:val="0000EE"/>
-            <w:u w:val="single"/>
-          </w:rPr>
-          <w:t>याकू 1:21–2:13</w:t>
-        </w:r>
-      </w:hyperlink>
+      <w:r>
+        <w:rPr>
+          <w:lang w:val="hi_IN" w:bidi="hi_IN"/>
+        </w:rPr>
+        <w:t>1 कुरि 3:1–23</w:t>
+      </w:r>
+      <w:r>
+        <w:rPr>
+          <w:lang w:val="hi_IN" w:bidi="hi_IN"/>
+        </w:rPr>
+        <w:t xml:space="preserve">; </w:t>
+      </w:r>
+      <w:r>
+        <w:rPr>
+          <w:lang w:val="hi_IN" w:bidi="hi_IN"/>
+        </w:rPr>
+        <w:t>याकू 1:21–2:13</w:t>
+      </w:r>
       <w:r>
         <w:rPr>
           <w:lang w:val="hi_IN" w:bidi="hi_IN"/>
@@ -3927,36 +3063,24 @@
         </w:rPr>
         <w:t xml:space="preserve">फरीसियों की आलोचना के माध्यम से यीशु हमें भी चेतावनी देते हैं। हमें उनका अनुकरण नहीं करना चाहिए (देखें </w:t>
       </w:r>
-      <w:hyperlink r:id="rId132">
-        <w:r>
-          <w:rPr>
-            <w:lang w:val="hi_IN" w:bidi="hi_IN"/>
-          </w:rPr>
-          <w:rPr>
-            <w:color w:val="0000EE"/>
-            <w:u w:val="single"/>
-          </w:rPr>
-          <w:t>मत्ती 6:1–18</w:t>
-        </w:r>
-      </w:hyperlink>
-      <w:r>
-        <w:rPr>
-          <w:lang w:val="hi_IN" w:bidi="hi_IN"/>
-        </w:rPr>
-        <w:t xml:space="preserve">; </w:t>
-      </w:r>
-      <w:hyperlink r:id="rId133">
-        <w:r>
-          <w:rPr>
-            <w:lang w:val="hi_IN" w:bidi="hi_IN"/>
-          </w:rPr>
-          <w:rPr>
-            <w:color w:val="0000EE"/>
-            <w:u w:val="single"/>
-          </w:rPr>
-          <w:t>1 पत 2:1</w:t>
-        </w:r>
-      </w:hyperlink>
+      <w:r>
+        <w:rPr>
+          <w:lang w:val="hi_IN" w:bidi="hi_IN"/>
+        </w:rPr>
+        <w:t>मत्ती 6:1–18</w:t>
+      </w:r>
+      <w:r>
+        <w:rPr>
+          <w:lang w:val="hi_IN" w:bidi="hi_IN"/>
+        </w:rPr>
+        <w:t xml:space="preserve">; </w:t>
+      </w:r>
+      <w:r>
+        <w:rPr>
+          <w:lang w:val="hi_IN" w:bidi="hi_IN"/>
+        </w:rPr>
+        <w:t>1 पत 2:1</w:t>
+      </w:r>
       <w:r>
         <w:rPr>
           <w:lang w:val="hi_IN" w:bidi="hi_IN"/>
@@ -3986,396 +3110,264 @@
           <w:lang w:val="hi_IN" w:bidi="hi_IN"/>
         </w:rPr>
       </w:r>
-      <w:hyperlink r:id="rId134">
-        <w:r>
-          <w:rPr>
-            <w:lang w:val="hi_IN" w:bidi="hi_IN"/>
-          </w:rPr>
-          <w:rPr>
-            <w:color w:val="0000EE"/>
-            <w:u w:val="single"/>
-          </w:rPr>
-          <w:t>भजनसंहिता 50:16–23</w:t>
-        </w:r>
-      </w:hyperlink>
-      <w:r>
-        <w:rPr>
-          <w:lang w:val="hi_IN" w:bidi="hi_IN"/>
-        </w:rPr>
-        <w:t xml:space="preserve">; </w:t>
-      </w:r>
-      <w:hyperlink r:id="rId135">
-        <w:r>
-          <w:rPr>
-            <w:lang w:val="hi_IN" w:bidi="hi_IN"/>
-          </w:rPr>
-          <w:rPr>
-            <w:color w:val="0000EE"/>
-            <w:u w:val="single"/>
-          </w:rPr>
-          <w:t>नीतिवचन 15:8</w:t>
-        </w:r>
-      </w:hyperlink>
-      <w:r>
-        <w:rPr>
-          <w:lang w:val="hi_IN" w:bidi="hi_IN"/>
-        </w:rPr>
-        <w:t xml:space="preserve">; </w:t>
-      </w:r>
-      <w:hyperlink r:id="rId136">
-        <w:r>
-          <w:rPr>
-            <w:lang w:val="hi_IN" w:bidi="hi_IN"/>
-          </w:rPr>
-          <w:rPr>
-            <w:color w:val="0000EE"/>
-            <w:u w:val="single"/>
-          </w:rPr>
-          <w:t>26:23</w:t>
-        </w:r>
-      </w:hyperlink>
-      <w:r>
-        <w:rPr>
-          <w:lang w:val="hi_IN" w:bidi="hi_IN"/>
-        </w:rPr>
-        <w:t xml:space="preserve">; </w:t>
-      </w:r>
-      <w:hyperlink r:id="rId137">
-        <w:r>
-          <w:rPr>
-            <w:lang w:val="hi_IN" w:bidi="hi_IN"/>
-          </w:rPr>
-          <w:rPr>
-            <w:color w:val="0000EE"/>
-            <w:u w:val="single"/>
-          </w:rPr>
-          <w:t>यशायाह 1:11–15</w:t>
-        </w:r>
-      </w:hyperlink>
-      <w:r>
-        <w:rPr>
-          <w:lang w:val="hi_IN" w:bidi="hi_IN"/>
-        </w:rPr>
-        <w:t xml:space="preserve">; </w:t>
-      </w:r>
-      <w:hyperlink r:id="rId138">
-        <w:r>
-          <w:rPr>
-            <w:lang w:val="hi_IN" w:bidi="hi_IN"/>
-          </w:rPr>
-          <w:rPr>
-            <w:color w:val="0000EE"/>
-            <w:u w:val="single"/>
-          </w:rPr>
-          <w:t>29:13–15</w:t>
-        </w:r>
-      </w:hyperlink>
-      <w:r>
-        <w:rPr>
-          <w:lang w:val="hi_IN" w:bidi="hi_IN"/>
-        </w:rPr>
-        <w:t xml:space="preserve">; </w:t>
-      </w:r>
-      <w:hyperlink r:id="rId139">
-        <w:r>
-          <w:rPr>
-            <w:lang w:val="hi_IN" w:bidi="hi_IN"/>
-          </w:rPr>
-          <w:rPr>
-            <w:color w:val="0000EE"/>
-            <w:u w:val="single"/>
-          </w:rPr>
-          <w:t>58:2–7</w:t>
-        </w:r>
-      </w:hyperlink>
-      <w:r>
-        <w:rPr>
-          <w:lang w:val="hi_IN" w:bidi="hi_IN"/>
-        </w:rPr>
-        <w:t xml:space="preserve">; </w:t>
-      </w:r>
-      <w:hyperlink r:id="rId140">
-        <w:r>
-          <w:rPr>
-            <w:lang w:val="hi_IN" w:bidi="hi_IN"/>
-          </w:rPr>
-          <w:rPr>
-            <w:color w:val="0000EE"/>
-            <w:u w:val="single"/>
-          </w:rPr>
-          <w:t>यिर्मयाह 7:4–10</w:t>
-        </w:r>
-      </w:hyperlink>
-      <w:r>
-        <w:rPr>
-          <w:lang w:val="hi_IN" w:bidi="hi_IN"/>
-        </w:rPr>
-        <w:t xml:space="preserve">; </w:t>
-      </w:r>
-      <w:hyperlink r:id="rId141">
-        <w:r>
-          <w:rPr>
-            <w:lang w:val="hi_IN" w:bidi="hi_IN"/>
-          </w:rPr>
-          <w:rPr>
-            <w:color w:val="0000EE"/>
-            <w:u w:val="single"/>
-          </w:rPr>
-          <w:t>12:2</w:t>
-        </w:r>
-      </w:hyperlink>
-      <w:r>
-        <w:rPr>
-          <w:lang w:val="hi_IN" w:bidi="hi_IN"/>
-        </w:rPr>
-        <w:t xml:space="preserve">; </w:t>
-      </w:r>
-      <w:hyperlink r:id="rId142">
-        <w:r>
-          <w:rPr>
-            <w:lang w:val="hi_IN" w:bidi="hi_IN"/>
-          </w:rPr>
-          <w:rPr>
-            <w:color w:val="0000EE"/>
-            <w:u w:val="single"/>
-          </w:rPr>
-          <w:t>यहेजकेल 33:30–31</w:t>
-        </w:r>
-      </w:hyperlink>
-      <w:r>
-        <w:rPr>
-          <w:lang w:val="hi_IN" w:bidi="hi_IN"/>
-        </w:rPr>
-        <w:t xml:space="preserve">; </w:t>
-      </w:r>
-      <w:hyperlink r:id="rId143">
-        <w:r>
-          <w:rPr>
-            <w:lang w:val="hi_IN" w:bidi="hi_IN"/>
-          </w:rPr>
-          <w:rPr>
-            <w:color w:val="0000EE"/>
-            <w:u w:val="single"/>
-          </w:rPr>
-          <w:t>होशे 8:13</w:t>
-        </w:r>
-      </w:hyperlink>
-      <w:r>
-        <w:rPr>
-          <w:lang w:val="hi_IN" w:bidi="hi_IN"/>
-        </w:rPr>
-        <w:t xml:space="preserve">; </w:t>
-      </w:r>
-      <w:hyperlink r:id="rId144">
-        <w:r>
-          <w:rPr>
-            <w:lang w:val="hi_IN" w:bidi="hi_IN"/>
-          </w:rPr>
-          <w:rPr>
-            <w:color w:val="0000EE"/>
-            <w:u w:val="single"/>
-          </w:rPr>
-          <w:t>आमोस 5:21–24</w:t>
-        </w:r>
-      </w:hyperlink>
-      <w:r>
-        <w:rPr>
-          <w:lang w:val="hi_IN" w:bidi="hi_IN"/>
-        </w:rPr>
-        <w:t xml:space="preserve">; </w:t>
-      </w:r>
-      <w:hyperlink r:id="rId145">
-        <w:r>
-          <w:rPr>
-            <w:lang w:val="hi_IN" w:bidi="hi_IN"/>
-          </w:rPr>
-          <w:rPr>
-            <w:color w:val="0000EE"/>
-            <w:u w:val="single"/>
-          </w:rPr>
-          <w:t>मीका 3:11</w:t>
-        </w:r>
-      </w:hyperlink>
-      <w:r>
-        <w:rPr>
-          <w:lang w:val="hi_IN" w:bidi="hi_IN"/>
-        </w:rPr>
-        <w:t xml:space="preserve">; </w:t>
-      </w:r>
-      <w:hyperlink r:id="rId146">
-        <w:r>
-          <w:rPr>
-            <w:lang w:val="hi_IN" w:bidi="hi_IN"/>
-          </w:rPr>
-          <w:rPr>
-            <w:color w:val="0000EE"/>
-            <w:u w:val="single"/>
-          </w:rPr>
-          <w:t>जकर्याह 7:5–6</w:t>
-        </w:r>
-      </w:hyperlink>
-      <w:r>
-        <w:rPr>
-          <w:lang w:val="hi_IN" w:bidi="hi_IN"/>
-        </w:rPr>
-        <w:t xml:space="preserve">; </w:t>
-      </w:r>
-      <w:hyperlink r:id="rId147">
-        <w:r>
-          <w:rPr>
-            <w:lang w:val="hi_IN" w:bidi="hi_IN"/>
-          </w:rPr>
-          <w:rPr>
-            <w:color w:val="0000EE"/>
-            <w:u w:val="single"/>
-          </w:rPr>
-          <w:t>मलाकी 2:13–14</w:t>
-        </w:r>
-      </w:hyperlink>
-      <w:r>
-        <w:rPr>
-          <w:lang w:val="hi_IN" w:bidi="hi_IN"/>
-        </w:rPr>
-        <w:t xml:space="preserve">; </w:t>
-      </w:r>
-      <w:hyperlink r:id="rId132">
-        <w:r>
-          <w:rPr>
-            <w:lang w:val="hi_IN" w:bidi="hi_IN"/>
-          </w:rPr>
-          <w:rPr>
-            <w:color w:val="0000EE"/>
-            <w:u w:val="single"/>
-          </w:rPr>
-          <w:t>मत्ती 6:1–18</w:t>
-        </w:r>
-      </w:hyperlink>
-      <w:r>
-        <w:rPr>
-          <w:lang w:val="hi_IN" w:bidi="hi_IN"/>
-        </w:rPr>
-        <w:t xml:space="preserve">; </w:t>
-      </w:r>
-      <w:hyperlink r:id="rId128">
-        <w:r>
-          <w:rPr>
-            <w:lang w:val="hi_IN" w:bidi="hi_IN"/>
-          </w:rPr>
-          <w:rPr>
-            <w:color w:val="0000EE"/>
-            <w:u w:val="single"/>
-          </w:rPr>
-          <w:t>23:1–36</w:t>
-        </w:r>
-      </w:hyperlink>
-      <w:r>
-        <w:rPr>
-          <w:lang w:val="hi_IN" w:bidi="hi_IN"/>
-        </w:rPr>
-        <w:t xml:space="preserve">; </w:t>
-      </w:r>
-      <w:hyperlink r:id="rId148">
-        <w:r>
-          <w:rPr>
-            <w:lang w:val="hi_IN" w:bidi="hi_IN"/>
-          </w:rPr>
-          <w:rPr>
-            <w:color w:val="0000EE"/>
-            <w:u w:val="single"/>
-          </w:rPr>
-          <w:t>तीतुस 1:15–16</w:t>
-        </w:r>
-      </w:hyperlink>
-      <w:r>
-        <w:rPr>
-          <w:lang w:val="hi_IN" w:bidi="hi_IN"/>
-        </w:rPr>
-        <w:t xml:space="preserve">; </w:t>
-      </w:r>
-      <w:hyperlink r:id="rId149">
-        <w:r>
-          <w:rPr>
-            <w:lang w:val="hi_IN" w:bidi="hi_IN"/>
-          </w:rPr>
-          <w:rPr>
-            <w:color w:val="0000EE"/>
-            <w:u w:val="single"/>
-          </w:rPr>
-          <w:t>याकूब 1:21–27</w:t>
-        </w:r>
-      </w:hyperlink>
-      <w:r>
-        <w:rPr>
-          <w:lang w:val="hi_IN" w:bidi="hi_IN"/>
-        </w:rPr>
-        <w:t xml:space="preserve">; </w:t>
-      </w:r>
-      <w:hyperlink r:id="rId133">
-        <w:r>
-          <w:rPr>
-            <w:lang w:val="hi_IN" w:bidi="hi_IN"/>
-          </w:rPr>
-          <w:rPr>
-            <w:color w:val="0000EE"/>
-            <w:u w:val="single"/>
-          </w:rPr>
-          <w:t>1 पतरस 2:1</w:t>
-        </w:r>
-      </w:hyperlink>
-      <w:r>
-        <w:rPr>
-          <w:lang w:val="hi_IN" w:bidi="hi_IN"/>
-        </w:rPr>
-        <w:t xml:space="preserve">; </w:t>
-      </w:r>
-      <w:hyperlink r:id="rId150">
-        <w:r>
-          <w:rPr>
-            <w:lang w:val="hi_IN" w:bidi="hi_IN"/>
-          </w:rPr>
-          <w:rPr>
-            <w:color w:val="0000EE"/>
-            <w:u w:val="single"/>
-          </w:rPr>
-          <w:t>1 यूहन्ना 2:4</w:t>
-        </w:r>
-      </w:hyperlink>
+      <w:r>
+        <w:rPr>
+          <w:lang w:val="hi_IN" w:bidi="hi_IN"/>
+        </w:rPr>
+        <w:t>भजनसंहिता 50:16–23</w:t>
+      </w:r>
+      <w:r>
+        <w:rPr>
+          <w:lang w:val="hi_IN" w:bidi="hi_IN"/>
+        </w:rPr>
+        <w:t xml:space="preserve">; </w:t>
+      </w:r>
+      <w:r>
+        <w:rPr>
+          <w:lang w:val="hi_IN" w:bidi="hi_IN"/>
+        </w:rPr>
+        <w:t>नीतिवचन 15:8</w:t>
+      </w:r>
+      <w:r>
+        <w:rPr>
+          <w:lang w:val="hi_IN" w:bidi="hi_IN"/>
+        </w:rPr>
+        <w:t xml:space="preserve">; </w:t>
+      </w:r>
+      <w:r>
+        <w:rPr>
+          <w:lang w:val="hi_IN" w:bidi="hi_IN"/>
+        </w:rPr>
+        <w:t>26:23</w:t>
+      </w:r>
+      <w:r>
+        <w:rPr>
+          <w:lang w:val="hi_IN" w:bidi="hi_IN"/>
+        </w:rPr>
+        <w:t xml:space="preserve">; </w:t>
+      </w:r>
+      <w:r>
+        <w:rPr>
+          <w:lang w:val="hi_IN" w:bidi="hi_IN"/>
+        </w:rPr>
+        <w:t>यशायाह 1:11–15</w:t>
+      </w:r>
+      <w:r>
+        <w:rPr>
+          <w:lang w:val="hi_IN" w:bidi="hi_IN"/>
+        </w:rPr>
+        <w:t xml:space="preserve">; </w:t>
+      </w:r>
+      <w:r>
+        <w:rPr>
+          <w:lang w:val="hi_IN" w:bidi="hi_IN"/>
+        </w:rPr>
+        <w:t>29:13–15</w:t>
+      </w:r>
+      <w:r>
+        <w:rPr>
+          <w:lang w:val="hi_IN" w:bidi="hi_IN"/>
+        </w:rPr>
+        <w:t xml:space="preserve">; </w:t>
+      </w:r>
+      <w:r>
+        <w:rPr>
+          <w:lang w:val="hi_IN" w:bidi="hi_IN"/>
+        </w:rPr>
+        <w:t>58:2–7</w:t>
+      </w:r>
+      <w:r>
+        <w:rPr>
+          <w:lang w:val="hi_IN" w:bidi="hi_IN"/>
+        </w:rPr>
+        <w:t xml:space="preserve">; </w:t>
+      </w:r>
+      <w:r>
+        <w:rPr>
+          <w:lang w:val="hi_IN" w:bidi="hi_IN"/>
+        </w:rPr>
+        <w:t>यिर्मयाह 7:4–10</w:t>
+      </w:r>
+      <w:r>
+        <w:rPr>
+          <w:lang w:val="hi_IN" w:bidi="hi_IN"/>
+        </w:rPr>
+        <w:t xml:space="preserve">; </w:t>
+      </w:r>
+      <w:r>
+        <w:rPr>
+          <w:lang w:val="hi_IN" w:bidi="hi_IN"/>
+        </w:rPr>
+        <w:t>12:2</w:t>
+      </w:r>
+      <w:r>
+        <w:rPr>
+          <w:lang w:val="hi_IN" w:bidi="hi_IN"/>
+        </w:rPr>
+        <w:t xml:space="preserve">; </w:t>
+      </w:r>
+      <w:r>
+        <w:rPr>
+          <w:lang w:val="hi_IN" w:bidi="hi_IN"/>
+        </w:rPr>
+        <w:t>यहेजकेल 33:30–31</w:t>
+      </w:r>
+      <w:r>
+        <w:rPr>
+          <w:lang w:val="hi_IN" w:bidi="hi_IN"/>
+        </w:rPr>
+        <w:t xml:space="preserve">; </w:t>
+      </w:r>
+      <w:r>
+        <w:rPr>
+          <w:lang w:val="hi_IN" w:bidi="hi_IN"/>
+        </w:rPr>
+        <w:t>होशे 8:13</w:t>
+      </w:r>
+      <w:r>
+        <w:rPr>
+          <w:lang w:val="hi_IN" w:bidi="hi_IN"/>
+        </w:rPr>
+        <w:t xml:space="preserve">; </w:t>
+      </w:r>
+      <w:r>
+        <w:rPr>
+          <w:lang w:val="hi_IN" w:bidi="hi_IN"/>
+        </w:rPr>
+        <w:t>आमोस 5:21–24</w:t>
+      </w:r>
+      <w:r>
+        <w:rPr>
+          <w:lang w:val="hi_IN" w:bidi="hi_IN"/>
+        </w:rPr>
+        <w:t xml:space="preserve">; </w:t>
+      </w:r>
+      <w:r>
+        <w:rPr>
+          <w:lang w:val="hi_IN" w:bidi="hi_IN"/>
+        </w:rPr>
+        <w:t>मीका 3:11</w:t>
+      </w:r>
+      <w:r>
+        <w:rPr>
+          <w:lang w:val="hi_IN" w:bidi="hi_IN"/>
+        </w:rPr>
+        <w:t xml:space="preserve">; </w:t>
+      </w:r>
+      <w:r>
+        <w:rPr>
+          <w:lang w:val="hi_IN" w:bidi="hi_IN"/>
+        </w:rPr>
+        <w:t>जकर्याह 7:5–6</w:t>
+      </w:r>
+      <w:r>
+        <w:rPr>
+          <w:lang w:val="hi_IN" w:bidi="hi_IN"/>
+        </w:rPr>
+        <w:t xml:space="preserve">; </w:t>
+      </w:r>
+      <w:r>
+        <w:rPr>
+          <w:lang w:val="hi_IN" w:bidi="hi_IN"/>
+        </w:rPr>
+        <w:t>मलाकी 2:13–14</w:t>
+      </w:r>
+      <w:r>
+        <w:rPr>
+          <w:lang w:val="hi_IN" w:bidi="hi_IN"/>
+        </w:rPr>
+        <w:t xml:space="preserve">; </w:t>
+      </w:r>
+      <w:r>
+        <w:rPr>
+          <w:lang w:val="hi_IN" w:bidi="hi_IN"/>
+        </w:rPr>
+        <w:t>मत्ती 6:1–18</w:t>
+      </w:r>
+      <w:r>
+        <w:rPr>
+          <w:lang w:val="hi_IN" w:bidi="hi_IN"/>
+        </w:rPr>
+        <w:t xml:space="preserve">; </w:t>
+      </w:r>
+      <w:r>
+        <w:rPr>
+          <w:lang w:val="hi_IN" w:bidi="hi_IN"/>
+        </w:rPr>
+        <w:t>23:1–36</w:t>
+      </w:r>
+      <w:r>
+        <w:rPr>
+          <w:lang w:val="hi_IN" w:bidi="hi_IN"/>
+        </w:rPr>
+        <w:t xml:space="preserve">; </w:t>
+      </w:r>
+      <w:r>
+        <w:rPr>
+          <w:lang w:val="hi_IN" w:bidi="hi_IN"/>
+        </w:rPr>
+        <w:t>तीतुस 1:15–16</w:t>
+      </w:r>
+      <w:r>
+        <w:rPr>
+          <w:lang w:val="hi_IN" w:bidi="hi_IN"/>
+        </w:rPr>
+        <w:t xml:space="preserve">; </w:t>
+      </w:r>
+      <w:r>
+        <w:rPr>
+          <w:lang w:val="hi_IN" w:bidi="hi_IN"/>
+        </w:rPr>
+        <w:t>याकूब 1:21–27</w:t>
+      </w:r>
+      <w:r>
+        <w:rPr>
+          <w:lang w:val="hi_IN" w:bidi="hi_IN"/>
+        </w:rPr>
+        <w:t xml:space="preserve">; </w:t>
+      </w:r>
+      <w:r>
+        <w:rPr>
+          <w:lang w:val="hi_IN" w:bidi="hi_IN"/>
+        </w:rPr>
+        <w:t>1 पतरस 2:1</w:t>
+      </w:r>
+      <w:r>
+        <w:rPr>
+          <w:lang w:val="hi_IN" w:bidi="hi_IN"/>
+        </w:rPr>
+        <w:t xml:space="preserve">; </w:t>
+      </w:r>
+      <w:r>
+        <w:rPr>
+          <w:lang w:val="hi_IN" w:bidi="hi_IN"/>
+        </w:rPr>
+        <w:t>1 यूहन्ना 2:4</w:t>
+      </w:r>
       <w:r>
         <w:rPr>
           <w:lang w:val="hi_IN" w:bidi="hi_IN"/>
         </w:rPr>
         <w:t xml:space="preserve">, </w:t>
       </w:r>
-      <w:hyperlink r:id="rId151">
-        <w:r>
-          <w:rPr>
-            <w:lang w:val="hi_IN" w:bidi="hi_IN"/>
-          </w:rPr>
-          <w:rPr>
-            <w:color w:val="0000EE"/>
-            <w:u w:val="single"/>
-          </w:rPr>
-          <w:t>9</w:t>
-        </w:r>
-      </w:hyperlink>
-      <w:r>
-        <w:rPr>
-          <w:lang w:val="hi_IN" w:bidi="hi_IN"/>
-        </w:rPr>
-        <w:t xml:space="preserve">; </w:t>
-      </w:r>
-      <w:hyperlink r:id="rId152">
-        <w:r>
-          <w:rPr>
-            <w:lang w:val="hi_IN" w:bidi="hi_IN"/>
-          </w:rPr>
-          <w:rPr>
-            <w:color w:val="0000EE"/>
-            <w:u w:val="single"/>
-          </w:rPr>
-          <w:t>4:20</w:t>
-        </w:r>
-      </w:hyperlink>
+      <w:r>
+        <w:rPr>
+          <w:lang w:val="hi_IN" w:bidi="hi_IN"/>
+        </w:rPr>
+        <w:t>9</w:t>
+      </w:r>
+      <w:r>
+        <w:rPr>
+          <w:lang w:val="hi_IN" w:bidi="hi_IN"/>
+        </w:rPr>
+        <w:t xml:space="preserve">; </w:t>
+      </w:r>
+      <w:r>
+        <w:rPr>
+          <w:lang w:val="hi_IN" w:bidi="hi_IN"/>
+        </w:rPr>
+        <w:t>4:20</w:t>
+      </w:r>
       <w:r>
         <w:rPr>
           <w:lang w:val="hi_IN" w:bidi="hi_IN"/>
@@ -4424,18 +3416,12 @@
         </w:rPr>
         <w:t xml:space="preserve">जब यीशु कष्ट सहने और मरने वाले थे, उन्होंने अपने अनुयायियों से कहा कि वे भी बड़ी कठिनाइयों का सामना करेंगे (देखें </w:t>
       </w:r>
-      <w:hyperlink r:id="rId153">
-        <w:r>
-          <w:rPr>
-            <w:lang w:val="hi_IN" w:bidi="hi_IN"/>
-          </w:rPr>
-          <w:rPr>
-            <w:color w:val="0000EE"/>
-            <w:u w:val="single"/>
-          </w:rPr>
-          <w:t>मत्ती 24:9</w:t>
-        </w:r>
-      </w:hyperlink>
+      <w:r>
+        <w:rPr>
+          <w:lang w:val="hi_IN" w:bidi="hi_IN"/>
+        </w:rPr>
+        <w:t>मत्ती 24:9</w:t>
+      </w:r>
       <w:r>
         <w:rPr>
           <w:lang w:val="hi_IN" w:bidi="hi_IN"/>
@@ -4454,126 +3440,84 @@
         </w:rPr>
         <w:t>” (</w:t>
       </w:r>
-      <w:hyperlink r:id="rId154">
-        <w:r>
-          <w:rPr>
-            <w:lang w:val="hi_IN" w:bidi="hi_IN"/>
-          </w:rPr>
-          <w:rPr>
-            <w:color w:val="0000EE"/>
-            <w:u w:val="single"/>
-          </w:rPr>
-          <w:t>मत्ती 24:13</w:t>
-        </w:r>
-      </w:hyperlink>
+      <w:r>
+        <w:rPr>
+          <w:lang w:val="hi_IN" w:bidi="hi_IN"/>
+        </w:rPr>
+        <w:t>मत्ती 24:13</w:t>
+      </w:r>
       <w:r>
         <w:rPr>
           <w:lang w:val="hi_IN" w:bidi="hi_IN"/>
         </w:rPr>
         <w:t xml:space="preserve">)। नए नियम के कई लेख उन मसीहियों के लिए थीं जो मसीह में अपने विश्वास के लिए कष्ट सह रहे थे (उदाहरण के लिए देखें </w:t>
       </w:r>
-      <w:hyperlink r:id="rId155">
-        <w:r>
-          <w:rPr>
-            <w:lang w:val="hi_IN" w:bidi="hi_IN"/>
-          </w:rPr>
-          <w:rPr>
-            <w:color w:val="0000EE"/>
-            <w:u w:val="single"/>
-          </w:rPr>
-          <w:t>2 थिस्स 1:4</w:t>
-        </w:r>
-      </w:hyperlink>
-      <w:r>
-        <w:rPr>
-          <w:lang w:val="hi_IN" w:bidi="hi_IN"/>
-        </w:rPr>
-        <w:t xml:space="preserve">; </w:t>
-      </w:r>
-      <w:hyperlink r:id="rId156">
-        <w:r>
-          <w:rPr>
-            <w:lang w:val="hi_IN" w:bidi="hi_IN"/>
-          </w:rPr>
-          <w:rPr>
-            <w:color w:val="0000EE"/>
-            <w:u w:val="single"/>
-          </w:rPr>
-          <w:t>1 पत 4:12–19</w:t>
-        </w:r>
-      </w:hyperlink>
+      <w:r>
+        <w:rPr>
+          <w:lang w:val="hi_IN" w:bidi="hi_IN"/>
+        </w:rPr>
+        <w:t>2 थिस्स 1:4</w:t>
+      </w:r>
+      <w:r>
+        <w:rPr>
+          <w:lang w:val="hi_IN" w:bidi="hi_IN"/>
+        </w:rPr>
+        <w:t xml:space="preserve">; </w:t>
+      </w:r>
+      <w:r>
+        <w:rPr>
+          <w:lang w:val="hi_IN" w:bidi="hi_IN"/>
+        </w:rPr>
+        <w:t>1 पत 4:12–19</w:t>
+      </w:r>
       <w:r>
         <w:rPr>
           <w:lang w:val="hi_IN" w:bidi="hi_IN"/>
         </w:rPr>
         <w:t xml:space="preserve">)। इन मसीहियों को कठिनाई के दौरान मसीह के प्रति समर्पित रहते हुए और दूसरों के साथ अपने विश्वास को साझा करते हुए धीरज बनाए रखने के लिए प्रोत्साहन की आवश्यकता थी (देखें </w:t>
       </w:r>
-      <w:hyperlink r:id="rId157">
-        <w:r>
-          <w:rPr>
-            <w:lang w:val="hi_IN" w:bidi="hi_IN"/>
-          </w:rPr>
-          <w:rPr>
-            <w:color w:val="0000EE"/>
-            <w:u w:val="single"/>
-          </w:rPr>
-          <w:t>2 तीमु 4:5</w:t>
-        </w:r>
-      </w:hyperlink>
-      <w:r>
-        <w:rPr>
-          <w:lang w:val="hi_IN" w:bidi="hi_IN"/>
-        </w:rPr>
-        <w:t xml:space="preserve">; </w:t>
-      </w:r>
-      <w:hyperlink r:id="rId158">
-        <w:r>
-          <w:rPr>
-            <w:lang w:val="hi_IN" w:bidi="hi_IN"/>
-          </w:rPr>
-          <w:rPr>
-            <w:color w:val="0000EE"/>
-            <w:u w:val="single"/>
-          </w:rPr>
-          <w:t>1 पत 4:1</w:t>
-        </w:r>
-      </w:hyperlink>
+      <w:r>
+        <w:rPr>
+          <w:lang w:val="hi_IN" w:bidi="hi_IN"/>
+        </w:rPr>
+        <w:t>2 तीमु 4:5</w:t>
+      </w:r>
+      <w:r>
+        <w:rPr>
+          <w:lang w:val="hi_IN" w:bidi="hi_IN"/>
+        </w:rPr>
+        <w:t xml:space="preserve">; </w:t>
+      </w:r>
+      <w:r>
+        <w:rPr>
+          <w:lang w:val="hi_IN" w:bidi="hi_IN"/>
+        </w:rPr>
+        <w:t>1 पत 4:1</w:t>
+      </w:r>
       <w:r>
         <w:rPr>
           <w:lang w:val="hi_IN" w:bidi="hi_IN"/>
         </w:rPr>
         <w:t>)। धीरज के माध्यम से, मसीही चरित्र में वृद्धि करते हैं और आत्मिक परिपक्वता विकसित करते हैं (</w:t>
       </w:r>
-      <w:hyperlink r:id="rId159">
-        <w:r>
-          <w:rPr>
-            <w:lang w:val="hi_IN" w:bidi="hi_IN"/>
-          </w:rPr>
-          <w:rPr>
-            <w:color w:val="0000EE"/>
-            <w:u w:val="single"/>
-          </w:rPr>
-          <w:t>रोम 5:3–4</w:t>
-        </w:r>
-      </w:hyperlink>
-      <w:r>
-        <w:rPr>
-          <w:lang w:val="hi_IN" w:bidi="hi_IN"/>
-        </w:rPr>
-        <w:t xml:space="preserve">; </w:t>
-      </w:r>
-      <w:hyperlink r:id="rId160">
-        <w:r>
-          <w:rPr>
-            <w:lang w:val="hi_IN" w:bidi="hi_IN"/>
-          </w:rPr>
-          <w:rPr>
-            <w:color w:val="0000EE"/>
-            <w:u w:val="single"/>
-          </w:rPr>
-          <w:t>याकू 1:2–4</w:t>
-        </w:r>
-      </w:hyperlink>
+      <w:r>
+        <w:rPr>
+          <w:lang w:val="hi_IN" w:bidi="hi_IN"/>
+        </w:rPr>
+        <w:t>रोम 5:3–4</w:t>
+      </w:r>
+      <w:r>
+        <w:rPr>
+          <w:lang w:val="hi_IN" w:bidi="hi_IN"/>
+        </w:rPr>
+        <w:t xml:space="preserve">; </w:t>
+      </w:r>
+      <w:r>
+        <w:rPr>
+          <w:lang w:val="hi_IN" w:bidi="hi_IN"/>
+        </w:rPr>
+        <w:t>याकू 1:2–4</w:t>
+      </w:r>
       <w:r>
         <w:rPr>
           <w:lang w:val="hi_IN" w:bidi="hi_IN"/>
@@ -4594,18 +3538,12 @@
         </w:rPr>
         <w:t>इब्रानियों की पुस्तक उन मसीहियों से बात करती है जिन्होंने कई चुनौतियों का सामना किया था। लोगों ने उन्हें परेशान किया, उनकी सम्पत्ति छीन ली, और उन्हें कैद कर लिया (</w:t>
       </w:r>
-      <w:hyperlink r:id="rId161">
-        <w:r>
-          <w:rPr>
-            <w:lang w:val="hi_IN" w:bidi="hi_IN"/>
-          </w:rPr>
-          <w:rPr>
-            <w:color w:val="0000EE"/>
-            <w:u w:val="single"/>
-          </w:rPr>
-          <w:t>इब्रा 10:32–34</w:t>
-        </w:r>
-      </w:hyperlink>
+      <w:r>
+        <w:rPr>
+          <w:lang w:val="hi_IN" w:bidi="hi_IN"/>
+        </w:rPr>
+        <w:t>इब्रा 10:32–34</w:t>
+      </w:r>
       <w:r>
         <w:rPr>
           <w:lang w:val="hi_IN" w:bidi="hi_IN"/>
@@ -4638,72 +3576,48 @@
         </w:rPr>
         <w:t>" रहना था (</w:t>
       </w:r>
-      <w:hyperlink r:id="rId162">
-        <w:r>
-          <w:rPr>
-            <w:lang w:val="hi_IN" w:bidi="hi_IN"/>
-          </w:rPr>
-          <w:rPr>
-            <w:color w:val="0000EE"/>
-            <w:u w:val="single"/>
-          </w:rPr>
-          <w:t>4:14</w:t>
-        </w:r>
-      </w:hyperlink>
-      <w:r>
-        <w:rPr>
-          <w:lang w:val="hi_IN" w:bidi="hi_IN"/>
-        </w:rPr>
-        <w:t xml:space="preserve">; </w:t>
-      </w:r>
-      <w:hyperlink r:id="rId163">
-        <w:r>
-          <w:rPr>
-            <w:lang w:val="hi_IN" w:bidi="hi_IN"/>
-          </w:rPr>
-          <w:rPr>
-            <w:color w:val="0000EE"/>
-            <w:u w:val="single"/>
-          </w:rPr>
-          <w:t>10:23</w:t>
-        </w:r>
-      </w:hyperlink>
+      <w:r>
+        <w:rPr>
+          <w:lang w:val="hi_IN" w:bidi="hi_IN"/>
+        </w:rPr>
+        <w:t>4:14</w:t>
+      </w:r>
+      <w:r>
+        <w:rPr>
+          <w:lang w:val="hi_IN" w:bidi="hi_IN"/>
+        </w:rPr>
+        <w:t xml:space="preserve">; </w:t>
+      </w:r>
+      <w:r>
+        <w:rPr>
+          <w:lang w:val="hi_IN" w:bidi="hi_IN"/>
+        </w:rPr>
+        <w:t>10:23</w:t>
+      </w:r>
       <w:r>
         <w:rPr>
           <w:lang w:val="hi_IN" w:bidi="hi_IN"/>
         </w:rPr>
         <w:t>)। उन्हें परमेश्वर की प्रतिज्ञाओं के सच होने की प्रतीक्षा करते हुए धीरज रखना था (</w:t>
       </w:r>
-      <w:hyperlink r:id="rId164">
-        <w:r>
-          <w:rPr>
-            <w:lang w:val="hi_IN" w:bidi="hi_IN"/>
-          </w:rPr>
-          <w:rPr>
-            <w:color w:val="0000EE"/>
-            <w:u w:val="single"/>
-          </w:rPr>
-          <w:t>6:12</w:t>
-        </w:r>
-      </w:hyperlink>
-      <w:r>
-        <w:rPr>
-          <w:lang w:val="hi_IN" w:bidi="hi_IN"/>
-        </w:rPr>
-        <w:t xml:space="preserve">; </w:t>
-      </w:r>
-      <w:hyperlink r:id="rId165">
-        <w:r>
-          <w:rPr>
-            <w:lang w:val="hi_IN" w:bidi="hi_IN"/>
-          </w:rPr>
-          <w:rPr>
-            <w:color w:val="0000EE"/>
-            <w:u w:val="single"/>
-          </w:rPr>
-          <w:t>10:36</w:t>
-        </w:r>
-      </w:hyperlink>
+      <w:r>
+        <w:rPr>
+          <w:lang w:val="hi_IN" w:bidi="hi_IN"/>
+        </w:rPr>
+        <w:t>6:12</w:t>
+      </w:r>
+      <w:r>
+        <w:rPr>
+          <w:lang w:val="hi_IN" w:bidi="hi_IN"/>
+        </w:rPr>
+        <w:t xml:space="preserve">; </w:t>
+      </w:r>
+      <w:r>
+        <w:rPr>
+          <w:lang w:val="hi_IN" w:bidi="hi_IN"/>
+        </w:rPr>
+        <w:t>10:36</w:t>
+      </w:r>
       <w:r>
         <w:rPr>
           <w:lang w:val="hi_IN" w:bidi="hi_IN"/>
@@ -4722,36 +3636,24 @@
         </w:rPr>
         <w:t>" (</w:t>
       </w:r>
-      <w:hyperlink r:id="rId166">
-        <w:r>
-          <w:rPr>
-            <w:lang w:val="hi_IN" w:bidi="hi_IN"/>
-          </w:rPr>
-          <w:rPr>
-            <w:color w:val="0000EE"/>
-            <w:u w:val="single"/>
-          </w:rPr>
-          <w:t>12:1</w:t>
-        </w:r>
-      </w:hyperlink>
+      <w:r>
+        <w:rPr>
+          <w:lang w:val="hi_IN" w:bidi="hi_IN"/>
+        </w:rPr>
+        <w:t>12:1</w:t>
+      </w:r>
       <w:r>
         <w:rPr>
           <w:lang w:val="hi_IN" w:bidi="hi_IN"/>
         </w:rPr>
         <w:t>)। एक प्रेमी पिता के सच्चे बच्चों की तरह, उन्हें पवित्रता में बढ़ने के लिए प्रभु के अनुशासन को स्वीकार करना था (</w:t>
       </w:r>
-      <w:hyperlink r:id="rId167">
-        <w:r>
-          <w:rPr>
-            <w:lang w:val="hi_IN" w:bidi="hi_IN"/>
-          </w:rPr>
-          <w:rPr>
-            <w:color w:val="0000EE"/>
-            <w:u w:val="single"/>
-          </w:rPr>
-          <w:t>12:5–13</w:t>
-        </w:r>
-      </w:hyperlink>
+      <w:r>
+        <w:rPr>
+          <w:lang w:val="hi_IN" w:bidi="hi_IN"/>
+        </w:rPr>
+        <w:t>12:5–13</w:t>
+      </w:r>
       <w:r>
         <w:rPr>
           <w:lang w:val="hi_IN" w:bidi="hi_IN"/>
@@ -4772,36 +3674,24 @@
         </w:rPr>
         <w:t>पवित्रशास्त्र में धीरज के महान उदाहरण, जैसे अय्यूब और भविष्यवक्ता, सभी मसीहियों को प्रेरित कर सकते हैं (</w:t>
       </w:r>
-      <w:hyperlink r:id="rId168">
-        <w:r>
-          <w:rPr>
-            <w:lang w:val="hi_IN" w:bidi="hi_IN"/>
-          </w:rPr>
-          <w:rPr>
-            <w:color w:val="0000EE"/>
-            <w:u w:val="single"/>
-          </w:rPr>
-          <w:t>इब्रा 11:35–40</w:t>
-        </w:r>
-      </w:hyperlink>
-      <w:r>
-        <w:rPr>
-          <w:lang w:val="hi_IN" w:bidi="hi_IN"/>
-        </w:rPr>
-        <w:t xml:space="preserve">; </w:t>
-      </w:r>
-      <w:hyperlink r:id="rId169">
-        <w:r>
-          <w:rPr>
-            <w:lang w:val="hi_IN" w:bidi="hi_IN"/>
-          </w:rPr>
-          <w:rPr>
-            <w:color w:val="0000EE"/>
-            <w:u w:val="single"/>
-          </w:rPr>
-          <w:t>याकू 5:10–11</w:t>
-        </w:r>
-      </w:hyperlink>
+      <w:r>
+        <w:rPr>
+          <w:lang w:val="hi_IN" w:bidi="hi_IN"/>
+        </w:rPr>
+        <w:t>इब्रा 11:35–40</w:t>
+      </w:r>
+      <w:r>
+        <w:rPr>
+          <w:lang w:val="hi_IN" w:bidi="hi_IN"/>
+        </w:rPr>
+        <w:t xml:space="preserve">; </w:t>
+      </w:r>
+      <w:r>
+        <w:rPr>
+          <w:lang w:val="hi_IN" w:bidi="hi_IN"/>
+        </w:rPr>
+        <w:t>याकू 5:10–11</w:t>
+      </w:r>
       <w:r>
         <w:rPr>
           <w:lang w:val="hi_IN" w:bidi="hi_IN"/>
@@ -4832,18 +3722,12 @@
         </w:rPr>
         <w:t>" (</w:t>
       </w:r>
-      <w:hyperlink r:id="rId170">
-        <w:r>
-          <w:rPr>
-            <w:lang w:val="hi_IN" w:bidi="hi_IN"/>
-          </w:rPr>
-          <w:rPr>
-            <w:color w:val="0000EE"/>
-            <w:u w:val="single"/>
-          </w:rPr>
-          <w:t>12:1–3</w:t>
-        </w:r>
-      </w:hyperlink>
+      <w:r>
+        <w:rPr>
+          <w:lang w:val="hi_IN" w:bidi="hi_IN"/>
+        </w:rPr>
+        <w:t>12:1–3</w:t>
+      </w:r>
       <w:r>
         <w:rPr>
           <w:lang w:val="hi_IN" w:bidi="hi_IN"/>
@@ -4873,144 +3757,96 @@
           <w:lang w:val="hi_IN" w:bidi="hi_IN"/>
         </w:rPr>
       </w:r>
-      <w:hyperlink r:id="rId159">
-        <w:r>
-          <w:rPr>
-            <w:lang w:val="hi_IN" w:bidi="hi_IN"/>
-          </w:rPr>
-          <w:rPr>
-            <w:color w:val="0000EE"/>
-            <w:u w:val="single"/>
-          </w:rPr>
-          <w:t>रोमियों 5:3–4</w:t>
-        </w:r>
-      </w:hyperlink>
-      <w:r>
-        <w:rPr>
-          <w:lang w:val="hi_IN" w:bidi="hi_IN"/>
-        </w:rPr>
-        <w:t xml:space="preserve">; </w:t>
-      </w:r>
-      <w:hyperlink r:id="rId171">
-        <w:r>
-          <w:rPr>
-            <w:lang w:val="hi_IN" w:bidi="hi_IN"/>
-          </w:rPr>
-          <w:rPr>
-            <w:color w:val="0000EE"/>
-            <w:u w:val="single"/>
-          </w:rPr>
-          <w:t>1 कुरिन्थियों 4:12</w:t>
-        </w:r>
-      </w:hyperlink>
-      <w:r>
-        <w:rPr>
-          <w:lang w:val="hi_IN" w:bidi="hi_IN"/>
-        </w:rPr>
-        <w:t xml:space="preserve">; </w:t>
-      </w:r>
-      <w:hyperlink r:id="rId155">
-        <w:r>
-          <w:rPr>
-            <w:lang w:val="hi_IN" w:bidi="hi_IN"/>
-          </w:rPr>
-          <w:rPr>
-            <w:color w:val="0000EE"/>
-            <w:u w:val="single"/>
-          </w:rPr>
-          <w:t>2 थिस्सलुनीकियों 1:4</w:t>
-        </w:r>
-      </w:hyperlink>
-      <w:r>
-        <w:rPr>
-          <w:lang w:val="hi_IN" w:bidi="hi_IN"/>
-        </w:rPr>
-        <w:t xml:space="preserve">; </w:t>
-      </w:r>
-      <w:hyperlink r:id="rId164">
-        <w:r>
-          <w:rPr>
-            <w:lang w:val="hi_IN" w:bidi="hi_IN"/>
-          </w:rPr>
-          <w:rPr>
-            <w:color w:val="0000EE"/>
-            <w:u w:val="single"/>
-          </w:rPr>
-          <w:t>इब्रानियों 6:12</w:t>
-        </w:r>
-      </w:hyperlink>
-      <w:r>
-        <w:rPr>
-          <w:lang w:val="hi_IN" w:bidi="hi_IN"/>
-        </w:rPr>
-        <w:t xml:space="preserve">; </w:t>
-      </w:r>
-      <w:hyperlink r:id="rId172">
-        <w:r>
-          <w:rPr>
-            <w:lang w:val="hi_IN" w:bidi="hi_IN"/>
-          </w:rPr>
-          <w:rPr>
-            <w:color w:val="0000EE"/>
-            <w:u w:val="single"/>
-          </w:rPr>
-          <w:t>इब्रानियों 12:1–10</w:t>
-        </w:r>
-      </w:hyperlink>
-      <w:r>
-        <w:rPr>
-          <w:lang w:val="hi_IN" w:bidi="hi_IN"/>
-        </w:rPr>
-        <w:t xml:space="preserve">; </w:t>
-      </w:r>
-      <w:hyperlink r:id="rId160">
-        <w:r>
-          <w:rPr>
-            <w:lang w:val="hi_IN" w:bidi="hi_IN"/>
-          </w:rPr>
-          <w:rPr>
-            <w:color w:val="0000EE"/>
-            <w:u w:val="single"/>
-          </w:rPr>
-          <w:t>याकूब 1:2–4</w:t>
-        </w:r>
-      </w:hyperlink>
-      <w:r>
-        <w:rPr>
-          <w:lang w:val="hi_IN" w:bidi="hi_IN"/>
-        </w:rPr>
-        <w:t xml:space="preserve">; </w:t>
-      </w:r>
-      <w:hyperlink r:id="rId173">
-        <w:r>
-          <w:rPr>
-            <w:lang w:val="hi_IN" w:bidi="hi_IN"/>
-          </w:rPr>
-          <w:rPr>
-            <w:color w:val="0000EE"/>
-            <w:u w:val="single"/>
-          </w:rPr>
-          <w:t>याकूब 5:11</w:t>
-        </w:r>
-      </w:hyperlink>
-      <w:r>
-        <w:rPr>
-          <w:lang w:val="hi_IN" w:bidi="hi_IN"/>
-        </w:rPr>
-        <w:t xml:space="preserve">; </w:t>
-      </w:r>
-      <w:hyperlink r:id="rId174">
-        <w:r>
-          <w:rPr>
-            <w:lang w:val="hi_IN" w:bidi="hi_IN"/>
-          </w:rPr>
-          <w:rPr>
-            <w:color w:val="0000EE"/>
-            <w:u w:val="single"/>
-          </w:rPr>
-          <w:t>1 पतरस 2:20</w:t>
-        </w:r>
-      </w:hyperlink>
+      <w:r>
+        <w:rPr>
+          <w:lang w:val="hi_IN" w:bidi="hi_IN"/>
+        </w:rPr>
+        <w:t>रोमियों 5:3–4</w:t>
+      </w:r>
+      <w:r>
+        <w:rPr>
+          <w:lang w:val="hi_IN" w:bidi="hi_IN"/>
+        </w:rPr>
+        <w:t xml:space="preserve">; </w:t>
+      </w:r>
+      <w:r>
+        <w:rPr>
+          <w:lang w:val="hi_IN" w:bidi="hi_IN"/>
+        </w:rPr>
+        <w:t>1 कुरिन्थियों 4:12</w:t>
+      </w:r>
+      <w:r>
+        <w:rPr>
+          <w:lang w:val="hi_IN" w:bidi="hi_IN"/>
+        </w:rPr>
+        <w:t xml:space="preserve">; </w:t>
+      </w:r>
+      <w:r>
+        <w:rPr>
+          <w:lang w:val="hi_IN" w:bidi="hi_IN"/>
+        </w:rPr>
+        <w:t>2 थिस्सलुनीकियों 1:4</w:t>
+      </w:r>
+      <w:r>
+        <w:rPr>
+          <w:lang w:val="hi_IN" w:bidi="hi_IN"/>
+        </w:rPr>
+        <w:t xml:space="preserve">; </w:t>
+      </w:r>
+      <w:r>
+        <w:rPr>
+          <w:lang w:val="hi_IN" w:bidi="hi_IN"/>
+        </w:rPr>
+        <w:t>इब्रानियों 6:12</w:t>
+      </w:r>
+      <w:r>
+        <w:rPr>
+          <w:lang w:val="hi_IN" w:bidi="hi_IN"/>
+        </w:rPr>
+        <w:t xml:space="preserve">; </w:t>
+      </w:r>
+      <w:r>
+        <w:rPr>
+          <w:lang w:val="hi_IN" w:bidi="hi_IN"/>
+        </w:rPr>
+        <w:t>इब्रानियों 12:1–10</w:t>
+      </w:r>
+      <w:r>
+        <w:rPr>
+          <w:lang w:val="hi_IN" w:bidi="hi_IN"/>
+        </w:rPr>
+        <w:t xml:space="preserve">; </w:t>
+      </w:r>
+      <w:r>
+        <w:rPr>
+          <w:lang w:val="hi_IN" w:bidi="hi_IN"/>
+        </w:rPr>
+        <w:t>याकूब 1:2–4</w:t>
+      </w:r>
+      <w:r>
+        <w:rPr>
+          <w:lang w:val="hi_IN" w:bidi="hi_IN"/>
+        </w:rPr>
+        <w:t xml:space="preserve">; </w:t>
+      </w:r>
+      <w:r>
+        <w:rPr>
+          <w:lang w:val="hi_IN" w:bidi="hi_IN"/>
+        </w:rPr>
+        <w:t>याकूब 5:11</w:t>
+      </w:r>
+      <w:r>
+        <w:rPr>
+          <w:lang w:val="hi_IN" w:bidi="hi_IN"/>
+        </w:rPr>
+        <w:t xml:space="preserve">; </w:t>
+      </w:r>
+      <w:r>
+        <w:rPr>
+          <w:lang w:val="hi_IN" w:bidi="hi_IN"/>
+        </w:rPr>
+        <w:t>1 पतरस 2:20</w:t>
+      </w:r>
       <w:r>
         <w:rPr>
           <w:lang w:val="hi_IN" w:bidi="hi_IN"/>
